--- a/LabProject07-9-1-3_과제설명서.docx
+++ b/LabProject07-9-1-3_과제설명서.docx
@@ -4,7 +4,8 @@
   <w:body>
     <w:p>
       <w:pPr>
-        <w:spacing w:after="60" w:before="400" w:line="269" w:lineRule="auto"/>
+        <w:spacing w:before="560" w:after="80" w:line="276" w:lineRule="auto"/>
+        <w:jc w:val="center"/>
       </w:pPr>
       <w:r>
         <w:rPr>
@@ -14,12 +15,29 @@
           <w:color w:val="1F4E79"/>
           <w:sz w:val="48"/>
         </w:rPr>
-        <w:t>3D 그래픽스 과제 설명서</w:t>
+        <w:t>3DGP 과제 02 설명 문서</w:t>
       </w:r>
     </w:p>
     <w:p>
       <w:pPr>
-        <w:spacing w:after="280" w:before="0" w:line="269" w:lineRule="auto"/>
+        <w:spacing w:before="0" w:after="240" w:line="276" w:lineRule="auto"/>
+        <w:jc w:val="center"/>
+      </w:pPr>
+      <w:r>
+        <w:rPr>
+          <w:rFonts w:ascii="Calibri" w:hAnsi="Calibri" w:eastAsia="Malgun Gothic"/>
+          <w:b/>
+          <w:i w:val="0"/>
+          <w:color w:val="000000"/>
+          <w:sz w:val="25"/>
+        </w:rPr>
+        <w:t>2022184018 게임공학과 박찬웅</w:t>
+      </w:r>
+    </w:p>
+    <w:p>
+      <w:pPr>
+        <w:spacing w:before="0" w:after="360" w:line="276" w:lineRule="auto"/>
+        <w:jc w:val="center"/>
       </w:pPr>
       <w:r>
         <w:rPr>
@@ -34,22 +52,70 @@
     </w:p>
     <w:p>
       <w:pPr>
-        <w:spacing w:after="240" w:before="0" w:line="269" w:lineRule="auto"/>
+        <w:spacing w:before="0" w:after="40" w:line="276" w:lineRule="auto"/>
+        <w:jc w:val="center"/>
       </w:pPr>
       <w:r>
         <w:rPr>
           <w:rFonts w:ascii="Calibri" w:hAnsi="Calibri" w:eastAsia="Malgun Gothic"/>
           <w:b w:val="0"/>
           <w:i w:val="0"/>
-          <w:color w:val="595959"/>
+          <w:color w:val="5A5A5A"/>
           <w:sz w:val="21"/>
         </w:rPr>
-        <w:t>작성자: ____________________    학번: ____________________    제출일: 2026년 5월 30일</w:t>
+        <w:t>프로젝트명: LabProject07-9-1-3</w:t>
       </w:r>
     </w:p>
     <w:p>
       <w:pPr>
-        <w:spacing w:after="40" w:before="0" w:line="269" w:lineRule="auto"/>
+        <w:spacing w:before="0" w:after="40" w:line="276" w:lineRule="auto"/>
+        <w:jc w:val="center"/>
+      </w:pPr>
+      <w:r>
+        <w:rPr>
+          <w:rFonts w:ascii="Calibri" w:hAnsi="Calibri" w:eastAsia="Malgun Gothic"/>
+          <w:b w:val="0"/>
+          <w:i w:val="0"/>
+          <w:color w:val="5A5A5A"/>
+          <w:sz w:val="21"/>
+        </w:rPr>
+        <w:t>개발 환경: C++ / DirectX 12 / Visual Studio / x64 Release</w:t>
+      </w:r>
+    </w:p>
+    <w:p>
+      <w:pPr>
+        <w:spacing w:before="0" w:after="360" w:line="276" w:lineRule="auto"/>
+        <w:jc w:val="center"/>
+      </w:pPr>
+      <w:r>
+        <w:rPr>
+          <w:rFonts w:ascii="Calibri" w:hAnsi="Calibri" w:eastAsia="Malgun Gothic"/>
+          <w:b w:val="0"/>
+          <w:i w:val="0"/>
+          <w:color w:val="5A5A5A"/>
+          <w:sz w:val="20"/>
+        </w:rPr>
+        <w:t>주요 파일: Scene.cpp, Scene.h, Player.cpp, Camera.cpp, GameFramework.cpp, Object.cpp, Shaders.hlsl, Light.hlsl</w:t>
+      </w:r>
+    </w:p>
+    <w:p>
+      <w:pPr>
+        <w:spacing w:before="320" w:after="160" w:line="269" w:lineRule="auto"/>
+      </w:pPr>
+      <w:r>
+        <w:rPr>
+          <w:rFonts w:ascii="Calibri" w:hAnsi="Calibri" w:eastAsia="Malgun Gothic"/>
+          <w:b/>
+          <w:i w:val="0"/>
+          <w:color w:val="1F4E79"/>
+          <w:sz w:val="32"/>
+        </w:rPr>
+        <w:t>1. 대략적인 요약</w:t>
+      </w:r>
+    </w:p>
+    <w:p>
+      <w:pPr>
+        <w:spacing w:before="0" w:after="120" w:line="276" w:lineRule="auto"/>
       </w:pPr>
       <w:r>
         <w:rPr>
@@ -59,12 +125,12 @@
           <w:color w:val="000000"/>
           <w:sz w:val="21"/>
         </w:rPr>
-        <w:t>프로젝트명: LabProject07-9-1-3</w:t>
+        <w:t>이 프로젝트는 Wolfenstein 계열 게임처럼 격자형 미로를 기반으로 진행하는 3D 슈팅 게임이다. 플레이어는 1인칭과 3인칭 시점을 전환하면서 두 개의 스테이지를 플레이할 수 있고, 각 스테이지는 1층과 2층으로 구성된다. 맵에는 방, 복도, 자동문, 계단, 천장, 천장등이 있으며 적은 플레이어를 인식하면 추적하고 총을 발사한다.</w:t>
       </w:r>
     </w:p>
     <w:p>
       <w:pPr>
-        <w:spacing w:after="40" w:before="0" w:line="269" w:lineRule="auto"/>
+        <w:spacing w:before="0" w:after="120" w:line="276" w:lineRule="auto"/>
       </w:pPr>
       <w:r>
         <w:rPr>
@@ -74,12 +140,12 @@
           <w:color w:val="000000"/>
           <w:sz w:val="21"/>
         </w:rPr>
-        <w:t>개발 환경: C++ / DirectX 12 / Visual Studio / x64 Release</w:t>
+        <w:t>과제 요구사항을 만족하기 위해 3D 텍스트 기반 초기 화면과 스테이지 선택 화면을 만들었고, Stage1과 Stage2는 색상과 배치가 다르도록 구성하였다. 바닥은 단순한 하나의 평면이 아니라 2층 높이와 계단을 이용한 단차를 갖도록 구현하였다.</w:t>
       </w:r>
     </w:p>
     <w:p>
       <w:pPr>
-        <w:spacing w:after="320" w:before="0" w:line="269" w:lineRule="auto"/>
+        <w:spacing w:before="0" w:after="120" w:line="276" w:lineRule="auto"/>
       </w:pPr>
       <w:r>
         <w:rPr>
@@ -89,12 +155,44 @@
           <w:color w:val="000000"/>
           <w:sz w:val="21"/>
         </w:rPr>
-        <w:t>주요 리소스: Model 폴더의 .bin 메쉬, Sound 폴더의 mp3 및 wav 파일</w:t>
+        <w:t>추가적으로 HP UI, 적 AI 상태 전이, 적 사격, 피격 넉백과 1인칭 빨간 화면 효과, BGM/효과음, 스테이지별 Spot Light 조명, 디버그 키, K/H 테스트 키, 셰이더 행렬 계산 최적화를 구현하였다.</w:t>
       </w:r>
     </w:p>
     <w:p>
       <w:pPr>
-        <w:spacing w:after="80" w:before="0" w:line="269" w:lineRule="auto"/>
+        <w:pStyle w:val="ListBullet"/>
+        <w:spacing w:after="40" w:line="269" w:lineRule="auto"/>
+      </w:pPr>
+      <w:r>
+        <w:rPr>
+          <w:rFonts w:ascii="Calibri" w:hAnsi="Calibri" w:eastAsia="Malgun Gothic"/>
+          <w:b w:val="0"/>
+          <w:i w:val="0"/>
+          <w:color w:val="000000"/>
+          <w:sz w:val="20"/>
+        </w:rPr>
+        <w:t>게임 단위 가정: 1 유닛을 현실의 약 10cm로 보고, 셀 크기 30.0을 약 3m 규모의 방/복도 단위로 사용하였다.</w:t>
+      </w:r>
+    </w:p>
+    <w:p>
+      <w:pPr>
+        <w:pStyle w:val="ListBullet"/>
+        <w:spacing w:after="40" w:line="269" w:lineRule="auto"/>
+      </w:pPr>
+      <w:r>
+        <w:rPr>
+          <w:rFonts w:ascii="Calibri" w:hAnsi="Calibri" w:eastAsia="Malgun Gothic"/>
+          <w:b w:val="0"/>
+          <w:i w:val="0"/>
+          <w:color w:val="000000"/>
+          <w:sz w:val="20"/>
+        </w:rPr>
+        <w:t>제출 전 확인 가정: Model 폴더와 Sound 폴더가 실행 파일 기준 상대 경로에 존재해야 정상 실행된다.</w:t>
+      </w:r>
+    </w:p>
+    <w:p>
+      <w:pPr>
+        <w:spacing w:before="320" w:after="160" w:line="269" w:lineRule="auto"/>
       </w:pPr>
       <w:r>
         <w:rPr>
@@ -102,69 +200,9 @@
           <w:b/>
           <w:i w:val="0"/>
           <w:color w:val="1F4E79"/>
-          <w:sz w:val="24"/>
-        </w:rPr>
-        <w:t>요약</w:t>
-      </w:r>
-    </w:p>
-    <w:p>
-      <w:pPr>
-        <w:spacing w:after="160" w:before="0" w:line="269" w:lineRule="auto"/>
-      </w:pPr>
-      <w:r>
-        <w:rPr>
-          <w:rFonts w:ascii="Calibri" w:hAnsi="Calibri" w:eastAsia="Malgun Gothic"/>
-          <w:b w:val="0"/>
-          <w:i w:val="0"/>
-          <w:color w:val="000000"/>
-          <w:sz w:val="21"/>
-        </w:rPr>
-        <w:t>본 프로젝트는 Wolfenstein 계열의 격자형 미로 진행 방식을 DirectX 12 기반 3D 슈팅 게임으로 구현한 과제이다. 두 개의 스테이지는 각각 1층과 2층을 가지며, 자동문과 계단, 층별 천장, 스테이지별 색상과 조명 배치를 포함한다. 플레이어는 1인칭과 3인칭을 전환할 수 있고, 적은 같은 층에서만 플레이어를 탐지하여 추적 및 사격한다.</w:t>
-      </w:r>
-    </w:p>
-    <w:p>
-      <w:pPr>
-        <w:spacing w:after="160" w:before="0" w:line="269" w:lineRule="auto"/>
-      </w:pPr>
-      <w:r>
-        <w:rPr>
-          <w:rFonts w:ascii="Calibri" w:hAnsi="Calibri" w:eastAsia="Malgun Gothic"/>
-          <w:b w:val="0"/>
-          <w:i w:val="0"/>
-          <w:color w:val="000000"/>
-          <w:sz w:val="21"/>
-        </w:rPr>
-        <w:t>이 문서에는 과제 요구사항 대응, 실행 방법과 조작법, 실행 화면 삽입 위치, 주요 자료구조와 알고리즘, 렌더링/충돌/AI/사운드 구현 설명, 제출 전 확인 절차를 정리하였다.</w:t>
-      </w:r>
-    </w:p>
-    <w:p>
-      <w:pPr>
-        <w:pStyle w:val="Heading1"/>
-        <w:spacing w:before="320" w:after="160"/>
-      </w:pPr>
-      <w:r>
-        <w:rPr>
-          <w:rFonts w:ascii="Calibri" w:hAnsi="Calibri" w:eastAsia="Malgun Gothic"/>
-          <w:b/>
-          <w:color w:val="1F4E79"/>
           <w:sz w:val="32"/>
         </w:rPr>
-        <w:t>1. 과제 목표 및 요구사항 대응</w:t>
-      </w:r>
-    </w:p>
-    <w:p>
-      <w:pPr>
-        <w:spacing w:after="120" w:before="0" w:line="269" w:lineRule="auto"/>
-      </w:pPr>
-      <w:r>
-        <w:rPr>
-          <w:rFonts w:ascii="Calibri" w:hAnsi="Calibri" w:eastAsia="Malgun Gothic"/>
-          <w:b w:val="0"/>
-          <w:i w:val="0"/>
-          <w:color w:val="000000"/>
-          <w:sz w:val="21"/>
-        </w:rPr>
-        <w:t>과제에서 요구한 핵심 조건과 실제 구현 내용을 아래 표로 정리하였다.</w:t>
+        <w:t>2. 조작법</w:t>
       </w:r>
     </w:p>
     <w:tbl>
@@ -175,27 +213,26 @@
         <w:tblLook w:firstColumn="1" w:firstRow="1" w:lastColumn="0" w:lastRow="0" w:noHBand="0" w:noVBand="1" w:val="04A0"/>
       </w:tblPr>
       <w:tblGrid>
-        <w:gridCol w:w="3400"/>
-        <w:gridCol w:w="3400"/>
-        <w:gridCol w:w="3400"/>
+        <w:gridCol w:w="4986"/>
+        <w:gridCol w:w="4986"/>
       </w:tblGrid>
       <w:tr>
         <w:tc>
           <w:tcPr>
-            <w:tcW w:type="dxa" w:w="3400"/>
+            <w:tcW w:type="dxa" w:w="4986"/>
+            <w:vAlign w:val="center"/>
+            <w:tcBorders>
+              <w:top w:val="single" w:sz="4" w:space="0" w:color="C8C8C8"/>
+              <w:left w:val="single" w:sz="4" w:space="0" w:color="C8C8C8"/>
+              <w:bottom w:val="single" w:sz="4" w:space="0" w:color="C8C8C8"/>
+              <w:right w:val="single" w:sz="4" w:space="0" w:color="C8C8C8"/>
+            </w:tcBorders>
             <w:tcMar>
-              <w:top w:w="100" w:type="dxa"/>
+              <w:top w:w="80" w:type="dxa"/>
+              <w:bottom w:w="80" w:type="dxa"/>
               <w:start w:w="120" w:type="dxa"/>
-              <w:bottom w:w="100" w:type="dxa"/>
               <w:end w:w="120" w:type="dxa"/>
             </w:tcMar>
-            <w:tcBorders>
-              <w:top w:val="single" w:sz="4" w:space="0" w:color="C9C9C9"/>
-              <w:left w:val="single" w:sz="4" w:space="0" w:color="C9C9C9"/>
-              <w:bottom w:val="single" w:sz="4" w:space="0" w:color="C9C9C9"/>
-              <w:right w:val="single" w:sz="4" w:space="0" w:color="C9C9C9"/>
-            </w:tcBorders>
-            <w:vAlign w:val="center"/>
             <w:shd w:fill="1F4E79"/>
           </w:tcPr>
           <w:p>
@@ -206,29 +243,30 @@
               <w:rPr>
                 <w:rFonts w:ascii="Calibri" w:hAnsi="Calibri" w:eastAsia="Malgun Gothic"/>
                 <w:b/>
+                <w:i w:val="0"/>
                 <w:color w:val="FFFFFF"/>
                 <w:sz w:val="19"/>
               </w:rPr>
-              <w:t>요구사항</w:t>
+              <w:t>키/입력</w:t>
             </w:r>
           </w:p>
         </w:tc>
         <w:tc>
           <w:tcPr>
-            <w:tcW w:type="dxa" w:w="3400"/>
+            <w:tcW w:type="dxa" w:w="4986"/>
+            <w:vAlign w:val="center"/>
+            <w:tcBorders>
+              <w:top w:val="single" w:sz="4" w:space="0" w:color="C8C8C8"/>
+              <w:left w:val="single" w:sz="4" w:space="0" w:color="C8C8C8"/>
+              <w:bottom w:val="single" w:sz="4" w:space="0" w:color="C8C8C8"/>
+              <w:right w:val="single" w:sz="4" w:space="0" w:color="C8C8C8"/>
+            </w:tcBorders>
             <w:tcMar>
-              <w:top w:w="100" w:type="dxa"/>
+              <w:top w:w="80" w:type="dxa"/>
+              <w:bottom w:w="80" w:type="dxa"/>
               <w:start w:w="120" w:type="dxa"/>
-              <w:bottom w:w="100" w:type="dxa"/>
               <w:end w:w="120" w:type="dxa"/>
             </w:tcMar>
-            <w:tcBorders>
-              <w:top w:val="single" w:sz="4" w:space="0" w:color="C9C9C9"/>
-              <w:left w:val="single" w:sz="4" w:space="0" w:color="C9C9C9"/>
-              <w:bottom w:val="single" w:sz="4" w:space="0" w:color="C9C9C9"/>
-              <w:right w:val="single" w:sz="4" w:space="0" w:color="C9C9C9"/>
-            </w:tcBorders>
-            <w:vAlign w:val="center"/>
             <w:shd w:fill="1F4E79"/>
           </w:tcPr>
           <w:p>
@@ -239,30 +277,32 @@
               <w:rPr>
                 <w:rFonts w:ascii="Calibri" w:hAnsi="Calibri" w:eastAsia="Malgun Gothic"/>
                 <w:b/>
+                <w:i w:val="0"/>
                 <w:color w:val="FFFFFF"/>
                 <w:sz w:val="19"/>
               </w:rPr>
-              <w:t>구현 내용</w:t>
+              <w:t>기능</w:t>
             </w:r>
           </w:p>
         </w:tc>
+      </w:tr>
+      <w:tr>
         <w:tc>
           <w:tcPr>
-            <w:tcW w:type="dxa" w:w="3400"/>
+            <w:tcW w:type="dxa" w:w="4986"/>
+            <w:vAlign w:val="center"/>
+            <w:tcBorders>
+              <w:top w:val="single" w:sz="4" w:space="0" w:color="C8C8C8"/>
+              <w:left w:val="single" w:sz="4" w:space="0" w:color="C8C8C8"/>
+              <w:bottom w:val="single" w:sz="4" w:space="0" w:color="C8C8C8"/>
+              <w:right w:val="single" w:sz="4" w:space="0" w:color="C8C8C8"/>
+            </w:tcBorders>
             <w:tcMar>
-              <w:top w:w="100" w:type="dxa"/>
+              <w:top w:w="80" w:type="dxa"/>
+              <w:bottom w:w="80" w:type="dxa"/>
               <w:start w:w="120" w:type="dxa"/>
-              <w:bottom w:w="100" w:type="dxa"/>
               <w:end w:w="120" w:type="dxa"/>
             </w:tcMar>
-            <w:tcBorders>
-              <w:top w:val="single" w:sz="4" w:space="0" w:color="C9C9C9"/>
-              <w:left w:val="single" w:sz="4" w:space="0" w:color="C9C9C9"/>
-              <w:bottom w:val="single" w:sz="4" w:space="0" w:color="C9C9C9"/>
-              <w:right w:val="single" w:sz="4" w:space="0" w:color="C9C9C9"/>
-            </w:tcBorders>
-            <w:vAlign w:val="center"/>
-            <w:shd w:fill="1F4E79"/>
           </w:tcPr>
           <w:p>
             <w:pPr>
@@ -271,32 +311,31 @@
             <w:r>
               <w:rPr>
                 <w:rFonts w:ascii="Calibri" w:hAnsi="Calibri" w:eastAsia="Malgun Gothic"/>
-                <w:b/>
-                <w:color w:val="FFFFFF"/>
+                <w:b w:val="0"/>
+                <w:i w:val="0"/>
+                <w:color w:val="000000"/>
                 <w:sz w:val="19"/>
               </w:rPr>
-              <w:t>관련 코드/구조</w:t>
+              <w:t>Enter / Space</w:t>
             </w:r>
           </w:p>
         </w:tc>
-      </w:tr>
-      <w:tr>
         <w:tc>
           <w:tcPr>
-            <w:tcW w:type="dxa" w:w="3400"/>
+            <w:tcW w:type="dxa" w:w="4986"/>
+            <w:vAlign w:val="center"/>
+            <w:tcBorders>
+              <w:top w:val="single" w:sz="4" w:space="0" w:color="C8C8C8"/>
+              <w:left w:val="single" w:sz="4" w:space="0" w:color="C8C8C8"/>
+              <w:bottom w:val="single" w:sz="4" w:space="0" w:color="C8C8C8"/>
+              <w:right w:val="single" w:sz="4" w:space="0" w:color="C8C8C8"/>
+            </w:tcBorders>
             <w:tcMar>
-              <w:top w:w="100" w:type="dxa"/>
+              <w:top w:w="80" w:type="dxa"/>
+              <w:bottom w:w="80" w:type="dxa"/>
               <w:start w:w="120" w:type="dxa"/>
-              <w:bottom w:w="100" w:type="dxa"/>
               <w:end w:w="120" w:type="dxa"/>
             </w:tcMar>
-            <w:tcBorders>
-              <w:top w:val="single" w:sz="4" w:space="0" w:color="C9C9C9"/>
-              <w:left w:val="single" w:sz="4" w:space="0" w:color="C9C9C9"/>
-              <w:bottom w:val="single" w:sz="4" w:space="0" w:color="C9C9C9"/>
-              <w:right w:val="single" w:sz="4" w:space="0" w:color="C9C9C9"/>
-            </w:tcBorders>
-            <w:vAlign w:val="center"/>
           </w:tcPr>
           <w:p>
             <w:pPr>
@@ -305,889 +344,10 @@
             <w:r>
               <w:rPr>
                 <w:rFonts w:ascii="Calibri" w:hAnsi="Calibri" w:eastAsia="Malgun Gothic"/>
+                <w:b w:val="0"/>
+                <w:i w:val="0"/>
                 <w:color w:val="000000"/>
-                <w:sz w:val="18"/>
-              </w:rPr>
-              <w:t>Wolfenstein 스타일 미로 기반 3D 슈팅</w:t>
-            </w:r>
-          </w:p>
-        </w:tc>
-        <w:tc>
-          <w:tcPr>
-            <w:tcW w:type="dxa" w:w="3400"/>
-            <w:tcMar>
-              <w:top w:w="100" w:type="dxa"/>
-              <w:start w:w="120" w:type="dxa"/>
-              <w:bottom w:w="100" w:type="dxa"/>
-              <w:end w:w="120" w:type="dxa"/>
-            </w:tcMar>
-            <w:tcBorders>
-              <w:top w:val="single" w:sz="4" w:space="0" w:color="C9C9C9"/>
-              <w:left w:val="single" w:sz="4" w:space="0" w:color="C9C9C9"/>
-              <w:bottom w:val="single" w:sz="4" w:space="0" w:color="C9C9C9"/>
-              <w:right w:val="single" w:sz="4" w:space="0" w:color="C9C9C9"/>
-            </w:tcBorders>
-            <w:vAlign w:val="center"/>
-          </w:tcPr>
-          <w:p>
-            <w:pPr>
-              <w:spacing w:after="40"/>
-            </w:pPr>
-            <w:r>
-              <w:rPr>
-                <w:rFonts w:ascii="Calibri" w:hAnsi="Calibri" w:eastAsia="Malgun Gothic"/>
-                <w:color w:val="000000"/>
-                <w:sz w:val="18"/>
-              </w:rPr>
-              <w:t>격자형 맵 배열을 기반으로 방, 복도, 벽, 자동문, 계단을 생성하고 1인칭/3인칭 시점에서 사격한다.</w:t>
-            </w:r>
-          </w:p>
-        </w:tc>
-        <w:tc>
-          <w:tcPr>
-            <w:tcW w:type="dxa" w:w="3400"/>
-            <w:tcMar>
-              <w:top w:w="100" w:type="dxa"/>
-              <w:start w:w="120" w:type="dxa"/>
-              <w:bottom w:w="100" w:type="dxa"/>
-              <w:end w:w="120" w:type="dxa"/>
-            </w:tcMar>
-            <w:tcBorders>
-              <w:top w:val="single" w:sz="4" w:space="0" w:color="C9C9C9"/>
-              <w:left w:val="single" w:sz="4" w:space="0" w:color="C9C9C9"/>
-              <w:bottom w:val="single" w:sz="4" w:space="0" w:color="C9C9C9"/>
-              <w:right w:val="single" w:sz="4" w:space="0" w:color="C9C9C9"/>
-            </w:tcBorders>
-            <w:vAlign w:val="center"/>
-          </w:tcPr>
-          <w:p>
-            <w:pPr>
-              <w:spacing w:after="40"/>
-            </w:pPr>
-            <w:r>
-              <w:rPr>
-                <w:rFonts w:ascii="Calibri" w:hAnsi="Calibri" w:eastAsia="Malgun Gothic"/>
-                <w:color w:val="000000"/>
-                <w:sz w:val="18"/>
-              </w:rPr>
-              <w:t>Scene.cpp의 g_pStage1/2FloorMap, BuildObjects(), FireRayShot()</w:t>
-            </w:r>
-          </w:p>
-        </w:tc>
-      </w:tr>
-      <w:tr>
-        <w:tc>
-          <w:tcPr>
-            <w:tcW w:type="dxa" w:w="3400"/>
-            <w:tcMar>
-              <w:top w:w="100" w:type="dxa"/>
-              <w:start w:w="120" w:type="dxa"/>
-              <w:bottom w:w="100" w:type="dxa"/>
-              <w:end w:w="120" w:type="dxa"/>
-            </w:tcMar>
-            <w:tcBorders>
-              <w:top w:val="single" w:sz="4" w:space="0" w:color="C9C9C9"/>
-              <w:left w:val="single" w:sz="4" w:space="0" w:color="C9C9C9"/>
-              <w:bottom w:val="single" w:sz="4" w:space="0" w:color="C9C9C9"/>
-              <w:right w:val="single" w:sz="4" w:space="0" w:color="C9C9C9"/>
-            </w:tcBorders>
-            <w:vAlign w:val="center"/>
-          </w:tcPr>
-          <w:p>
-            <w:pPr>
-              <w:spacing w:after="40"/>
-            </w:pPr>
-            <w:r>
-              <w:rPr>
-                <w:rFonts w:ascii="Calibri" w:hAnsi="Calibri" w:eastAsia="Malgun Gothic"/>
-                <w:color w:val="000000"/>
-                <w:sz w:val="18"/>
-              </w:rPr>
-              <w:t>3D 글씨 초기 화면과 시작 흐름</w:t>
-            </w:r>
-          </w:p>
-        </w:tc>
-        <w:tc>
-          <w:tcPr>
-            <w:tcW w:type="dxa" w:w="3400"/>
-            <w:tcMar>
-              <w:top w:w="100" w:type="dxa"/>
-              <w:start w:w="120" w:type="dxa"/>
-              <w:bottom w:w="100" w:type="dxa"/>
-              <w:end w:w="120" w:type="dxa"/>
-            </w:tcMar>
-            <w:tcBorders>
-              <w:top w:val="single" w:sz="4" w:space="0" w:color="C9C9C9"/>
-              <w:left w:val="single" w:sz="4" w:space="0" w:color="C9C9C9"/>
-              <w:bottom w:val="single" w:sz="4" w:space="0" w:color="C9C9C9"/>
-              <w:right w:val="single" w:sz="4" w:space="0" w:color="C9C9C9"/>
-            </w:tcBorders>
-            <w:vAlign w:val="center"/>
-          </w:tcPr>
-          <w:p>
-            <w:pPr>
-              <w:spacing w:after="40"/>
-            </w:pPr>
-            <w:r>
-              <w:rPr>
-                <w:rFonts w:ascii="Calibri" w:hAnsi="Calibri" w:eastAsia="Malgun Gothic"/>
-                <w:color w:val="000000"/>
-                <w:sz w:val="18"/>
-              </w:rPr>
-              <w:t>Name, Start, Stage1, Stage2 텍스트 모델을 3D 오브젝트로 렌더링하고 마우스/키 입력으로 화면 상태를 전환한다.</w:t>
-            </w:r>
-          </w:p>
-        </w:tc>
-        <w:tc>
-          <w:tcPr>
-            <w:tcW w:type="dxa" w:w="3400"/>
-            <w:tcMar>
-              <w:top w:w="100" w:type="dxa"/>
-              <w:start w:w="120" w:type="dxa"/>
-              <w:bottom w:w="100" w:type="dxa"/>
-              <w:end w:w="120" w:type="dxa"/>
-            </w:tcMar>
-            <w:tcBorders>
-              <w:top w:val="single" w:sz="4" w:space="0" w:color="C9C9C9"/>
-              <w:left w:val="single" w:sz="4" w:space="0" w:color="C9C9C9"/>
-              <w:bottom w:val="single" w:sz="4" w:space="0" w:color="C9C9C9"/>
-              <w:right w:val="single" w:sz="4" w:space="0" w:color="C9C9C9"/>
-            </w:tcBorders>
-            <w:vAlign w:val="center"/>
-          </w:tcPr>
-          <w:p>
-            <w:pPr>
-              <w:spacing w:after="40"/>
-            </w:pPr>
-            <w:r>
-              <w:rPr>
-                <w:rFonts w:ascii="Calibri" w:hAnsi="Calibri" w:eastAsia="Malgun Gothic"/>
-                <w:color w:val="000000"/>
-                <w:sz w:val="18"/>
-              </w:rPr>
-              <w:t>SCENE_SCREEN_TITLE, SCENE_SCREEN_STAGE_SELECT</w:t>
-            </w:r>
-          </w:p>
-        </w:tc>
-      </w:tr>
-      <w:tr>
-        <w:tc>
-          <w:tcPr>
-            <w:tcW w:type="dxa" w:w="3400"/>
-            <w:tcMar>
-              <w:top w:w="100" w:type="dxa"/>
-              <w:start w:w="120" w:type="dxa"/>
-              <w:bottom w:w="100" w:type="dxa"/>
-              <w:end w:w="120" w:type="dxa"/>
-            </w:tcMar>
-            <w:tcBorders>
-              <w:top w:val="single" w:sz="4" w:space="0" w:color="C9C9C9"/>
-              <w:left w:val="single" w:sz="4" w:space="0" w:color="C9C9C9"/>
-              <w:bottom w:val="single" w:sz="4" w:space="0" w:color="C9C9C9"/>
-              <w:right w:val="single" w:sz="4" w:space="0" w:color="C9C9C9"/>
-            </w:tcBorders>
-            <w:vAlign w:val="center"/>
-          </w:tcPr>
-          <w:p>
-            <w:pPr>
-              <w:spacing w:after="40"/>
-            </w:pPr>
-            <w:r>
-              <w:rPr>
-                <w:rFonts w:ascii="Calibri" w:hAnsi="Calibri" w:eastAsia="Malgun Gothic"/>
-                <w:color w:val="000000"/>
-                <w:sz w:val="18"/>
-              </w:rPr>
-              <w:t>2개 이상 Scene 선택</w:t>
-            </w:r>
-          </w:p>
-        </w:tc>
-        <w:tc>
-          <w:tcPr>
-            <w:tcW w:type="dxa" w:w="3400"/>
-            <w:tcMar>
-              <w:top w:w="100" w:type="dxa"/>
-              <w:start w:w="120" w:type="dxa"/>
-              <w:bottom w:w="100" w:type="dxa"/>
-              <w:end w:w="120" w:type="dxa"/>
-            </w:tcMar>
-            <w:tcBorders>
-              <w:top w:val="single" w:sz="4" w:space="0" w:color="C9C9C9"/>
-              <w:left w:val="single" w:sz="4" w:space="0" w:color="C9C9C9"/>
-              <w:bottom w:val="single" w:sz="4" w:space="0" w:color="C9C9C9"/>
-              <w:right w:val="single" w:sz="4" w:space="0" w:color="C9C9C9"/>
-            </w:tcBorders>
-            <w:vAlign w:val="center"/>
-          </w:tcPr>
-          <w:p>
-            <w:pPr>
-              <w:spacing w:after="40"/>
-            </w:pPr>
-            <w:r>
-              <w:rPr>
-                <w:rFonts w:ascii="Calibri" w:hAnsi="Calibri" w:eastAsia="Malgun Gothic"/>
-                <w:color w:val="000000"/>
-                <w:sz w:val="18"/>
-              </w:rPr>
-              <w:t>Stage 1, Stage 2를 구현했고 숫자 1/2 또는 3D 텍스트 클릭으로 선택한다.</w:t>
-            </w:r>
-          </w:p>
-        </w:tc>
-        <w:tc>
-          <w:tcPr>
-            <w:tcW w:type="dxa" w:w="3400"/>
-            <w:tcMar>
-              <w:top w:w="100" w:type="dxa"/>
-              <w:start w:w="120" w:type="dxa"/>
-              <w:bottom w:w="100" w:type="dxa"/>
-              <w:end w:w="120" w:type="dxa"/>
-            </w:tcMar>
-            <w:tcBorders>
-              <w:top w:val="single" w:sz="4" w:space="0" w:color="C9C9C9"/>
-              <w:left w:val="single" w:sz="4" w:space="0" w:color="C9C9C9"/>
-              <w:bottom w:val="single" w:sz="4" w:space="0" w:color="C9C9C9"/>
-              <w:right w:val="single" w:sz="4" w:space="0" w:color="C9C9C9"/>
-            </w:tcBorders>
-            <w:vAlign w:val="center"/>
-          </w:tcPr>
-          <w:p>
-            <w:pPr>
-              <w:spacing w:after="40"/>
-            </w:pPr>
-            <w:r>
-              <w:rPr>
-                <w:rFonts w:ascii="Calibri" w:hAnsi="Calibri" w:eastAsia="Malgun Gothic"/>
-                <w:color w:val="000000"/>
-                <w:sz w:val="18"/>
-              </w:rPr>
-              <w:t>BeginStage(1), BeginStage(2)</w:t>
-            </w:r>
-          </w:p>
-        </w:tc>
-      </w:tr>
-      <w:tr>
-        <w:tc>
-          <w:tcPr>
-            <w:tcW w:type="dxa" w:w="3400"/>
-            <w:tcMar>
-              <w:top w:w="100" w:type="dxa"/>
-              <w:start w:w="120" w:type="dxa"/>
-              <w:bottom w:w="100" w:type="dxa"/>
-              <w:end w:w="120" w:type="dxa"/>
-            </w:tcMar>
-            <w:tcBorders>
-              <w:top w:val="single" w:sz="4" w:space="0" w:color="C9C9C9"/>
-              <w:left w:val="single" w:sz="4" w:space="0" w:color="C9C9C9"/>
-              <w:bottom w:val="single" w:sz="4" w:space="0" w:color="C9C9C9"/>
-              <w:right w:val="single" w:sz="4" w:space="0" w:color="C9C9C9"/>
-            </w:tcBorders>
-            <w:vAlign w:val="center"/>
-          </w:tcPr>
-          <w:p>
-            <w:pPr>
-              <w:spacing w:after="40"/>
-            </w:pPr>
-            <w:r>
-              <w:rPr>
-                <w:rFonts w:ascii="Calibri" w:hAnsi="Calibri" w:eastAsia="Malgun Gothic"/>
-                <w:color w:val="000000"/>
-                <w:sz w:val="18"/>
-              </w:rPr>
-              <w:t>맵별 색상 및 배치 차이</w:t>
-            </w:r>
-          </w:p>
-        </w:tc>
-        <w:tc>
-          <w:tcPr>
-            <w:tcW w:type="dxa" w:w="3400"/>
-            <w:tcMar>
-              <w:top w:w="100" w:type="dxa"/>
-              <w:start w:w="120" w:type="dxa"/>
-              <w:bottom w:w="100" w:type="dxa"/>
-              <w:end w:w="120" w:type="dxa"/>
-            </w:tcMar>
-            <w:tcBorders>
-              <w:top w:val="single" w:sz="4" w:space="0" w:color="C9C9C9"/>
-              <w:left w:val="single" w:sz="4" w:space="0" w:color="C9C9C9"/>
-              <w:bottom w:val="single" w:sz="4" w:space="0" w:color="C9C9C9"/>
-              <w:right w:val="single" w:sz="4" w:space="0" w:color="C9C9C9"/>
-            </w:tcBorders>
-            <w:vAlign w:val="center"/>
-          </w:tcPr>
-          <w:p>
-            <w:pPr>
-              <w:spacing w:after="40"/>
-            </w:pPr>
-            <w:r>
-              <w:rPr>
-                <w:rFonts w:ascii="Calibri" w:hAnsi="Calibri" w:eastAsia="Malgun Gothic"/>
-                <w:color w:val="000000"/>
-                <w:sz w:val="18"/>
-              </w:rPr>
-              <w:t>스테이지마다 1층/2층 맵 배열, 바닥/벽/계단/문 색상, 천장등 위치를 따로 둔다.</w:t>
-            </w:r>
-          </w:p>
-        </w:tc>
-        <w:tc>
-          <w:tcPr>
-            <w:tcW w:type="dxa" w:w="3400"/>
-            <w:tcMar>
-              <w:top w:w="100" w:type="dxa"/>
-              <w:start w:w="120" w:type="dxa"/>
-              <w:bottom w:w="100" w:type="dxa"/>
-              <w:end w:w="120" w:type="dxa"/>
-            </w:tcMar>
-            <w:tcBorders>
-              <w:top w:val="single" w:sz="4" w:space="0" w:color="C9C9C9"/>
-              <w:left w:val="single" w:sz="4" w:space="0" w:color="C9C9C9"/>
-              <w:bottom w:val="single" w:sz="4" w:space="0" w:color="C9C9C9"/>
-              <w:right w:val="single" w:sz="4" w:space="0" w:color="C9C9C9"/>
-            </w:tcBorders>
-            <w:vAlign w:val="center"/>
-          </w:tcPr>
-          <w:p>
-            <w:pPr>
-              <w:spacing w:after="40"/>
-            </w:pPr>
-            <w:r>
-              <w:rPr>
-                <w:rFonts w:ascii="Calibri" w:hAnsi="Calibri" w:eastAsia="Malgun Gothic"/>
-                <w:color w:val="000000"/>
-                <w:sz w:val="18"/>
-              </w:rPr>
-              <w:t>MAZE_MAP_DESC, ApplyStageCeilingSpotLights()</w:t>
-            </w:r>
-          </w:p>
-        </w:tc>
-      </w:tr>
-      <w:tr>
-        <w:tc>
-          <w:tcPr>
-            <w:tcW w:type="dxa" w:w="3400"/>
-            <w:tcMar>
-              <w:top w:w="100" w:type="dxa"/>
-              <w:start w:w="120" w:type="dxa"/>
-              <w:bottom w:w="100" w:type="dxa"/>
-              <w:end w:w="120" w:type="dxa"/>
-            </w:tcMar>
-            <w:tcBorders>
-              <w:top w:val="single" w:sz="4" w:space="0" w:color="C9C9C9"/>
-              <w:left w:val="single" w:sz="4" w:space="0" w:color="C9C9C9"/>
-              <w:bottom w:val="single" w:sz="4" w:space="0" w:color="C9C9C9"/>
-              <w:right w:val="single" w:sz="4" w:space="0" w:color="C9C9C9"/>
-            </w:tcBorders>
-            <w:vAlign w:val="center"/>
-          </w:tcPr>
-          <w:p>
-            <w:pPr>
-              <w:spacing w:after="40"/>
-            </w:pPr>
-            <w:r>
-              <w:rPr>
-                <w:rFonts w:ascii="Calibri" w:hAnsi="Calibri" w:eastAsia="Malgun Gothic"/>
-                <w:color w:val="000000"/>
-                <w:sz w:val="18"/>
-              </w:rPr>
-              <w:t>단차가 있는 바닥</w:t>
-            </w:r>
-          </w:p>
-        </w:tc>
-        <w:tc>
-          <w:tcPr>
-            <w:tcW w:type="dxa" w:w="3400"/>
-            <w:tcMar>
-              <w:top w:w="100" w:type="dxa"/>
-              <w:start w:w="120" w:type="dxa"/>
-              <w:bottom w:w="100" w:type="dxa"/>
-              <w:end w:w="120" w:type="dxa"/>
-            </w:tcMar>
-            <w:tcBorders>
-              <w:top w:val="single" w:sz="4" w:space="0" w:color="C9C9C9"/>
-              <w:left w:val="single" w:sz="4" w:space="0" w:color="C9C9C9"/>
-              <w:bottom w:val="single" w:sz="4" w:space="0" w:color="C9C9C9"/>
-              <w:right w:val="single" w:sz="4" w:space="0" w:color="C9C9C9"/>
-            </w:tcBorders>
-            <w:vAlign w:val="center"/>
-          </w:tcPr>
-          <w:p>
-            <w:pPr>
-              <w:spacing w:after="40"/>
-            </w:pPr>
-            <w:r>
-              <w:rPr>
-                <w:rFonts w:ascii="Calibri" w:hAnsi="Calibri" w:eastAsia="Malgun Gothic"/>
-                <w:color w:val="000000"/>
-                <w:sz w:val="18"/>
-              </w:rPr>
-              <w:t>하나의 평면 대신 1층과 2층 높이를 두고 계단 타일에서 단계별 박스를 생성한다.</w:t>
-            </w:r>
-          </w:p>
-        </w:tc>
-        <w:tc>
-          <w:tcPr>
-            <w:tcW w:type="dxa" w:w="3400"/>
-            <w:tcMar>
-              <w:top w:w="100" w:type="dxa"/>
-              <w:start w:w="120" w:type="dxa"/>
-              <w:bottom w:w="100" w:type="dxa"/>
-              <w:end w:w="120" w:type="dxa"/>
-            </w:tcMar>
-            <w:tcBorders>
-              <w:top w:val="single" w:sz="4" w:space="0" w:color="C9C9C9"/>
-              <w:left w:val="single" w:sz="4" w:space="0" w:color="C9C9C9"/>
-              <w:bottom w:val="single" w:sz="4" w:space="0" w:color="C9C9C9"/>
-              <w:right w:val="single" w:sz="4" w:space="0" w:color="C9C9C9"/>
-            </w:tcBorders>
-            <w:vAlign w:val="center"/>
-          </w:tcPr>
-          <w:p>
-            <w:pPr>
-              <w:spacing w:after="40"/>
-            </w:pPr>
-            <w:r>
-              <w:rPr>
-                <w:rFonts w:ascii="Calibri" w:hAnsi="Calibri" w:eastAsia="Malgun Gothic"/>
-                <w:color w:val="000000"/>
-                <w:sz w:val="18"/>
-              </w:rPr>
-              <w:t>MAZE_SECOND_FLOOR_HEIGHT, MAZE_STAIR_STEP_COUNT</w:t>
-            </w:r>
-          </w:p>
-        </w:tc>
-      </w:tr>
-      <w:tr>
-        <w:tc>
-          <w:tcPr>
-            <w:tcW w:type="dxa" w:w="3400"/>
-            <w:tcMar>
-              <w:top w:w="100" w:type="dxa"/>
-              <w:start w:w="120" w:type="dxa"/>
-              <w:bottom w:w="100" w:type="dxa"/>
-              <w:end w:w="120" w:type="dxa"/>
-            </w:tcMar>
-            <w:tcBorders>
-              <w:top w:val="single" w:sz="4" w:space="0" w:color="C9C9C9"/>
-              <w:left w:val="single" w:sz="4" w:space="0" w:color="C9C9C9"/>
-              <w:bottom w:val="single" w:sz="4" w:space="0" w:color="C9C9C9"/>
-              <w:right w:val="single" w:sz="4" w:space="0" w:color="C9C9C9"/>
-            </w:tcBorders>
-            <w:vAlign w:val="center"/>
-          </w:tcPr>
-          <w:p>
-            <w:pPr>
-              <w:spacing w:after="40"/>
-            </w:pPr>
-            <w:r>
-              <w:rPr>
-                <w:rFonts w:ascii="Calibri" w:hAnsi="Calibri" w:eastAsia="Malgun Gothic"/>
-                <w:color w:val="000000"/>
-                <w:sz w:val="18"/>
-              </w:rPr>
-              <w:t>적이 플레이어를 향해 이동</w:t>
-            </w:r>
-          </w:p>
-        </w:tc>
-        <w:tc>
-          <w:tcPr>
-            <w:tcW w:type="dxa" w:w="3400"/>
-            <w:tcMar>
-              <w:top w:w="100" w:type="dxa"/>
-              <w:start w:w="120" w:type="dxa"/>
-              <w:bottom w:w="100" w:type="dxa"/>
-              <w:end w:w="120" w:type="dxa"/>
-            </w:tcMar>
-            <w:tcBorders>
-              <w:top w:val="single" w:sz="4" w:space="0" w:color="C9C9C9"/>
-              <w:left w:val="single" w:sz="4" w:space="0" w:color="C9C9C9"/>
-              <w:bottom w:val="single" w:sz="4" w:space="0" w:color="C9C9C9"/>
-              <w:right w:val="single" w:sz="4" w:space="0" w:color="C9C9C9"/>
-            </w:tcBorders>
-            <w:vAlign w:val="center"/>
-          </w:tcPr>
-          <w:p>
-            <w:pPr>
-              <w:spacing w:after="40"/>
-            </w:pPr>
-            <w:r>
-              <w:rPr>
-                <w:rFonts w:ascii="Calibri" w:hAnsi="Calibri" w:eastAsia="Malgun Gothic"/>
-                <w:color w:val="000000"/>
-                <w:sz w:val="18"/>
-              </w:rPr>
-              <w:t>적은 순찰 중 시야 조건을 만족하면 추적 상태로 전환되어 플레이어를 향해 회전/이동한다.</w:t>
-            </w:r>
-          </w:p>
-        </w:tc>
-        <w:tc>
-          <w:tcPr>
-            <w:tcW w:type="dxa" w:w="3400"/>
-            <w:tcMar>
-              <w:top w:w="100" w:type="dxa"/>
-              <w:start w:w="120" w:type="dxa"/>
-              <w:bottom w:w="100" w:type="dxa"/>
-              <w:end w:w="120" w:type="dxa"/>
-            </w:tcMar>
-            <w:tcBorders>
-              <w:top w:val="single" w:sz="4" w:space="0" w:color="C9C9C9"/>
-              <w:left w:val="single" w:sz="4" w:space="0" w:color="C9C9C9"/>
-              <w:bottom w:val="single" w:sz="4" w:space="0" w:color="C9C9C9"/>
-              <w:right w:val="single" w:sz="4" w:space="0" w:color="C9C9C9"/>
-            </w:tcBorders>
-            <w:vAlign w:val="center"/>
-          </w:tcPr>
-          <w:p>
-            <w:pPr>
-              <w:spacing w:after="40"/>
-            </w:pPr>
-            <w:r>
-              <w:rPr>
-                <w:rFonts w:ascii="Calibri" w:hAnsi="Calibri" w:eastAsia="Malgun Gothic"/>
-                <w:color w:val="000000"/>
-                <w:sz w:val="18"/>
-              </w:rPr>
-              <w:t>ENEMY_AI_CHASE, MoveEnemyToward()</w:t>
-            </w:r>
-          </w:p>
-        </w:tc>
-      </w:tr>
-      <w:tr>
-        <w:tc>
-          <w:tcPr>
-            <w:tcW w:type="dxa" w:w="3400"/>
-            <w:tcMar>
-              <w:top w:w="100" w:type="dxa"/>
-              <w:start w:w="120" w:type="dxa"/>
-              <w:bottom w:w="100" w:type="dxa"/>
-              <w:end w:w="120" w:type="dxa"/>
-            </w:tcMar>
-            <w:tcBorders>
-              <w:top w:val="single" w:sz="4" w:space="0" w:color="C9C9C9"/>
-              <w:left w:val="single" w:sz="4" w:space="0" w:color="C9C9C9"/>
-              <w:bottom w:val="single" w:sz="4" w:space="0" w:color="C9C9C9"/>
-              <w:right w:val="single" w:sz="4" w:space="0" w:color="C9C9C9"/>
-            </w:tcBorders>
-            <w:vAlign w:val="center"/>
-          </w:tcPr>
-          <w:p>
-            <w:pPr>
-              <w:spacing w:after="40"/>
-            </w:pPr>
-            <w:r>
-              <w:rPr>
-                <w:rFonts w:ascii="Calibri" w:hAnsi="Calibri" w:eastAsia="Malgun Gothic"/>
-                <w:color w:val="000000"/>
-                <w:sz w:val="18"/>
-              </w:rPr>
-              <w:t>1인칭/3인칭 전환 및 Crosshair</w:t>
-            </w:r>
-          </w:p>
-        </w:tc>
-        <w:tc>
-          <w:tcPr>
-            <w:tcW w:type="dxa" w:w="3400"/>
-            <w:tcMar>
-              <w:top w:w="100" w:type="dxa"/>
-              <w:start w:w="120" w:type="dxa"/>
-              <w:bottom w:w="100" w:type="dxa"/>
-              <w:end w:w="120" w:type="dxa"/>
-            </w:tcMar>
-            <w:tcBorders>
-              <w:top w:val="single" w:sz="4" w:space="0" w:color="C9C9C9"/>
-              <w:left w:val="single" w:sz="4" w:space="0" w:color="C9C9C9"/>
-              <w:bottom w:val="single" w:sz="4" w:space="0" w:color="C9C9C9"/>
-              <w:right w:val="single" w:sz="4" w:space="0" w:color="C9C9C9"/>
-            </w:tcBorders>
-            <w:vAlign w:val="center"/>
-          </w:tcPr>
-          <w:p>
-            <w:pPr>
-              <w:spacing w:after="40"/>
-            </w:pPr>
-            <w:r>
-              <w:rPr>
-                <w:rFonts w:ascii="Calibri" w:hAnsi="Calibri" w:eastAsia="Malgun Gothic"/>
-                <w:color w:val="000000"/>
-                <w:sz w:val="18"/>
-              </w:rPr>
-              <w:t>F1/F3으로 카메라를 전환하고 1인칭일 때 백버퍼에 Crosshair 사각형을 직접 그린다.</w:t>
-            </w:r>
-          </w:p>
-        </w:tc>
-        <w:tc>
-          <w:tcPr>
-            <w:tcW w:type="dxa" w:w="3400"/>
-            <w:tcMar>
-              <w:top w:w="100" w:type="dxa"/>
-              <w:start w:w="120" w:type="dxa"/>
-              <w:bottom w:w="100" w:type="dxa"/>
-              <w:end w:w="120" w:type="dxa"/>
-            </w:tcMar>
-            <w:tcBorders>
-              <w:top w:val="single" w:sz="4" w:space="0" w:color="C9C9C9"/>
-              <w:left w:val="single" w:sz="4" w:space="0" w:color="C9C9C9"/>
-              <w:bottom w:val="single" w:sz="4" w:space="0" w:color="C9C9C9"/>
-              <w:right w:val="single" w:sz="4" w:space="0" w:color="C9C9C9"/>
-            </w:tcBorders>
-            <w:vAlign w:val="center"/>
-          </w:tcPr>
-          <w:p>
-            <w:pPr>
-              <w:spacing w:after="40"/>
-            </w:pPr>
-            <w:r>
-              <w:rPr>
-                <w:rFonts w:ascii="Calibri" w:hAnsi="Calibri" w:eastAsia="Malgun Gothic"/>
-                <w:color w:val="000000"/>
-                <w:sz w:val="18"/>
-              </w:rPr>
-              <w:t>CFirstPersonCamera, CThirdPersonCamera, RenderCrosshair()</w:t>
-            </w:r>
-          </w:p>
-        </w:tc>
-      </w:tr>
-    </w:tbl>
-    <w:p>
-      <w:pPr>
-        <w:pStyle w:val="Heading1"/>
-        <w:spacing w:before="320" w:after="160"/>
-      </w:pPr>
-      <w:r>
-        <w:rPr>
-          <w:rFonts w:ascii="Calibri" w:hAnsi="Calibri" w:eastAsia="Malgun Gothic"/>
-          <w:b/>
-          <w:color w:val="1F4E79"/>
-          <w:sz w:val="32"/>
-        </w:rPr>
-        <w:t>2. 실행 방법</w:t>
-      </w:r>
-    </w:p>
-    <w:p>
-      <w:pPr>
-        <w:pStyle w:val="ListBullet"/>
-        <w:spacing w:after="40" w:before="0" w:line="269" w:lineRule="auto"/>
-      </w:pPr>
-      <w:r>
-        <w:rPr>
-          <w:rFonts w:ascii="Calibri" w:hAnsi="Calibri" w:eastAsia="Malgun Gothic"/>
-          <w:b w:val="0"/>
-          <w:color w:val="000000"/>
-          <w:sz w:val="20"/>
-        </w:rPr>
-        <w:t>압축을 해제한 뒤 LabProject07-9-1-3.sln을 Visual Studio에서 연다.</w:t>
-      </w:r>
-    </w:p>
-    <w:p>
-      <w:pPr>
-        <w:pStyle w:val="ListBullet"/>
-        <w:spacing w:after="40" w:before="0" w:line="269" w:lineRule="auto"/>
-      </w:pPr>
-      <w:r>
-        <w:rPr>
-          <w:rFonts w:ascii="Calibri" w:hAnsi="Calibri" w:eastAsia="Malgun Gothic"/>
-          <w:b w:val="0"/>
-          <w:color w:val="000000"/>
-          <w:sz w:val="20"/>
-        </w:rPr>
-        <w:t>빌드 구성을 x64 / Release로 선택한다.</w:t>
-      </w:r>
-    </w:p>
-    <w:p>
-      <w:pPr>
-        <w:pStyle w:val="ListBullet"/>
-        <w:spacing w:after="40" w:before="0" w:line="269" w:lineRule="auto"/>
-      </w:pPr>
-      <w:r>
-        <w:rPr>
-          <w:rFonts w:ascii="Calibri" w:hAnsi="Calibri" w:eastAsia="Malgun Gothic"/>
-          <w:b w:val="0"/>
-          <w:color w:val="000000"/>
-          <w:sz w:val="20"/>
-        </w:rPr>
-        <w:t>솔루션을 빌드한 뒤 실행한다. 프로젝트는 Model, Sound 폴더를 상대 경로로 사용하므로 두 폴더가 실행 작업 디렉터리 기준으로 함께 있어야 한다.</w:t>
-      </w:r>
-    </w:p>
-    <w:p>
-      <w:pPr>
-        <w:pStyle w:val="ListBullet"/>
-        <w:spacing w:after="40" w:before="0" w:line="269" w:lineRule="auto"/>
-      </w:pPr>
-      <w:r>
-        <w:rPr>
-          <w:rFonts w:ascii="Calibri" w:hAnsi="Calibri" w:eastAsia="Malgun Gothic"/>
-          <w:b w:val="0"/>
-          <w:color w:val="000000"/>
-          <w:sz w:val="20"/>
-        </w:rPr>
-        <w:t>처음 실행하면 title_screen_bgm.mp3가 재생되고 3D 제목/Start 텍스트가 표시된다.</w:t>
-      </w:r>
-    </w:p>
-    <w:p>
-      <w:pPr>
-        <w:pStyle w:val="ListBullet"/>
-        <w:spacing w:after="40" w:before="0" w:line="269" w:lineRule="auto"/>
-      </w:pPr>
-      <w:r>
-        <w:rPr>
-          <w:rFonts w:ascii="Calibri" w:hAnsi="Calibri" w:eastAsia="Malgun Gothic"/>
-          <w:b w:val="0"/>
-          <w:color w:val="000000"/>
-          <w:sz w:val="20"/>
-        </w:rPr>
-        <w:t>Start를 클릭하거나 Enter/Space를 누른 뒤 Stage1 또는 Stage2를 선택한다.</w:t>
-      </w:r>
-    </w:p>
-    <w:p>
-      <w:pPr>
-        <w:pStyle w:val="Heading1"/>
-        <w:spacing w:before="320" w:after="160"/>
-      </w:pPr>
-      <w:r>
-        <w:rPr>
-          <w:rFonts w:ascii="Calibri" w:hAnsi="Calibri" w:eastAsia="Malgun Gothic"/>
-          <w:b/>
-          <w:color w:val="1F4E79"/>
-          <w:sz w:val="32"/>
-        </w:rPr>
-        <w:t>3. 조작법</w:t>
-      </w:r>
-    </w:p>
-    <w:tbl>
-      <w:tblPr>
-        <w:tblStyle w:val="TableGrid"/>
-        <w:tblW w:type="auto" w:w="0"/>
-        <w:jc w:val="center"/>
-        <w:tblLook w:firstColumn="1" w:firstRow="1" w:lastColumn="0" w:lastRow="0" w:noHBand="0" w:noVBand="1" w:val="04A0"/>
-      </w:tblPr>
-      <w:tblGrid>
-        <w:gridCol w:w="5100"/>
-        <w:gridCol w:w="5100"/>
-      </w:tblGrid>
-      <w:tr>
-        <w:tc>
-          <w:tcPr>
-            <w:tcW w:type="dxa" w:w="5100"/>
-            <w:tcMar>
-              <w:top w:w="100" w:type="dxa"/>
-              <w:start w:w="120" w:type="dxa"/>
-              <w:bottom w:w="100" w:type="dxa"/>
-              <w:end w:w="120" w:type="dxa"/>
-            </w:tcMar>
-            <w:tcBorders>
-              <w:top w:val="single" w:sz="4" w:space="0" w:color="C9C9C9"/>
-              <w:left w:val="single" w:sz="4" w:space="0" w:color="C9C9C9"/>
-              <w:bottom w:val="single" w:sz="4" w:space="0" w:color="C9C9C9"/>
-              <w:right w:val="single" w:sz="4" w:space="0" w:color="C9C9C9"/>
-            </w:tcBorders>
-            <w:vAlign w:val="center"/>
-            <w:shd w:fill="1F4E79"/>
-          </w:tcPr>
-          <w:p>
-            <w:pPr>
-              <w:spacing w:after="40"/>
-            </w:pPr>
-            <w:r>
-              <w:rPr>
-                <w:rFonts w:ascii="Calibri" w:hAnsi="Calibri" w:eastAsia="Malgun Gothic"/>
-                <w:b/>
-                <w:color w:val="FFFFFF"/>
                 <w:sz w:val="19"/>
-              </w:rPr>
-              <w:t>키/입력</w:t>
-            </w:r>
-          </w:p>
-        </w:tc>
-        <w:tc>
-          <w:tcPr>
-            <w:tcW w:type="dxa" w:w="5100"/>
-            <w:tcMar>
-              <w:top w:w="100" w:type="dxa"/>
-              <w:start w:w="120" w:type="dxa"/>
-              <w:bottom w:w="100" w:type="dxa"/>
-              <w:end w:w="120" w:type="dxa"/>
-            </w:tcMar>
-            <w:tcBorders>
-              <w:top w:val="single" w:sz="4" w:space="0" w:color="C9C9C9"/>
-              <w:left w:val="single" w:sz="4" w:space="0" w:color="C9C9C9"/>
-              <w:bottom w:val="single" w:sz="4" w:space="0" w:color="C9C9C9"/>
-              <w:right w:val="single" w:sz="4" w:space="0" w:color="C9C9C9"/>
-            </w:tcBorders>
-            <w:vAlign w:val="center"/>
-            <w:shd w:fill="1F4E79"/>
-          </w:tcPr>
-          <w:p>
-            <w:pPr>
-              <w:spacing w:after="40"/>
-            </w:pPr>
-            <w:r>
-              <w:rPr>
-                <w:rFonts w:ascii="Calibri" w:hAnsi="Calibri" w:eastAsia="Malgun Gothic"/>
-                <w:b/>
-                <w:color w:val="FFFFFF"/>
-                <w:sz w:val="19"/>
-              </w:rPr>
-              <w:t>동작</w:t>
-            </w:r>
-          </w:p>
-        </w:tc>
-      </w:tr>
-      <w:tr>
-        <w:tc>
-          <w:tcPr>
-            <w:tcW w:type="dxa" w:w="5100"/>
-            <w:tcMar>
-              <w:top w:w="100" w:type="dxa"/>
-              <w:start w:w="120" w:type="dxa"/>
-              <w:bottom w:w="100" w:type="dxa"/>
-              <w:end w:w="120" w:type="dxa"/>
-            </w:tcMar>
-            <w:tcBorders>
-              <w:top w:val="single" w:sz="4" w:space="0" w:color="C9C9C9"/>
-              <w:left w:val="single" w:sz="4" w:space="0" w:color="C9C9C9"/>
-              <w:bottom w:val="single" w:sz="4" w:space="0" w:color="C9C9C9"/>
-              <w:right w:val="single" w:sz="4" w:space="0" w:color="C9C9C9"/>
-            </w:tcBorders>
-            <w:vAlign w:val="center"/>
-          </w:tcPr>
-          <w:p>
-            <w:pPr>
-              <w:spacing w:after="40"/>
-            </w:pPr>
-            <w:r>
-              <w:rPr>
-                <w:rFonts w:ascii="Calibri" w:hAnsi="Calibri" w:eastAsia="Malgun Gothic"/>
-                <w:color w:val="000000"/>
-                <w:sz w:val="18"/>
-              </w:rPr>
-              <w:t>Enter / Space</w:t>
-            </w:r>
-          </w:p>
-        </w:tc>
-        <w:tc>
-          <w:tcPr>
-            <w:tcW w:type="dxa" w:w="5100"/>
-            <w:tcMar>
-              <w:top w:w="100" w:type="dxa"/>
-              <w:start w:w="120" w:type="dxa"/>
-              <w:bottom w:w="100" w:type="dxa"/>
-              <w:end w:w="120" w:type="dxa"/>
-            </w:tcMar>
-            <w:tcBorders>
-              <w:top w:val="single" w:sz="4" w:space="0" w:color="C9C9C9"/>
-              <w:left w:val="single" w:sz="4" w:space="0" w:color="C9C9C9"/>
-              <w:bottom w:val="single" w:sz="4" w:space="0" w:color="C9C9C9"/>
-              <w:right w:val="single" w:sz="4" w:space="0" w:color="C9C9C9"/>
-            </w:tcBorders>
-            <w:vAlign w:val="center"/>
-          </w:tcPr>
-          <w:p>
-            <w:pPr>
-              <w:spacing w:after="40"/>
-            </w:pPr>
-            <w:r>
-              <w:rPr>
-                <w:rFonts w:ascii="Calibri" w:hAnsi="Calibri" w:eastAsia="Malgun Gothic"/>
-                <w:color w:val="000000"/>
-                <w:sz w:val="18"/>
               </w:rPr>
               <w:t>초기 화면에서 스테이지 선택 화면으로 이동</w:t>
             </w:r>
@@ -1197,20 +357,20 @@
       <w:tr>
         <w:tc>
           <w:tcPr>
-            <w:tcW w:type="dxa" w:w="5100"/>
+            <w:tcW w:type="dxa" w:w="4986"/>
+            <w:vAlign w:val="center"/>
+            <w:tcBorders>
+              <w:top w:val="single" w:sz="4" w:space="0" w:color="C8C8C8"/>
+              <w:left w:val="single" w:sz="4" w:space="0" w:color="C8C8C8"/>
+              <w:bottom w:val="single" w:sz="4" w:space="0" w:color="C8C8C8"/>
+              <w:right w:val="single" w:sz="4" w:space="0" w:color="C8C8C8"/>
+            </w:tcBorders>
             <w:tcMar>
-              <w:top w:w="100" w:type="dxa"/>
+              <w:top w:w="80" w:type="dxa"/>
+              <w:bottom w:w="80" w:type="dxa"/>
               <w:start w:w="120" w:type="dxa"/>
-              <w:bottom w:w="100" w:type="dxa"/>
               <w:end w:w="120" w:type="dxa"/>
             </w:tcMar>
-            <w:tcBorders>
-              <w:top w:val="single" w:sz="4" w:space="0" w:color="C9C9C9"/>
-              <w:left w:val="single" w:sz="4" w:space="0" w:color="C9C9C9"/>
-              <w:bottom w:val="single" w:sz="4" w:space="0" w:color="C9C9C9"/>
-              <w:right w:val="single" w:sz="4" w:space="0" w:color="C9C9C9"/>
-            </w:tcBorders>
-            <w:vAlign w:val="center"/>
           </w:tcPr>
           <w:p>
             <w:pPr>
@@ -1219,8 +379,10 @@
             <w:r>
               <w:rPr>
                 <w:rFonts w:ascii="Calibri" w:hAnsi="Calibri" w:eastAsia="Malgun Gothic"/>
+                <w:b w:val="0"/>
+                <w:i w:val="0"/>
                 <w:color w:val="000000"/>
-                <w:sz w:val="18"/>
+                <w:sz w:val="19"/>
               </w:rPr>
               <w:t>마우스 클릭</w:t>
             </w:r>
@@ -1228,20 +390,20 @@
         </w:tc>
         <w:tc>
           <w:tcPr>
-            <w:tcW w:type="dxa" w:w="5100"/>
+            <w:tcW w:type="dxa" w:w="4986"/>
+            <w:vAlign w:val="center"/>
+            <w:tcBorders>
+              <w:top w:val="single" w:sz="4" w:space="0" w:color="C8C8C8"/>
+              <w:left w:val="single" w:sz="4" w:space="0" w:color="C8C8C8"/>
+              <w:bottom w:val="single" w:sz="4" w:space="0" w:color="C8C8C8"/>
+              <w:right w:val="single" w:sz="4" w:space="0" w:color="C8C8C8"/>
+            </w:tcBorders>
             <w:tcMar>
-              <w:top w:w="100" w:type="dxa"/>
+              <w:top w:w="80" w:type="dxa"/>
+              <w:bottom w:w="80" w:type="dxa"/>
               <w:start w:w="120" w:type="dxa"/>
-              <w:bottom w:w="100" w:type="dxa"/>
               <w:end w:w="120" w:type="dxa"/>
             </w:tcMar>
-            <w:tcBorders>
-              <w:top w:val="single" w:sz="4" w:space="0" w:color="C9C9C9"/>
-              <w:left w:val="single" w:sz="4" w:space="0" w:color="C9C9C9"/>
-              <w:bottom w:val="single" w:sz="4" w:space="0" w:color="C9C9C9"/>
-              <w:right w:val="single" w:sz="4" w:space="0" w:color="C9C9C9"/>
-            </w:tcBorders>
-            <w:vAlign w:val="center"/>
           </w:tcPr>
           <w:p>
             <w:pPr>
@@ -1250,8 +412,10 @@
             <w:r>
               <w:rPr>
                 <w:rFonts w:ascii="Calibri" w:hAnsi="Calibri" w:eastAsia="Malgun Gothic"/>
+                <w:b w:val="0"/>
+                <w:i w:val="0"/>
                 <w:color w:val="000000"/>
-                <w:sz w:val="18"/>
+                <w:sz w:val="19"/>
               </w:rPr>
               <w:t>Start, Stage1, Stage2 3D 텍스트 선택</w:t>
             </w:r>
@@ -1261,20 +425,20 @@
       <w:tr>
         <w:tc>
           <w:tcPr>
-            <w:tcW w:type="dxa" w:w="5100"/>
+            <w:tcW w:type="dxa" w:w="4986"/>
+            <w:vAlign w:val="center"/>
+            <w:tcBorders>
+              <w:top w:val="single" w:sz="4" w:space="0" w:color="C8C8C8"/>
+              <w:left w:val="single" w:sz="4" w:space="0" w:color="C8C8C8"/>
+              <w:bottom w:val="single" w:sz="4" w:space="0" w:color="C8C8C8"/>
+              <w:right w:val="single" w:sz="4" w:space="0" w:color="C8C8C8"/>
+            </w:tcBorders>
             <w:tcMar>
-              <w:top w:w="100" w:type="dxa"/>
+              <w:top w:w="80" w:type="dxa"/>
+              <w:bottom w:w="80" w:type="dxa"/>
               <w:start w:w="120" w:type="dxa"/>
-              <w:bottom w:w="100" w:type="dxa"/>
               <w:end w:w="120" w:type="dxa"/>
             </w:tcMar>
-            <w:tcBorders>
-              <w:top w:val="single" w:sz="4" w:space="0" w:color="C9C9C9"/>
-              <w:left w:val="single" w:sz="4" w:space="0" w:color="C9C9C9"/>
-              <w:bottom w:val="single" w:sz="4" w:space="0" w:color="C9C9C9"/>
-              <w:right w:val="single" w:sz="4" w:space="0" w:color="C9C9C9"/>
-            </w:tcBorders>
-            <w:vAlign w:val="center"/>
           </w:tcPr>
           <w:p>
             <w:pPr>
@@ -1283,8 +447,10 @@
             <w:r>
               <w:rPr>
                 <w:rFonts w:ascii="Calibri" w:hAnsi="Calibri" w:eastAsia="Malgun Gothic"/>
+                <w:b w:val="0"/>
+                <w:i w:val="0"/>
                 <w:color w:val="000000"/>
-                <w:sz w:val="18"/>
+                <w:sz w:val="19"/>
               </w:rPr>
               <w:t>1 / 2</w:t>
             </w:r>
@@ -1292,20 +458,20 @@
         </w:tc>
         <w:tc>
           <w:tcPr>
-            <w:tcW w:type="dxa" w:w="5100"/>
+            <w:tcW w:type="dxa" w:w="4986"/>
+            <w:vAlign w:val="center"/>
+            <w:tcBorders>
+              <w:top w:val="single" w:sz="4" w:space="0" w:color="C8C8C8"/>
+              <w:left w:val="single" w:sz="4" w:space="0" w:color="C8C8C8"/>
+              <w:bottom w:val="single" w:sz="4" w:space="0" w:color="C8C8C8"/>
+              <w:right w:val="single" w:sz="4" w:space="0" w:color="C8C8C8"/>
+            </w:tcBorders>
             <w:tcMar>
-              <w:top w:w="100" w:type="dxa"/>
+              <w:top w:w="80" w:type="dxa"/>
+              <w:bottom w:w="80" w:type="dxa"/>
               <w:start w:w="120" w:type="dxa"/>
-              <w:bottom w:w="100" w:type="dxa"/>
               <w:end w:w="120" w:type="dxa"/>
             </w:tcMar>
-            <w:tcBorders>
-              <w:top w:val="single" w:sz="4" w:space="0" w:color="C9C9C9"/>
-              <w:left w:val="single" w:sz="4" w:space="0" w:color="C9C9C9"/>
-              <w:bottom w:val="single" w:sz="4" w:space="0" w:color="C9C9C9"/>
-              <w:right w:val="single" w:sz="4" w:space="0" w:color="C9C9C9"/>
-            </w:tcBorders>
-            <w:vAlign w:val="center"/>
           </w:tcPr>
           <w:p>
             <w:pPr>
@@ -1314,8 +480,10 @@
             <w:r>
               <w:rPr>
                 <w:rFonts w:ascii="Calibri" w:hAnsi="Calibri" w:eastAsia="Malgun Gothic"/>
+                <w:b w:val="0"/>
+                <w:i w:val="0"/>
                 <w:color w:val="000000"/>
-                <w:sz w:val="18"/>
+                <w:sz w:val="19"/>
               </w:rPr>
               <w:t>스테이지 선택 화면에서 Stage 1 / Stage 2 시작</w:t>
             </w:r>
@@ -1325,20 +493,20 @@
       <w:tr>
         <w:tc>
           <w:tcPr>
-            <w:tcW w:type="dxa" w:w="5100"/>
+            <w:tcW w:type="dxa" w:w="4986"/>
+            <w:vAlign w:val="center"/>
+            <w:tcBorders>
+              <w:top w:val="single" w:sz="4" w:space="0" w:color="C8C8C8"/>
+              <w:left w:val="single" w:sz="4" w:space="0" w:color="C8C8C8"/>
+              <w:bottom w:val="single" w:sz="4" w:space="0" w:color="C8C8C8"/>
+              <w:right w:val="single" w:sz="4" w:space="0" w:color="C8C8C8"/>
+            </w:tcBorders>
             <w:tcMar>
-              <w:top w:w="100" w:type="dxa"/>
+              <w:top w:w="80" w:type="dxa"/>
+              <w:bottom w:w="80" w:type="dxa"/>
               <w:start w:w="120" w:type="dxa"/>
-              <w:bottom w:w="100" w:type="dxa"/>
               <w:end w:w="120" w:type="dxa"/>
             </w:tcMar>
-            <w:tcBorders>
-              <w:top w:val="single" w:sz="4" w:space="0" w:color="C9C9C9"/>
-              <w:left w:val="single" w:sz="4" w:space="0" w:color="C9C9C9"/>
-              <w:bottom w:val="single" w:sz="4" w:space="0" w:color="C9C9C9"/>
-              <w:right w:val="single" w:sz="4" w:space="0" w:color="C9C9C9"/>
-            </w:tcBorders>
-            <w:vAlign w:val="center"/>
           </w:tcPr>
           <w:p>
             <w:pPr>
@@ -1347,8 +515,10 @@
             <w:r>
               <w:rPr>
                 <w:rFonts w:ascii="Calibri" w:hAnsi="Calibri" w:eastAsia="Malgun Gothic"/>
+                <w:b w:val="0"/>
+                <w:i w:val="0"/>
                 <w:color w:val="000000"/>
-                <w:sz w:val="18"/>
+                <w:sz w:val="19"/>
               </w:rPr>
               <w:t>W / A / S / D</w:t>
             </w:r>
@@ -1356,20 +526,20 @@
         </w:tc>
         <w:tc>
           <w:tcPr>
-            <w:tcW w:type="dxa" w:w="5100"/>
+            <w:tcW w:type="dxa" w:w="4986"/>
+            <w:vAlign w:val="center"/>
+            <w:tcBorders>
+              <w:top w:val="single" w:sz="4" w:space="0" w:color="C8C8C8"/>
+              <w:left w:val="single" w:sz="4" w:space="0" w:color="C8C8C8"/>
+              <w:bottom w:val="single" w:sz="4" w:space="0" w:color="C8C8C8"/>
+              <w:right w:val="single" w:sz="4" w:space="0" w:color="C8C8C8"/>
+            </w:tcBorders>
             <w:tcMar>
-              <w:top w:w="100" w:type="dxa"/>
+              <w:top w:w="80" w:type="dxa"/>
+              <w:bottom w:w="80" w:type="dxa"/>
               <w:start w:w="120" w:type="dxa"/>
-              <w:bottom w:w="100" w:type="dxa"/>
               <w:end w:w="120" w:type="dxa"/>
             </w:tcMar>
-            <w:tcBorders>
-              <w:top w:val="single" w:sz="4" w:space="0" w:color="C9C9C9"/>
-              <w:left w:val="single" w:sz="4" w:space="0" w:color="C9C9C9"/>
-              <w:bottom w:val="single" w:sz="4" w:space="0" w:color="C9C9C9"/>
-              <w:right w:val="single" w:sz="4" w:space="0" w:color="C9C9C9"/>
-            </w:tcBorders>
-            <w:vAlign w:val="center"/>
           </w:tcPr>
           <w:p>
             <w:pPr>
@@ -1378,10 +548,12 @@
             <w:r>
               <w:rPr>
                 <w:rFonts w:ascii="Calibri" w:hAnsi="Calibri" w:eastAsia="Malgun Gothic"/>
+                <w:b w:val="0"/>
+                <w:i w:val="0"/>
                 <w:color w:val="000000"/>
-                <w:sz w:val="18"/>
+                <w:sz w:val="19"/>
               </w:rPr>
-              <w:t>플레이어 전후좌우 이동</w:t>
+              <w:t>전후좌우 이동</w:t>
             </w:r>
           </w:p>
         </w:tc>
@@ -1389,20 +561,20 @@
       <w:tr>
         <w:tc>
           <w:tcPr>
-            <w:tcW w:type="dxa" w:w="5100"/>
+            <w:tcW w:type="dxa" w:w="4986"/>
+            <w:vAlign w:val="center"/>
+            <w:tcBorders>
+              <w:top w:val="single" w:sz="4" w:space="0" w:color="C8C8C8"/>
+              <w:left w:val="single" w:sz="4" w:space="0" w:color="C8C8C8"/>
+              <w:bottom w:val="single" w:sz="4" w:space="0" w:color="C8C8C8"/>
+              <w:right w:val="single" w:sz="4" w:space="0" w:color="C8C8C8"/>
+            </w:tcBorders>
             <w:tcMar>
-              <w:top w:w="100" w:type="dxa"/>
+              <w:top w:w="80" w:type="dxa"/>
+              <w:bottom w:w="80" w:type="dxa"/>
               <w:start w:w="120" w:type="dxa"/>
-              <w:bottom w:w="100" w:type="dxa"/>
               <w:end w:w="120" w:type="dxa"/>
             </w:tcMar>
-            <w:tcBorders>
-              <w:top w:val="single" w:sz="4" w:space="0" w:color="C9C9C9"/>
-              <w:left w:val="single" w:sz="4" w:space="0" w:color="C9C9C9"/>
-              <w:bottom w:val="single" w:sz="4" w:space="0" w:color="C9C9C9"/>
-              <w:right w:val="single" w:sz="4" w:space="0" w:color="C9C9C9"/>
-            </w:tcBorders>
-            <w:vAlign w:val="center"/>
           </w:tcPr>
           <w:p>
             <w:pPr>
@@ -1411,8 +583,10 @@
             <w:r>
               <w:rPr>
                 <w:rFonts w:ascii="Calibri" w:hAnsi="Calibri" w:eastAsia="Malgun Gothic"/>
+                <w:b w:val="0"/>
+                <w:i w:val="0"/>
                 <w:color w:val="000000"/>
-                <w:sz w:val="18"/>
+                <w:sz w:val="19"/>
               </w:rPr>
               <w:t>마우스 드래그</w:t>
             </w:r>
@@ -1420,20 +594,20 @@
         </w:tc>
         <w:tc>
           <w:tcPr>
-            <w:tcW w:type="dxa" w:w="5100"/>
+            <w:tcW w:type="dxa" w:w="4986"/>
+            <w:vAlign w:val="center"/>
+            <w:tcBorders>
+              <w:top w:val="single" w:sz="4" w:space="0" w:color="C8C8C8"/>
+              <w:left w:val="single" w:sz="4" w:space="0" w:color="C8C8C8"/>
+              <w:bottom w:val="single" w:sz="4" w:space="0" w:color="C8C8C8"/>
+              <w:right w:val="single" w:sz="4" w:space="0" w:color="C8C8C8"/>
+            </w:tcBorders>
             <w:tcMar>
-              <w:top w:w="100" w:type="dxa"/>
+              <w:top w:w="80" w:type="dxa"/>
+              <w:bottom w:w="80" w:type="dxa"/>
               <w:start w:w="120" w:type="dxa"/>
-              <w:bottom w:w="100" w:type="dxa"/>
               <w:end w:w="120" w:type="dxa"/>
             </w:tcMar>
-            <w:tcBorders>
-              <w:top w:val="single" w:sz="4" w:space="0" w:color="C9C9C9"/>
-              <w:left w:val="single" w:sz="4" w:space="0" w:color="C9C9C9"/>
-              <w:bottom w:val="single" w:sz="4" w:space="0" w:color="C9C9C9"/>
-              <w:right w:val="single" w:sz="4" w:space="0" w:color="C9C9C9"/>
-            </w:tcBorders>
-            <w:vAlign w:val="center"/>
           </w:tcPr>
           <w:p>
             <w:pPr>
@@ -1442,10 +616,12 @@
             <w:r>
               <w:rPr>
                 <w:rFonts w:ascii="Calibri" w:hAnsi="Calibri" w:eastAsia="Malgun Gothic"/>
+                <w:b w:val="0"/>
+                <w:i w:val="0"/>
                 <w:color w:val="000000"/>
-                <w:sz w:val="18"/>
+                <w:sz w:val="19"/>
               </w:rPr>
-              <w:t>시점 회전. 왼쪽 버튼 또는 오른쪽 버튼을 누른 상태에서 움직임</w:t>
+              <w:t>플레이어 및 카메라 회전</w:t>
             </w:r>
           </w:p>
         </w:tc>
@@ -1453,20 +629,20 @@
       <w:tr>
         <w:tc>
           <w:tcPr>
-            <w:tcW w:type="dxa" w:w="5100"/>
+            <w:tcW w:type="dxa" w:w="4986"/>
+            <w:vAlign w:val="center"/>
+            <w:tcBorders>
+              <w:top w:val="single" w:sz="4" w:space="0" w:color="C8C8C8"/>
+              <w:left w:val="single" w:sz="4" w:space="0" w:color="C8C8C8"/>
+              <w:bottom w:val="single" w:sz="4" w:space="0" w:color="C8C8C8"/>
+              <w:right w:val="single" w:sz="4" w:space="0" w:color="C8C8C8"/>
+            </w:tcBorders>
             <w:tcMar>
-              <w:top w:w="100" w:type="dxa"/>
+              <w:top w:w="80" w:type="dxa"/>
+              <w:bottom w:w="80" w:type="dxa"/>
               <w:start w:w="120" w:type="dxa"/>
-              <w:bottom w:w="100" w:type="dxa"/>
               <w:end w:w="120" w:type="dxa"/>
             </w:tcMar>
-            <w:tcBorders>
-              <w:top w:val="single" w:sz="4" w:space="0" w:color="C9C9C9"/>
-              <w:left w:val="single" w:sz="4" w:space="0" w:color="C9C9C9"/>
-              <w:bottom w:val="single" w:sz="4" w:space="0" w:color="C9C9C9"/>
-              <w:right w:val="single" w:sz="4" w:space="0" w:color="C9C9C9"/>
-            </w:tcBorders>
-            <w:vAlign w:val="center"/>
           </w:tcPr>
           <w:p>
             <w:pPr>
@@ -1475,8 +651,10 @@
             <w:r>
               <w:rPr>
                 <w:rFonts w:ascii="Calibri" w:hAnsi="Calibri" w:eastAsia="Malgun Gothic"/>
+                <w:b w:val="0"/>
+                <w:i w:val="0"/>
                 <w:color w:val="000000"/>
-                <w:sz w:val="18"/>
+                <w:sz w:val="19"/>
               </w:rPr>
               <w:t>Space</w:t>
             </w:r>
@@ -1484,20 +662,20 @@
         </w:tc>
         <w:tc>
           <w:tcPr>
-            <w:tcW w:type="dxa" w:w="5100"/>
+            <w:tcW w:type="dxa" w:w="4986"/>
+            <w:vAlign w:val="center"/>
+            <w:tcBorders>
+              <w:top w:val="single" w:sz="4" w:space="0" w:color="C8C8C8"/>
+              <w:left w:val="single" w:sz="4" w:space="0" w:color="C8C8C8"/>
+              <w:bottom w:val="single" w:sz="4" w:space="0" w:color="C8C8C8"/>
+              <w:right w:val="single" w:sz="4" w:space="0" w:color="C8C8C8"/>
+            </w:tcBorders>
             <w:tcMar>
-              <w:top w:w="100" w:type="dxa"/>
+              <w:top w:w="80" w:type="dxa"/>
+              <w:bottom w:w="80" w:type="dxa"/>
               <w:start w:w="120" w:type="dxa"/>
-              <w:bottom w:w="100" w:type="dxa"/>
               <w:end w:w="120" w:type="dxa"/>
             </w:tcMar>
-            <w:tcBorders>
-              <w:top w:val="single" w:sz="4" w:space="0" w:color="C9C9C9"/>
-              <w:left w:val="single" w:sz="4" w:space="0" w:color="C9C9C9"/>
-              <w:bottom w:val="single" w:sz="4" w:space="0" w:color="C9C9C9"/>
-              <w:right w:val="single" w:sz="4" w:space="0" w:color="C9C9C9"/>
-            </w:tcBorders>
-            <w:vAlign w:val="center"/>
           </w:tcPr>
           <w:p>
             <w:pPr>
@@ -1506,10 +684,12 @@
             <w:r>
               <w:rPr>
                 <w:rFonts w:ascii="Calibri" w:hAnsi="Calibri" w:eastAsia="Malgun Gothic"/>
+                <w:b w:val="0"/>
+                <w:i w:val="0"/>
                 <w:color w:val="000000"/>
-                <w:sz w:val="18"/>
+                <w:sz w:val="19"/>
               </w:rPr>
-              <w:t>플레이 중 플레이어 총 발사</w:t>
+              <w:t>플레이 중 총 발사</w:t>
             </w:r>
           </w:p>
         </w:tc>
@@ -1517,20 +697,20 @@
       <w:tr>
         <w:tc>
           <w:tcPr>
-            <w:tcW w:type="dxa" w:w="5100"/>
+            <w:tcW w:type="dxa" w:w="4986"/>
+            <w:vAlign w:val="center"/>
+            <w:tcBorders>
+              <w:top w:val="single" w:sz="4" w:space="0" w:color="C8C8C8"/>
+              <w:left w:val="single" w:sz="4" w:space="0" w:color="C8C8C8"/>
+              <w:bottom w:val="single" w:sz="4" w:space="0" w:color="C8C8C8"/>
+              <w:right w:val="single" w:sz="4" w:space="0" w:color="C8C8C8"/>
+            </w:tcBorders>
             <w:tcMar>
-              <w:top w:w="100" w:type="dxa"/>
+              <w:top w:w="80" w:type="dxa"/>
+              <w:bottom w:w="80" w:type="dxa"/>
               <w:start w:w="120" w:type="dxa"/>
-              <w:bottom w:w="100" w:type="dxa"/>
               <w:end w:w="120" w:type="dxa"/>
             </w:tcMar>
-            <w:tcBorders>
-              <w:top w:val="single" w:sz="4" w:space="0" w:color="C9C9C9"/>
-              <w:left w:val="single" w:sz="4" w:space="0" w:color="C9C9C9"/>
-              <w:bottom w:val="single" w:sz="4" w:space="0" w:color="C9C9C9"/>
-              <w:right w:val="single" w:sz="4" w:space="0" w:color="C9C9C9"/>
-            </w:tcBorders>
-            <w:vAlign w:val="center"/>
           </w:tcPr>
           <w:p>
             <w:pPr>
@@ -1539,29 +719,31 @@
             <w:r>
               <w:rPr>
                 <w:rFonts w:ascii="Calibri" w:hAnsi="Calibri" w:eastAsia="Malgun Gothic"/>
+                <w:b w:val="0"/>
+                <w:i w:val="0"/>
                 <w:color w:val="000000"/>
-                <w:sz w:val="18"/>
+                <w:sz w:val="19"/>
               </w:rPr>
-              <w:t>F1</w:t>
+              <w:t>F1 / F3</w:t>
             </w:r>
           </w:p>
         </w:tc>
         <w:tc>
           <w:tcPr>
-            <w:tcW w:type="dxa" w:w="5100"/>
+            <w:tcW w:type="dxa" w:w="4986"/>
+            <w:vAlign w:val="center"/>
+            <w:tcBorders>
+              <w:top w:val="single" w:sz="4" w:space="0" w:color="C8C8C8"/>
+              <w:left w:val="single" w:sz="4" w:space="0" w:color="C8C8C8"/>
+              <w:bottom w:val="single" w:sz="4" w:space="0" w:color="C8C8C8"/>
+              <w:right w:val="single" w:sz="4" w:space="0" w:color="C8C8C8"/>
+            </w:tcBorders>
             <w:tcMar>
-              <w:top w:w="100" w:type="dxa"/>
+              <w:top w:w="80" w:type="dxa"/>
+              <w:bottom w:w="80" w:type="dxa"/>
               <w:start w:w="120" w:type="dxa"/>
-              <w:bottom w:w="100" w:type="dxa"/>
               <w:end w:w="120" w:type="dxa"/>
             </w:tcMar>
-            <w:tcBorders>
-              <w:top w:val="single" w:sz="4" w:space="0" w:color="C9C9C9"/>
-              <w:left w:val="single" w:sz="4" w:space="0" w:color="C9C9C9"/>
-              <w:bottom w:val="single" w:sz="4" w:space="0" w:color="C9C9C9"/>
-              <w:right w:val="single" w:sz="4" w:space="0" w:color="C9C9C9"/>
-            </w:tcBorders>
-            <w:vAlign w:val="center"/>
           </w:tcPr>
           <w:p>
             <w:pPr>
@@ -1570,10 +752,12 @@
             <w:r>
               <w:rPr>
                 <w:rFonts w:ascii="Calibri" w:hAnsi="Calibri" w:eastAsia="Malgun Gothic"/>
+                <w:b w:val="0"/>
+                <w:i w:val="0"/>
                 <w:color w:val="000000"/>
-                <w:sz w:val="18"/>
+                <w:sz w:val="19"/>
               </w:rPr>
-              <w:t>1인칭 카메라로 전환. Crosshair 표시</w:t>
+              <w:t>1인칭 / 3인칭 카메라 전환</w:t>
             </w:r>
           </w:p>
         </w:tc>
@@ -1581,20 +765,20 @@
       <w:tr>
         <w:tc>
           <w:tcPr>
-            <w:tcW w:type="dxa" w:w="5100"/>
+            <w:tcW w:type="dxa" w:w="4986"/>
+            <w:vAlign w:val="center"/>
+            <w:tcBorders>
+              <w:top w:val="single" w:sz="4" w:space="0" w:color="C8C8C8"/>
+              <w:left w:val="single" w:sz="4" w:space="0" w:color="C8C8C8"/>
+              <w:bottom w:val="single" w:sz="4" w:space="0" w:color="C8C8C8"/>
+              <w:right w:val="single" w:sz="4" w:space="0" w:color="C8C8C8"/>
+            </w:tcBorders>
             <w:tcMar>
-              <w:top w:w="100" w:type="dxa"/>
+              <w:top w:w="80" w:type="dxa"/>
+              <w:bottom w:w="80" w:type="dxa"/>
               <w:start w:w="120" w:type="dxa"/>
-              <w:bottom w:w="100" w:type="dxa"/>
               <w:end w:w="120" w:type="dxa"/>
             </w:tcMar>
-            <w:tcBorders>
-              <w:top w:val="single" w:sz="4" w:space="0" w:color="C9C9C9"/>
-              <w:left w:val="single" w:sz="4" w:space="0" w:color="C9C9C9"/>
-              <w:bottom w:val="single" w:sz="4" w:space="0" w:color="C9C9C9"/>
-              <w:right w:val="single" w:sz="4" w:space="0" w:color="C9C9C9"/>
-            </w:tcBorders>
-            <w:vAlign w:val="center"/>
           </w:tcPr>
           <w:p>
             <w:pPr>
@@ -1603,29 +787,31 @@
             <w:r>
               <w:rPr>
                 <w:rFonts w:ascii="Calibri" w:hAnsi="Calibri" w:eastAsia="Malgun Gothic"/>
+                <w:b w:val="0"/>
+                <w:i w:val="0"/>
                 <w:color w:val="000000"/>
-                <w:sz w:val="18"/>
+                <w:sz w:val="19"/>
               </w:rPr>
-              <w:t>F3</w:t>
+              <w:t>F5</w:t>
             </w:r>
           </w:p>
         </w:tc>
         <w:tc>
           <w:tcPr>
-            <w:tcW w:type="dxa" w:w="5100"/>
+            <w:tcW w:type="dxa" w:w="4986"/>
+            <w:vAlign w:val="center"/>
+            <w:tcBorders>
+              <w:top w:val="single" w:sz="4" w:space="0" w:color="C8C8C8"/>
+              <w:left w:val="single" w:sz="4" w:space="0" w:color="C8C8C8"/>
+              <w:bottom w:val="single" w:sz="4" w:space="0" w:color="C8C8C8"/>
+              <w:right w:val="single" w:sz="4" w:space="0" w:color="C8C8C8"/>
+            </w:tcBorders>
             <w:tcMar>
-              <w:top w:w="100" w:type="dxa"/>
+              <w:top w:w="80" w:type="dxa"/>
+              <w:bottom w:w="80" w:type="dxa"/>
               <w:start w:w="120" w:type="dxa"/>
-              <w:bottom w:w="100" w:type="dxa"/>
               <w:end w:w="120" w:type="dxa"/>
             </w:tcMar>
-            <w:tcBorders>
-              <w:top w:val="single" w:sz="4" w:space="0" w:color="C9C9C9"/>
-              <w:left w:val="single" w:sz="4" w:space="0" w:color="C9C9C9"/>
-              <w:bottom w:val="single" w:sz="4" w:space="0" w:color="C9C9C9"/>
-              <w:right w:val="single" w:sz="4" w:space="0" w:color="C9C9C9"/>
-            </w:tcBorders>
-            <w:vAlign w:val="center"/>
           </w:tcPr>
           <w:p>
             <w:pPr>
@@ -1634,10 +820,12 @@
             <w:r>
               <w:rPr>
                 <w:rFonts w:ascii="Calibri" w:hAnsi="Calibri" w:eastAsia="Malgun Gothic"/>
+                <w:b w:val="0"/>
+                <w:i w:val="0"/>
                 <w:color w:val="000000"/>
-                <w:sz w:val="18"/>
+                <w:sz w:val="19"/>
               </w:rPr>
-              <w:t>3인칭 카메라로 전환. 플레이어 모델 표시</w:t>
+              <w:t>디버그 모드 토글: 자유 비행, 충돌 무시, 데미지 무시</w:t>
             </w:r>
           </w:p>
         </w:tc>
@@ -1645,20 +833,20 @@
       <w:tr>
         <w:tc>
           <w:tcPr>
-            <w:tcW w:type="dxa" w:w="5100"/>
+            <w:tcW w:type="dxa" w:w="4986"/>
+            <w:vAlign w:val="center"/>
+            <w:tcBorders>
+              <w:top w:val="single" w:sz="4" w:space="0" w:color="C8C8C8"/>
+              <w:left w:val="single" w:sz="4" w:space="0" w:color="C8C8C8"/>
+              <w:bottom w:val="single" w:sz="4" w:space="0" w:color="C8C8C8"/>
+              <w:right w:val="single" w:sz="4" w:space="0" w:color="C8C8C8"/>
+            </w:tcBorders>
             <w:tcMar>
-              <w:top w:w="100" w:type="dxa"/>
+              <w:top w:w="80" w:type="dxa"/>
+              <w:bottom w:w="80" w:type="dxa"/>
               <w:start w:w="120" w:type="dxa"/>
-              <w:bottom w:w="100" w:type="dxa"/>
               <w:end w:w="120" w:type="dxa"/>
             </w:tcMar>
-            <w:tcBorders>
-              <w:top w:val="single" w:sz="4" w:space="0" w:color="C9C9C9"/>
-              <w:left w:val="single" w:sz="4" w:space="0" w:color="C9C9C9"/>
-              <w:bottom w:val="single" w:sz="4" w:space="0" w:color="C9C9C9"/>
-              <w:right w:val="single" w:sz="4" w:space="0" w:color="C9C9C9"/>
-            </w:tcBorders>
-            <w:vAlign w:val="center"/>
           </w:tcPr>
           <w:p>
             <w:pPr>
@@ -1667,29 +855,31 @@
             <w:r>
               <w:rPr>
                 <w:rFonts w:ascii="Calibri" w:hAnsi="Calibri" w:eastAsia="Malgun Gothic"/>
+                <w:b w:val="0"/>
+                <w:i w:val="0"/>
                 <w:color w:val="000000"/>
-                <w:sz w:val="18"/>
+                <w:sz w:val="19"/>
               </w:rPr>
-              <w:t>F5</w:t>
+              <w:t>↑ / ↓</w:t>
             </w:r>
           </w:p>
         </w:tc>
         <w:tc>
           <w:tcPr>
-            <w:tcW w:type="dxa" w:w="5100"/>
+            <w:tcW w:type="dxa" w:w="4986"/>
+            <w:vAlign w:val="center"/>
+            <w:tcBorders>
+              <w:top w:val="single" w:sz="4" w:space="0" w:color="C8C8C8"/>
+              <w:left w:val="single" w:sz="4" w:space="0" w:color="C8C8C8"/>
+              <w:bottom w:val="single" w:sz="4" w:space="0" w:color="C8C8C8"/>
+              <w:right w:val="single" w:sz="4" w:space="0" w:color="C8C8C8"/>
+            </w:tcBorders>
             <w:tcMar>
-              <w:top w:w="100" w:type="dxa"/>
+              <w:top w:w="80" w:type="dxa"/>
+              <w:bottom w:w="80" w:type="dxa"/>
               <w:start w:w="120" w:type="dxa"/>
-              <w:bottom w:w="100" w:type="dxa"/>
               <w:end w:w="120" w:type="dxa"/>
             </w:tcMar>
-            <w:tcBorders>
-              <w:top w:val="single" w:sz="4" w:space="0" w:color="C9C9C9"/>
-              <w:left w:val="single" w:sz="4" w:space="0" w:color="C9C9C9"/>
-              <w:bottom w:val="single" w:sz="4" w:space="0" w:color="C9C9C9"/>
-              <w:right w:val="single" w:sz="4" w:space="0" w:color="C9C9C9"/>
-            </w:tcBorders>
-            <w:vAlign w:val="center"/>
           </w:tcPr>
           <w:p>
             <w:pPr>
@@ -1698,10 +888,12 @@
             <w:r>
               <w:rPr>
                 <w:rFonts w:ascii="Calibri" w:hAnsi="Calibri" w:eastAsia="Malgun Gothic"/>
+                <w:b w:val="0"/>
+                <w:i w:val="0"/>
                 <w:color w:val="000000"/>
-                <w:sz w:val="18"/>
+                <w:sz w:val="19"/>
               </w:rPr>
-              <w:t>디버그 모드 토글. 자유 비행/충돌 무시/무적 상태 확인용</w:t>
+              <w:t>F5 자유 비행 상태에서 위/아래 이동</w:t>
             </w:r>
           </w:p>
         </w:tc>
@@ -1709,20 +901,20 @@
       <w:tr>
         <w:tc>
           <w:tcPr>
-            <w:tcW w:type="dxa" w:w="5100"/>
+            <w:tcW w:type="dxa" w:w="4986"/>
+            <w:vAlign w:val="center"/>
+            <w:tcBorders>
+              <w:top w:val="single" w:sz="4" w:space="0" w:color="C8C8C8"/>
+              <w:left w:val="single" w:sz="4" w:space="0" w:color="C8C8C8"/>
+              <w:bottom w:val="single" w:sz="4" w:space="0" w:color="C8C8C8"/>
+              <w:right w:val="single" w:sz="4" w:space="0" w:color="C8C8C8"/>
+            </w:tcBorders>
             <w:tcMar>
-              <w:top w:w="100" w:type="dxa"/>
+              <w:top w:w="80" w:type="dxa"/>
+              <w:bottom w:w="80" w:type="dxa"/>
               <w:start w:w="120" w:type="dxa"/>
-              <w:bottom w:w="100" w:type="dxa"/>
               <w:end w:w="120" w:type="dxa"/>
             </w:tcMar>
-            <w:tcBorders>
-              <w:top w:val="single" w:sz="4" w:space="0" w:color="C9C9C9"/>
-              <w:left w:val="single" w:sz="4" w:space="0" w:color="C9C9C9"/>
-              <w:bottom w:val="single" w:sz="4" w:space="0" w:color="C9C9C9"/>
-              <w:right w:val="single" w:sz="4" w:space="0" w:color="C9C9C9"/>
-            </w:tcBorders>
-            <w:vAlign w:val="center"/>
           </w:tcPr>
           <w:p>
             <w:pPr>
@@ -1731,29 +923,31 @@
             <w:r>
               <w:rPr>
                 <w:rFonts w:ascii="Calibri" w:hAnsi="Calibri" w:eastAsia="Malgun Gothic"/>
+                <w:b w:val="0"/>
+                <w:i w:val="0"/>
                 <w:color w:val="000000"/>
-                <w:sz w:val="18"/>
+                <w:sz w:val="19"/>
               </w:rPr>
-              <w:t>↑ / ↓</w:t>
+              <w:t>K</w:t>
             </w:r>
           </w:p>
         </w:tc>
         <w:tc>
           <w:tcPr>
-            <w:tcW w:type="dxa" w:w="5100"/>
+            <w:tcW w:type="dxa" w:w="4986"/>
+            <w:vAlign w:val="center"/>
+            <w:tcBorders>
+              <w:top w:val="single" w:sz="4" w:space="0" w:color="C8C8C8"/>
+              <w:left w:val="single" w:sz="4" w:space="0" w:color="C8C8C8"/>
+              <w:bottom w:val="single" w:sz="4" w:space="0" w:color="C8C8C8"/>
+              <w:right w:val="single" w:sz="4" w:space="0" w:color="C8C8C8"/>
+            </w:tcBorders>
             <w:tcMar>
-              <w:top w:w="100" w:type="dxa"/>
+              <w:top w:w="80" w:type="dxa"/>
+              <w:bottom w:w="80" w:type="dxa"/>
               <w:start w:w="120" w:type="dxa"/>
-              <w:bottom w:w="100" w:type="dxa"/>
               <w:end w:w="120" w:type="dxa"/>
             </w:tcMar>
-            <w:tcBorders>
-              <w:top w:val="single" w:sz="4" w:space="0" w:color="C9C9C9"/>
-              <w:left w:val="single" w:sz="4" w:space="0" w:color="C9C9C9"/>
-              <w:bottom w:val="single" w:sz="4" w:space="0" w:color="C9C9C9"/>
-              <w:right w:val="single" w:sz="4" w:space="0" w:color="C9C9C9"/>
-            </w:tcBorders>
-            <w:vAlign w:val="center"/>
           </w:tcPr>
           <w:p>
             <w:pPr>
@@ -1762,10 +956,12 @@
             <w:r>
               <w:rPr>
                 <w:rFonts w:ascii="Calibri" w:hAnsi="Calibri" w:eastAsia="Malgun Gothic"/>
+                <w:b w:val="0"/>
+                <w:i w:val="0"/>
                 <w:color w:val="000000"/>
-                <w:sz w:val="18"/>
+                <w:sz w:val="19"/>
               </w:rPr>
-              <w:t>F5 자유 비행 모드에서 위/아래 이동</w:t>
+              <w:t>현재 스테이지의 모든 적 제거</w:t>
             </w:r>
           </w:p>
         </w:tc>
@@ -1773,20 +969,20 @@
       <w:tr>
         <w:tc>
           <w:tcPr>
-            <w:tcW w:type="dxa" w:w="5100"/>
+            <w:tcW w:type="dxa" w:w="4986"/>
+            <w:vAlign w:val="center"/>
+            <w:tcBorders>
+              <w:top w:val="single" w:sz="4" w:space="0" w:color="C8C8C8"/>
+              <w:left w:val="single" w:sz="4" w:space="0" w:color="C8C8C8"/>
+              <w:bottom w:val="single" w:sz="4" w:space="0" w:color="C8C8C8"/>
+              <w:right w:val="single" w:sz="4" w:space="0" w:color="C8C8C8"/>
+            </w:tcBorders>
             <w:tcMar>
-              <w:top w:w="100" w:type="dxa"/>
+              <w:top w:w="80" w:type="dxa"/>
+              <w:bottom w:w="80" w:type="dxa"/>
               <w:start w:w="120" w:type="dxa"/>
-              <w:bottom w:w="100" w:type="dxa"/>
               <w:end w:w="120" w:type="dxa"/>
             </w:tcMar>
-            <w:tcBorders>
-              <w:top w:val="single" w:sz="4" w:space="0" w:color="C9C9C9"/>
-              <w:left w:val="single" w:sz="4" w:space="0" w:color="C9C9C9"/>
-              <w:bottom w:val="single" w:sz="4" w:space="0" w:color="C9C9C9"/>
-              <w:right w:val="single" w:sz="4" w:space="0" w:color="C9C9C9"/>
-            </w:tcBorders>
-            <w:vAlign w:val="center"/>
           </w:tcPr>
           <w:p>
             <w:pPr>
@@ -1795,29 +991,31 @@
             <w:r>
               <w:rPr>
                 <w:rFonts w:ascii="Calibri" w:hAnsi="Calibri" w:eastAsia="Malgun Gothic"/>
+                <w:b w:val="0"/>
+                <w:i w:val="0"/>
                 <w:color w:val="000000"/>
-                <w:sz w:val="18"/>
+                <w:sz w:val="19"/>
               </w:rPr>
-              <w:t>K</w:t>
+              <w:t>H</w:t>
             </w:r>
           </w:p>
         </w:tc>
         <w:tc>
           <w:tcPr>
-            <w:tcW w:type="dxa" w:w="5100"/>
+            <w:tcW w:type="dxa" w:w="4986"/>
+            <w:vAlign w:val="center"/>
+            <w:tcBorders>
+              <w:top w:val="single" w:sz="4" w:space="0" w:color="C8C8C8"/>
+              <w:left w:val="single" w:sz="4" w:space="0" w:color="C8C8C8"/>
+              <w:bottom w:val="single" w:sz="4" w:space="0" w:color="C8C8C8"/>
+              <w:right w:val="single" w:sz="4" w:space="0" w:color="C8C8C8"/>
+            </w:tcBorders>
             <w:tcMar>
-              <w:top w:w="100" w:type="dxa"/>
+              <w:top w:w="80" w:type="dxa"/>
+              <w:bottom w:w="80" w:type="dxa"/>
               <w:start w:w="120" w:type="dxa"/>
-              <w:bottom w:w="100" w:type="dxa"/>
               <w:end w:w="120" w:type="dxa"/>
             </w:tcMar>
-            <w:tcBorders>
-              <w:top w:val="single" w:sz="4" w:space="0" w:color="C9C9C9"/>
-              <w:left w:val="single" w:sz="4" w:space="0" w:color="C9C9C9"/>
-              <w:bottom w:val="single" w:sz="4" w:space="0" w:color="C9C9C9"/>
-              <w:right w:val="single" w:sz="4" w:space="0" w:color="C9C9C9"/>
-            </w:tcBorders>
-            <w:vAlign w:val="center"/>
           </w:tcPr>
           <w:p>
             <w:pPr>
@@ -1826,72 +1024,10 @@
             <w:r>
               <w:rPr>
                 <w:rFonts w:ascii="Calibri" w:hAnsi="Calibri" w:eastAsia="Malgun Gothic"/>
+                <w:b w:val="0"/>
+                <w:i w:val="0"/>
                 <w:color w:val="000000"/>
-                <w:sz w:val="18"/>
-              </w:rPr>
-              <w:t>현재 스테이지의 모든 적 제거. 모든 적이 제거되면 게임 종료</w:t>
-            </w:r>
-          </w:p>
-        </w:tc>
-      </w:tr>
-      <w:tr>
-        <w:tc>
-          <w:tcPr>
-            <w:tcW w:type="dxa" w:w="5100"/>
-            <w:tcMar>
-              <w:top w:w="100" w:type="dxa"/>
-              <w:start w:w="120" w:type="dxa"/>
-              <w:bottom w:w="100" w:type="dxa"/>
-              <w:end w:w="120" w:type="dxa"/>
-            </w:tcMar>
-            <w:tcBorders>
-              <w:top w:val="single" w:sz="4" w:space="0" w:color="C9C9C9"/>
-              <w:left w:val="single" w:sz="4" w:space="0" w:color="C9C9C9"/>
-              <w:bottom w:val="single" w:sz="4" w:space="0" w:color="C9C9C9"/>
-              <w:right w:val="single" w:sz="4" w:space="0" w:color="C9C9C9"/>
-            </w:tcBorders>
-            <w:vAlign w:val="center"/>
-          </w:tcPr>
-          <w:p>
-            <w:pPr>
-              <w:spacing w:after="40"/>
-            </w:pPr>
-            <w:r>
-              <w:rPr>
-                <w:rFonts w:ascii="Calibri" w:hAnsi="Calibri" w:eastAsia="Malgun Gothic"/>
-                <w:color w:val="000000"/>
-                <w:sz w:val="18"/>
-              </w:rPr>
-              <w:t>H</w:t>
-            </w:r>
-          </w:p>
-        </w:tc>
-        <w:tc>
-          <w:tcPr>
-            <w:tcW w:type="dxa" w:w="5100"/>
-            <w:tcMar>
-              <w:top w:w="100" w:type="dxa"/>
-              <w:start w:w="120" w:type="dxa"/>
-              <w:bottom w:w="100" w:type="dxa"/>
-              <w:end w:w="120" w:type="dxa"/>
-            </w:tcMar>
-            <w:tcBorders>
-              <w:top w:val="single" w:sz="4" w:space="0" w:color="C9C9C9"/>
-              <w:left w:val="single" w:sz="4" w:space="0" w:color="C9C9C9"/>
-              <w:bottom w:val="single" w:sz="4" w:space="0" w:color="C9C9C9"/>
-              <w:right w:val="single" w:sz="4" w:space="0" w:color="C9C9C9"/>
-            </w:tcBorders>
-            <w:vAlign w:val="center"/>
-          </w:tcPr>
-          <w:p>
-            <w:pPr>
-              <w:spacing w:after="40"/>
-            </w:pPr>
-            <w:r>
-              <w:rPr>
-                <w:rFonts w:ascii="Calibri" w:hAnsi="Calibri" w:eastAsia="Malgun Gothic"/>
-                <w:color w:val="000000"/>
-                <w:sz w:val="18"/>
+                <w:sz w:val="19"/>
               </w:rPr>
               <w:t>플레이어 HP를 100으로 회복</w:t>
             </w:r>
@@ -1901,20 +1037,20 @@
       <w:tr>
         <w:tc>
           <w:tcPr>
-            <w:tcW w:type="dxa" w:w="5100"/>
+            <w:tcW w:type="dxa" w:w="4986"/>
+            <w:vAlign w:val="center"/>
+            <w:tcBorders>
+              <w:top w:val="single" w:sz="4" w:space="0" w:color="C8C8C8"/>
+              <w:left w:val="single" w:sz="4" w:space="0" w:color="C8C8C8"/>
+              <w:bottom w:val="single" w:sz="4" w:space="0" w:color="C8C8C8"/>
+              <w:right w:val="single" w:sz="4" w:space="0" w:color="C8C8C8"/>
+            </w:tcBorders>
             <w:tcMar>
-              <w:top w:w="100" w:type="dxa"/>
+              <w:top w:w="80" w:type="dxa"/>
+              <w:bottom w:w="80" w:type="dxa"/>
               <w:start w:w="120" w:type="dxa"/>
-              <w:bottom w:w="100" w:type="dxa"/>
               <w:end w:w="120" w:type="dxa"/>
             </w:tcMar>
-            <w:tcBorders>
-              <w:top w:val="single" w:sz="4" w:space="0" w:color="C9C9C9"/>
-              <w:left w:val="single" w:sz="4" w:space="0" w:color="C9C9C9"/>
-              <w:bottom w:val="single" w:sz="4" w:space="0" w:color="C9C9C9"/>
-              <w:right w:val="single" w:sz="4" w:space="0" w:color="C9C9C9"/>
-            </w:tcBorders>
-            <w:vAlign w:val="center"/>
           </w:tcPr>
           <w:p>
             <w:pPr>
@@ -1923,8 +1059,10 @@
             <w:r>
               <w:rPr>
                 <w:rFonts w:ascii="Calibri" w:hAnsi="Calibri" w:eastAsia="Malgun Gothic"/>
+                <w:b w:val="0"/>
+                <w:i w:val="0"/>
                 <w:color w:val="000000"/>
-                <w:sz w:val="18"/>
+                <w:sz w:val="19"/>
               </w:rPr>
               <w:t>F9</w:t>
             </w:r>
@@ -1932,20 +1070,20 @@
         </w:tc>
         <w:tc>
           <w:tcPr>
-            <w:tcW w:type="dxa" w:w="5100"/>
+            <w:tcW w:type="dxa" w:w="4986"/>
+            <w:vAlign w:val="center"/>
+            <w:tcBorders>
+              <w:top w:val="single" w:sz="4" w:space="0" w:color="C8C8C8"/>
+              <w:left w:val="single" w:sz="4" w:space="0" w:color="C8C8C8"/>
+              <w:bottom w:val="single" w:sz="4" w:space="0" w:color="C8C8C8"/>
+              <w:right w:val="single" w:sz="4" w:space="0" w:color="C8C8C8"/>
+            </w:tcBorders>
             <w:tcMar>
-              <w:top w:w="100" w:type="dxa"/>
+              <w:top w:w="80" w:type="dxa"/>
+              <w:bottom w:w="80" w:type="dxa"/>
               <w:start w:w="120" w:type="dxa"/>
-              <w:bottom w:w="100" w:type="dxa"/>
               <w:end w:w="120" w:type="dxa"/>
             </w:tcMar>
-            <w:tcBorders>
-              <w:top w:val="single" w:sz="4" w:space="0" w:color="C9C9C9"/>
-              <w:left w:val="single" w:sz="4" w:space="0" w:color="C9C9C9"/>
-              <w:bottom w:val="single" w:sz="4" w:space="0" w:color="C9C9C9"/>
-              <w:right w:val="single" w:sz="4" w:space="0" w:color="C9C9C9"/>
-            </w:tcBorders>
-            <w:vAlign w:val="center"/>
           </w:tcPr>
           <w:p>
             <w:pPr>
@@ -1954,10 +1092,12 @@
             <w:r>
               <w:rPr>
                 <w:rFonts w:ascii="Calibri" w:hAnsi="Calibri" w:eastAsia="Malgun Gothic"/>
+                <w:b w:val="0"/>
+                <w:i w:val="0"/>
                 <w:color w:val="000000"/>
-                <w:sz w:val="18"/>
+                <w:sz w:val="19"/>
               </w:rPr>
-              <w:t>전체 화면 토글</w:t>
+              <w:t>전체 화면 전환</w:t>
             </w:r>
           </w:p>
         </w:tc>
@@ -1965,20 +1105,20 @@
       <w:tr>
         <w:tc>
           <w:tcPr>
-            <w:tcW w:type="dxa" w:w="5100"/>
+            <w:tcW w:type="dxa" w:w="4986"/>
+            <w:vAlign w:val="center"/>
+            <w:tcBorders>
+              <w:top w:val="single" w:sz="4" w:space="0" w:color="C8C8C8"/>
+              <w:left w:val="single" w:sz="4" w:space="0" w:color="C8C8C8"/>
+              <w:bottom w:val="single" w:sz="4" w:space="0" w:color="C8C8C8"/>
+              <w:right w:val="single" w:sz="4" w:space="0" w:color="C8C8C8"/>
+            </w:tcBorders>
             <w:tcMar>
-              <w:top w:w="100" w:type="dxa"/>
+              <w:top w:w="80" w:type="dxa"/>
+              <w:bottom w:w="80" w:type="dxa"/>
               <w:start w:w="120" w:type="dxa"/>
-              <w:bottom w:w="100" w:type="dxa"/>
               <w:end w:w="120" w:type="dxa"/>
             </w:tcMar>
-            <w:tcBorders>
-              <w:top w:val="single" w:sz="4" w:space="0" w:color="C9C9C9"/>
-              <w:left w:val="single" w:sz="4" w:space="0" w:color="C9C9C9"/>
-              <w:bottom w:val="single" w:sz="4" w:space="0" w:color="C9C9C9"/>
-              <w:right w:val="single" w:sz="4" w:space="0" w:color="C9C9C9"/>
-            </w:tcBorders>
-            <w:vAlign w:val="center"/>
           </w:tcPr>
           <w:p>
             <w:pPr>
@@ -1987,8 +1127,10 @@
             <w:r>
               <w:rPr>
                 <w:rFonts w:ascii="Calibri" w:hAnsi="Calibri" w:eastAsia="Malgun Gothic"/>
+                <w:b w:val="0"/>
+                <w:i w:val="0"/>
                 <w:color w:val="000000"/>
-                <w:sz w:val="18"/>
+                <w:sz w:val="19"/>
               </w:rPr>
               <w:t>Esc</w:t>
             </w:r>
@@ -1996,20 +1138,20 @@
         </w:tc>
         <w:tc>
           <w:tcPr>
-            <w:tcW w:type="dxa" w:w="5100"/>
+            <w:tcW w:type="dxa" w:w="4986"/>
+            <w:vAlign w:val="center"/>
+            <w:tcBorders>
+              <w:top w:val="single" w:sz="4" w:space="0" w:color="C8C8C8"/>
+              <w:left w:val="single" w:sz="4" w:space="0" w:color="C8C8C8"/>
+              <w:bottom w:val="single" w:sz="4" w:space="0" w:color="C8C8C8"/>
+              <w:right w:val="single" w:sz="4" w:space="0" w:color="C8C8C8"/>
+            </w:tcBorders>
             <w:tcMar>
-              <w:top w:w="100" w:type="dxa"/>
+              <w:top w:w="80" w:type="dxa"/>
+              <w:bottom w:w="80" w:type="dxa"/>
               <w:start w:w="120" w:type="dxa"/>
-              <w:bottom w:w="100" w:type="dxa"/>
               <w:end w:w="120" w:type="dxa"/>
             </w:tcMar>
-            <w:tcBorders>
-              <w:top w:val="single" w:sz="4" w:space="0" w:color="C9C9C9"/>
-              <w:left w:val="single" w:sz="4" w:space="0" w:color="C9C9C9"/>
-              <w:bottom w:val="single" w:sz="4" w:space="0" w:color="C9C9C9"/>
-              <w:right w:val="single" w:sz="4" w:space="0" w:color="C9C9C9"/>
-            </w:tcBorders>
-            <w:vAlign w:val="center"/>
           </w:tcPr>
           <w:p>
             <w:pPr>
@@ -2018,8 +1160,10 @@
             <w:r>
               <w:rPr>
                 <w:rFonts w:ascii="Calibri" w:hAnsi="Calibri" w:eastAsia="Malgun Gothic"/>
+                <w:b w:val="0"/>
+                <w:i w:val="0"/>
                 <w:color w:val="000000"/>
-                <w:sz w:val="18"/>
+                <w:sz w:val="19"/>
               </w:rPr>
               <w:t>프로그램 종료</w:t>
             </w:r>
@@ -2029,22 +1173,22 @@
     </w:tbl>
     <w:p>
       <w:pPr>
-        <w:pStyle w:val="Heading1"/>
-        <w:spacing w:before="320" w:after="160"/>
+        <w:spacing w:before="320" w:after="160" w:line="269" w:lineRule="auto"/>
       </w:pPr>
       <w:r>
         <w:rPr>
           <w:rFonts w:ascii="Calibri" w:hAnsi="Calibri" w:eastAsia="Malgun Gothic"/>
           <w:b/>
+          <w:i w:val="0"/>
           <w:color w:val="1F4E79"/>
           <w:sz w:val="32"/>
         </w:rPr>
-        <w:t>4. 실행 결과</w:t>
+        <w:t>3. 과제 요구사항과 구현 방법</w:t>
       </w:r>
     </w:p>
     <w:p>
       <w:pPr>
-        <w:spacing w:after="160" w:before="0" w:line="269" w:lineRule="auto"/>
+        <w:spacing w:before="0" w:after="120" w:line="276" w:lineRule="auto"/>
       </w:pPr>
       <w:r>
         <w:rPr>
@@ -2054,12 +1198,129 @@
           <w:color w:val="000000"/>
           <w:sz w:val="21"/>
         </w:rPr>
-        <w:t>아래 회색 박스는 실제 실행 화면을 삽입할 위치이다. 캡처 후 각 박스의 안내 문구를 삭제하고 이미지를 넣으면 된다. 검사자가 기능을 바로 확인할 수 있도록 메뉴, 스테이지별 맵, 카메라 전환, 전투, 조명과 게임 종료 화면을 골고루 넣는 것을 권장한다.</w:t>
+        <w:t>이 장에서는 과제 요구사항별로 어떤 자료구조와 알고리즘을 사용했는지, 어떤 함수가 핵심 역할을 하는지 정리한다. 실행 화면은 각 요구사항 설명 중간에 삽입하도록 위치를 잡아두었다.</w:t>
       </w:r>
     </w:p>
     <w:p>
       <w:pPr>
-        <w:spacing w:after="60" w:before="100" w:line="269" w:lineRule="auto"/>
+        <w:spacing w:before="220" w:after="100" w:line="269" w:lineRule="auto"/>
+      </w:pPr>
+      <w:r>
+        <w:rPr>
+          <w:rFonts w:ascii="Calibri" w:hAnsi="Calibri" w:eastAsia="Malgun Gothic"/>
+          <w:b/>
+          <w:i w:val="0"/>
+          <w:color w:val="000000"/>
+          <w:sz w:val="26"/>
+        </w:rPr>
+        <w:t>3-1) Wolfenstein 스타일 미로 기반 3D 슈팅 게임</w:t>
+      </w:r>
+    </w:p>
+    <w:p>
+      <w:pPr>
+        <w:spacing w:before="0" w:after="120" w:line="276" w:lineRule="auto"/>
+      </w:pPr>
+      <w:r>
+        <w:rPr>
+          <w:rFonts w:ascii="Calibri" w:hAnsi="Calibri" w:eastAsia="Malgun Gothic"/>
+          <w:b w:val="0"/>
+          <w:i w:val="0"/>
+          <w:color w:val="000000"/>
+          <w:sz w:val="21"/>
+        </w:rPr>
+        <w:t>미로는 Scene.cpp의 문자 배열 기반 맵으로 정의하였다. 1개의 스테이지는 1층 배열과 2층 배열을 가지며, MAZE_MAP_DESC 구조체가 맵 배열과 색상 정보를 함께 보관한다. 월드 좌표와 맵 셀 좌표는 MAZE_CELL_SIZE를 기준으로 상호 변환된다.</w:t>
+      </w:r>
+    </w:p>
+    <w:p>
+      <w:pPr>
+        <w:spacing w:after="40"/>
+      </w:pPr>
+      <w:r>
+        <w:rPr>
+          <w:rFonts w:ascii="Consolas" w:hAnsi="Consolas" w:eastAsia="Malgun Gothic"/>
+          <w:sz w:val="18"/>
+        </w:rPr>
+        <w:t>MAZE_CELL_SIZE = 30.0f, MAZE_SECOND_FLOOR_HEIGHT = 50.0f, MAZE_WALL_HEIGHT = 50.0f</w:t>
+      </w:r>
+    </w:p>
+    <w:p>
+      <w:pPr>
+        <w:spacing w:before="0" w:after="120" w:line="276" w:lineRule="auto"/>
+      </w:pPr>
+      <w:r>
+        <w:rPr>
+          <w:rFonts w:ascii="Calibri" w:hAnsi="Calibri" w:eastAsia="Malgun Gothic"/>
+          <w:b w:val="0"/>
+          <w:i w:val="0"/>
+          <w:color w:val="000000"/>
+          <w:sz w:val="21"/>
+        </w:rPr>
+        <w:t>BuildObjects()는 맵 배열을 순회하면서 바닥, 벽, 자동문, 계단, 천장, 적 오브젝트를 생성한다. 플레이어의 총 발사는 FireRayShot()에서 처리한다. 이때 레이는 카메라 방향으로 발사되고, 적은 RayIntersectsSphere()로 판정한다. 벽이나 닫힌 문이 중간에 있으면 IsRayBlockedBeforeDistance()가 명중을 막는다.</w:t>
+      </w:r>
+    </w:p>
+    <w:p>
+      <w:pPr>
+        <w:spacing w:before="0" w:after="120" w:line="276" w:lineRule="auto"/>
+      </w:pPr>
+      <w:r>
+        <w:rPr>
+          <w:rFonts w:ascii="Calibri" w:hAnsi="Calibri" w:eastAsia="Malgun Gothic"/>
+          <w:b w:val="0"/>
+          <w:i w:val="0"/>
+          <w:color w:val="000000"/>
+          <w:sz w:val="21"/>
+        </w:rPr>
+        <w:t>정적 미로 구조는 격자 기반 충돌을 사용하고, 사격 판정은 레이와 구의 교차 판정을 사용했다. 벽/바닥 충돌과 총알 판정을 같은 방식으로 처리하지 않은 이유는 목적이 다르기 때문이다. 벽 충돌은 축 정렬 미로에서 빠른 위치 보정이 중요하고, 사격은 조준 방향과 가장 가까운 목표 판정이 중요하다.</w:t>
+      </w:r>
+    </w:p>
+    <w:p>
+      <w:pPr>
+        <w:spacing w:before="220" w:after="100" w:line="269" w:lineRule="auto"/>
+      </w:pPr>
+      <w:r>
+        <w:rPr>
+          <w:rFonts w:ascii="Calibri" w:hAnsi="Calibri" w:eastAsia="Malgun Gothic"/>
+          <w:b/>
+          <w:i w:val="0"/>
+          <w:color w:val="000000"/>
+          <w:sz w:val="26"/>
+        </w:rPr>
+        <w:t>3-2) 3D 글씨 초기화면과 시작 흐름</w:t>
+      </w:r>
+    </w:p>
+    <w:p>
+      <w:pPr>
+        <w:spacing w:before="0" w:after="120" w:line="276" w:lineRule="auto"/>
+      </w:pPr>
+      <w:r>
+        <w:rPr>
+          <w:rFonts w:ascii="Calibri" w:hAnsi="Calibri" w:eastAsia="Malgun Gothic"/>
+          <w:b w:val="0"/>
+          <w:i w:val="0"/>
+          <w:color w:val="000000"/>
+          <w:sz w:val="21"/>
+        </w:rPr>
+        <w:t>초기 화면은 Name_Text.bin과 Start_Text.bin을 3D 오브젝트로 로드하여 렌더링한다. 화면 상태는 SCENE_SCREEN_MODE 열거형으로 TITLE, STAGE_SELECT, PLAYING을 나누었다. Start 텍스트를 클릭하거나 Enter/Space를 누르면 스테이지 선택 화면으로 전환된다.</w:t>
+      </w:r>
+    </w:p>
+    <w:p>
+      <w:pPr>
+        <w:spacing w:before="0" w:after="120" w:line="276" w:lineRule="auto"/>
+      </w:pPr>
+      <w:r>
+        <w:rPr>
+          <w:rFonts w:ascii="Calibri" w:hAnsi="Calibri" w:eastAsia="Malgun Gothic"/>
+          <w:b w:val="0"/>
+          <w:i w:val="0"/>
+          <w:color w:val="000000"/>
+          <w:sz w:val="21"/>
+        </w:rPr>
+        <w:t>마우스 피킹은 정확한 3D 광선 피킹 대신, 현재 텍스트의 화면상 위치에 맞춘 RECT 충돌 박스를 사용했다. 과제에서는 텍스트 클릭으로 시작하는 흐름이 중요하고, 텍스트 위치가 고정되어 있으므로 이 방식이 구현 난이도와 안정성 면에서 적절하다고 판단했다.</w:t>
+      </w:r>
+    </w:p>
+    <w:p>
+      <w:pPr>
+        <w:spacing w:before="100" w:after="60" w:line="276" w:lineRule="auto"/>
       </w:pPr>
       <w:r>
         <w:rPr>
@@ -2079,12 +1340,15 @@
         <w:tblLook w:firstColumn="1" w:firstRow="1" w:lastColumn="0" w:lastRow="0" w:noHBand="0" w:noVBand="1" w:val="04A0"/>
       </w:tblPr>
       <w:tblGrid>
-        <w:gridCol w:w="10200"/>
+        <w:gridCol w:w="9972"/>
       </w:tblGrid>
       <w:tr>
+        <w:trPr>
+          <w:trHeight w:val="2665"/>
+        </w:trPr>
         <w:tc>
           <w:tcPr>
-            <w:tcW w:type="dxa" w:w="10200"/>
+            <w:tcW w:type="dxa" w:w="9972"/>
             <w:shd w:fill="F2F2F2"/>
             <w:tcBorders>
               <w:top w:val="single" w:sz="10" w:space="0" w:color="8EAADB"/>
@@ -2094,8 +1358,8 @@
             </w:tcBorders>
             <w:tcMar>
               <w:top w:w="220" w:type="dxa"/>
+              <w:bottom w:w="220" w:type="dxa"/>
               <w:start w:w="180" w:type="dxa"/>
-              <w:bottom w:w="220" w:type="dxa"/>
               <w:end w:w="180" w:type="dxa"/>
             </w:tcMar>
           </w:tcPr>
@@ -2107,19 +1371,22 @@
               <w:rPr>
                 <w:rFonts w:ascii="Calibri" w:hAnsi="Calibri" w:eastAsia="Malgun Gothic"/>
                 <w:b/>
+                <w:i w:val="0"/>
                 <w:color w:val="1F4E79"/>
-                <w:sz w:val="26"/>
+                <w:sz w:val="25"/>
               </w:rPr>
-              <w:t>[스크린샷 삽입 위치]</w:t>
+              <w:t>[실행 화면 캡처 삽입 위치]</w:t>
               <w:br/>
             </w:r>
             <w:r>
               <w:rPr>
                 <w:rFonts w:ascii="Calibri" w:hAnsi="Calibri" w:eastAsia="Malgun Gothic"/>
-                <w:color w:val="595959"/>
-                <w:sz w:val="19"/>
+                <w:b w:val="0"/>
+                <w:i w:val="0"/>
+                <w:color w:val="5A5A5A"/>
+                <w:sz w:val="18"/>
               </w:rPr>
-              <w:t>3D 게임 제목과 Start 텍스트가 보이는 화면. title_screen_bgm이 재생되는 상태에서 캡처한다.</w:t>
+              <w:t>3D 제목과 Start 텍스트가 보이는 장면을 캡처한다.</w:t>
             </w:r>
           </w:p>
         </w:tc>
@@ -2127,22 +1394,67 @@
     </w:tbl>
     <w:p>
       <w:pPr>
-        <w:spacing w:after="80" w:before="0" w:line="269" w:lineRule="auto"/>
+        <w:spacing w:before="0" w:after="80" w:line="276" w:lineRule="auto"/>
       </w:pPr>
       <w:r>
         <w:rPr>
           <w:rFonts w:ascii="Calibri" w:hAnsi="Calibri" w:eastAsia="Malgun Gothic"/>
           <w:b w:val="0"/>
           <w:i/>
-          <w:color w:val="595959"/>
+          <w:color w:val="5A5A5A"/>
           <w:sz w:val="17"/>
         </w:rPr>
-        <w:t>캡처 후 위 회색 박스의 안내 문구를 삭제하고 해당 이미지를 삽입한다.</w:t>
+        <w:t>캡처 후 이 박스의 안내 문구를 삭제하고 이미지를 넣는다.</w:t>
       </w:r>
     </w:p>
     <w:p>
       <w:pPr>
-        <w:spacing w:after="60" w:before="100" w:line="269" w:lineRule="auto"/>
+        <w:spacing w:before="220" w:after="100" w:line="269" w:lineRule="auto"/>
+      </w:pPr>
+      <w:r>
+        <w:rPr>
+          <w:rFonts w:ascii="Calibri" w:hAnsi="Calibri" w:eastAsia="Malgun Gothic"/>
+          <w:b/>
+          <w:i w:val="0"/>
+          <w:color w:val="000000"/>
+          <w:sz w:val="26"/>
+        </w:rPr>
+        <w:t>3-3) 2개 이상의 맵 선택</w:t>
+      </w:r>
+    </w:p>
+    <w:p>
+      <w:pPr>
+        <w:spacing w:before="0" w:after="120" w:line="276" w:lineRule="auto"/>
+      </w:pPr>
+      <w:r>
+        <w:rPr>
+          <w:rFonts w:ascii="Calibri" w:hAnsi="Calibri" w:eastAsia="Malgun Gothic"/>
+          <w:b w:val="0"/>
+          <w:i w:val="0"/>
+          <w:color w:val="000000"/>
+          <w:sz w:val="21"/>
+        </w:rPr>
+        <w:t>스테이지 선택 화면에서는 Stage_1_Text.bin과 Stage_2_Text.bin을 보여준다. Stage1 텍스트를 클릭하거나 숫자 1을 누르면 BeginStage(1), Stage2 텍스트를 클릭하거나 숫자 2를 누르면 BeginStage(2)가 호출된다.</w:t>
+      </w:r>
+    </w:p>
+    <w:p>
+      <w:pPr>
+        <w:spacing w:before="0" w:after="120" w:line="276" w:lineRule="auto"/>
+      </w:pPr>
+      <w:r>
+        <w:rPr>
+          <w:rFonts w:ascii="Calibri" w:hAnsi="Calibri" w:eastAsia="Malgun Gothic"/>
+          <w:b w:val="0"/>
+          <w:i w:val="0"/>
+          <w:color w:val="000000"/>
+          <w:sz w:val="21"/>
+        </w:rPr>
+        <w:t>BeginStage()는 선택된 스테이지 번호, 플레이어 HP, 게임 종료 상태, 피격 효과 상태를 초기화하고, 선택한 스테이지의 S 타일을 찾아 플레이어 시작 위치로 설정한다. Stage2는 2층에서 시작하도록 2층 맵 배열에 S 타일을 배치하였다.</w:t>
+      </w:r>
+    </w:p>
+    <w:p>
+      <w:pPr>
+        <w:spacing w:before="100" w:after="60" w:line="276" w:lineRule="auto"/>
       </w:pPr>
       <w:r>
         <w:rPr>
@@ -2162,12 +1474,15 @@
         <w:tblLook w:firstColumn="1" w:firstRow="1" w:lastColumn="0" w:lastRow="0" w:noHBand="0" w:noVBand="1" w:val="04A0"/>
       </w:tblPr>
       <w:tblGrid>
-        <w:gridCol w:w="10200"/>
+        <w:gridCol w:w="9972"/>
       </w:tblGrid>
       <w:tr>
+        <w:trPr>
+          <w:trHeight w:val="2665"/>
+        </w:trPr>
         <w:tc>
           <w:tcPr>
-            <w:tcW w:type="dxa" w:w="10200"/>
+            <w:tcW w:type="dxa" w:w="9972"/>
             <w:shd w:fill="F2F2F2"/>
             <w:tcBorders>
               <w:top w:val="single" w:sz="10" w:space="0" w:color="8EAADB"/>
@@ -2177,8 +1492,8 @@
             </w:tcBorders>
             <w:tcMar>
               <w:top w:w="220" w:type="dxa"/>
+              <w:bottom w:w="220" w:type="dxa"/>
               <w:start w:w="180" w:type="dxa"/>
-              <w:bottom w:w="220" w:type="dxa"/>
               <w:end w:w="180" w:type="dxa"/>
             </w:tcMar>
           </w:tcPr>
@@ -2190,19 +1505,22 @@
               <w:rPr>
                 <w:rFonts w:ascii="Calibri" w:hAnsi="Calibri" w:eastAsia="Malgun Gothic"/>
                 <w:b/>
+                <w:i w:val="0"/>
                 <w:color w:val="1F4E79"/>
-                <w:sz w:val="26"/>
+                <w:sz w:val="25"/>
               </w:rPr>
-              <w:t>[스크린샷 삽입 위치]</w:t>
+              <w:t>[실행 화면 캡처 삽입 위치]</w:t>
               <w:br/>
             </w:r>
             <w:r>
               <w:rPr>
                 <w:rFonts w:ascii="Calibri" w:hAnsi="Calibri" w:eastAsia="Malgun Gothic"/>
-                <w:color w:val="595959"/>
-                <w:sz w:val="19"/>
+                <w:b w:val="0"/>
+                <w:i w:val="0"/>
+                <w:color w:val="5A5A5A"/>
+                <w:sz w:val="18"/>
               </w:rPr>
-              <w:t>Stage1, Stage2 3D 텍스트가 보이는 화면. 마우스를 올렸을 때 텍스트가 회전하는 상태를 캡처하면 좋다.</w:t>
+              <w:t>Stage1, Stage2 3D 텍스트가 보이는 장면을 캡처한다.</w:t>
             </w:r>
           </w:p>
         </w:tc>
@@ -2210,22 +1528,99 @@
     </w:tbl>
     <w:p>
       <w:pPr>
-        <w:spacing w:after="80" w:before="0" w:line="269" w:lineRule="auto"/>
+        <w:spacing w:before="0" w:after="80" w:line="276" w:lineRule="auto"/>
       </w:pPr>
       <w:r>
         <w:rPr>
           <w:rFonts w:ascii="Calibri" w:hAnsi="Calibri" w:eastAsia="Malgun Gothic"/>
           <w:b w:val="0"/>
           <w:i/>
-          <w:color w:val="595959"/>
+          <w:color w:val="5A5A5A"/>
           <w:sz w:val="17"/>
         </w:rPr>
-        <w:t>캡처 후 위 회색 박스의 안내 문구를 삭제하고 해당 이미지를 삽입한다.</w:t>
+        <w:t>캡처 후 이 박스의 안내 문구를 삭제하고 이미지를 넣는다.</w:t>
       </w:r>
     </w:p>
     <w:p>
       <w:pPr>
-        <w:spacing w:after="60" w:before="100" w:line="269" w:lineRule="auto"/>
+        <w:spacing w:before="220" w:after="100" w:line="269" w:lineRule="auto"/>
+      </w:pPr>
+      <w:r>
+        <w:rPr>
+          <w:rFonts w:ascii="Calibri" w:hAnsi="Calibri" w:eastAsia="Malgun Gothic"/>
+          <w:b/>
+          <w:i w:val="0"/>
+          <w:color w:val="000000"/>
+          <w:sz w:val="26"/>
+        </w:rPr>
+        <w:t>3-4) 맵 별 색상 및 배치 차이</w:t>
+      </w:r>
+    </w:p>
+    <w:p>
+      <w:pPr>
+        <w:spacing w:before="0" w:after="120" w:line="276" w:lineRule="auto"/>
+      </w:pPr>
+      <w:r>
+        <w:rPr>
+          <w:rFonts w:ascii="Calibri" w:hAnsi="Calibri" w:eastAsia="Malgun Gothic"/>
+          <w:b w:val="0"/>
+          <w:i w:val="0"/>
+          <w:color w:val="000000"/>
+          <w:sz w:val="21"/>
+        </w:rPr>
+        <w:t>Stage1과 Stage2는 서로 다른 문자 배열을 사용하기 때문에 방과 복도 배치가 다르다. 또한 MAZE_MAP_DESC에 스테이지별 색상을 넣어 같은 생성 함수로 만들더라도 시각적으로 다른 분위기가 나오도록 했다.</w:t>
+      </w:r>
+    </w:p>
+    <w:p>
+      <w:pPr>
+        <w:pStyle w:val="ListBullet"/>
+        <w:spacing w:after="40" w:line="269" w:lineRule="auto"/>
+      </w:pPr>
+      <w:r>
+        <w:rPr>
+          <w:rFonts w:ascii="Calibri" w:hAnsi="Calibri" w:eastAsia="Malgun Gothic"/>
+          <w:b w:val="0"/>
+          <w:i w:val="0"/>
+          <w:color w:val="000000"/>
+          <w:sz w:val="20"/>
+        </w:rPr>
+        <w:t>Stage1: 1층/2층 바닥은 밝은 회색, 벽은 파란색, 계단은 노란색, 자동문은 민트색 계열이다.</w:t>
+      </w:r>
+    </w:p>
+    <w:p>
+      <w:pPr>
+        <w:pStyle w:val="ListBullet"/>
+        <w:spacing w:after="40" w:line="269" w:lineRule="auto"/>
+      </w:pPr>
+      <w:r>
+        <w:rPr>
+          <w:rFonts w:ascii="Calibri" w:hAnsi="Calibri" w:eastAsia="Malgun Gothic"/>
+          <w:b w:val="0"/>
+          <w:i w:val="0"/>
+          <w:color w:val="000000"/>
+          <w:sz w:val="20"/>
+        </w:rPr>
+        <w:t>Stage2: 바닥은 흰색 계열, 벽은 밝은 갈색 계열이며 Stage1과 다른 방/복도와 천장등 배치를 가진다.</w:t>
+      </w:r>
+    </w:p>
+    <w:p>
+      <w:pPr>
+        <w:spacing w:before="0" w:after="120" w:line="276" w:lineRule="auto"/>
+      </w:pPr>
+      <w:r>
+        <w:rPr>
+          <w:rFonts w:ascii="Calibri" w:hAnsi="Calibri" w:eastAsia="Malgun Gothic"/>
+          <w:b w:val="0"/>
+          <w:i w:val="0"/>
+          <w:color w:val="000000"/>
+          <w:sz w:val="21"/>
+        </w:rPr>
+        <w:t>스테이지별 월드 오브젝트의 시작 인덱스와 개수를 m_pnStageWorldStart, m_pnStageWorldCount에 저장하여 현재 선택한 스테이지 중심으로 렌더링과 애니메이션을 처리한다.</w:t>
+      </w:r>
+    </w:p>
+    <w:p>
+      <w:pPr>
+        <w:spacing w:before="100" w:after="60" w:line="276" w:lineRule="auto"/>
       </w:pPr>
       <w:r>
         <w:rPr>
@@ -2235,7 +1630,7 @@
           <w:color w:val="1F4E79"/>
           <w:sz w:val="21"/>
         </w:rPr>
-        <w:t>그림 3. Stage 1 1층/2층 구조</w:t>
+        <w:t>그림 3. Stage1 맵 구조</w:t>
       </w:r>
     </w:p>
     <w:tbl>
@@ -2245,12 +1640,15 @@
         <w:tblLook w:firstColumn="1" w:firstRow="1" w:lastColumn="0" w:lastRow="0" w:noHBand="0" w:noVBand="1" w:val="04A0"/>
       </w:tblPr>
       <w:tblGrid>
-        <w:gridCol w:w="10200"/>
+        <w:gridCol w:w="9972"/>
       </w:tblGrid>
       <w:tr>
+        <w:trPr>
+          <w:trHeight w:val="2665"/>
+        </w:trPr>
         <w:tc>
           <w:tcPr>
-            <w:tcW w:type="dxa" w:w="10200"/>
+            <w:tcW w:type="dxa" w:w="9972"/>
             <w:shd w:fill="F2F2F2"/>
             <w:tcBorders>
               <w:top w:val="single" w:sz="10" w:space="0" w:color="8EAADB"/>
@@ -2260,8 +1658,8 @@
             </w:tcBorders>
             <w:tcMar>
               <w:top w:w="220" w:type="dxa"/>
+              <w:bottom w:w="220" w:type="dxa"/>
               <w:start w:w="180" w:type="dxa"/>
-              <w:bottom w:w="220" w:type="dxa"/>
               <w:end w:w="180" w:type="dxa"/>
             </w:tcMar>
           </w:tcPr>
@@ -2273,19 +1671,22 @@
               <w:rPr>
                 <w:rFonts w:ascii="Calibri" w:hAnsi="Calibri" w:eastAsia="Malgun Gothic"/>
                 <w:b/>
+                <w:i w:val="0"/>
                 <w:color w:val="1F4E79"/>
-                <w:sz w:val="26"/>
+                <w:sz w:val="25"/>
               </w:rPr>
-              <w:t>[스크린샷 삽입 위치]</w:t>
+              <w:t>[실행 화면 캡처 삽입 위치]</w:t>
               <w:br/>
             </w:r>
             <w:r>
               <w:rPr>
                 <w:rFonts w:ascii="Calibri" w:hAnsi="Calibri" w:eastAsia="Malgun Gothic"/>
-                <w:color w:val="595959"/>
-                <w:sz w:val="19"/>
+                <w:b w:val="0"/>
+                <w:i w:val="0"/>
+                <w:color w:val="5A5A5A"/>
+                <w:sz w:val="18"/>
               </w:rPr>
-              <w:t>밝은 회색 바닥, 파란색 벽, 노란색 계단, 자동문과 2층 구조가 드러나도록 3인칭 또는 자유 비행으로 캡처한다.</w:t>
+              <w:t>1층과 2층, 파란 벽, 노란 계단, 자동문이 보이도록 캡처한다.</w:t>
             </w:r>
           </w:p>
         </w:tc>
@@ -2293,22 +1694,22 @@
     </w:tbl>
     <w:p>
       <w:pPr>
-        <w:spacing w:after="80" w:before="0" w:line="269" w:lineRule="auto"/>
+        <w:spacing w:before="0" w:after="80" w:line="276" w:lineRule="auto"/>
       </w:pPr>
       <w:r>
         <w:rPr>
           <w:rFonts w:ascii="Calibri" w:hAnsi="Calibri" w:eastAsia="Malgun Gothic"/>
           <w:b w:val="0"/>
           <w:i/>
-          <w:color w:val="595959"/>
+          <w:color w:val="5A5A5A"/>
           <w:sz w:val="17"/>
         </w:rPr>
-        <w:t>캡처 후 위 회색 박스의 안내 문구를 삭제하고 해당 이미지를 삽입한다.</w:t>
+        <w:t>캡처 후 이 박스의 안내 문구를 삭제하고 이미지를 넣는다.</w:t>
       </w:r>
     </w:p>
     <w:p>
       <w:pPr>
-        <w:spacing w:after="60" w:before="100" w:line="269" w:lineRule="auto"/>
+        <w:spacing w:before="100" w:after="60" w:line="276" w:lineRule="auto"/>
       </w:pPr>
       <w:r>
         <w:rPr>
@@ -2318,7 +1719,7 @@
           <w:color w:val="1F4E79"/>
           <w:sz w:val="21"/>
         </w:rPr>
-        <w:t>그림 4. Stage 2 1층/2층 구조</w:t>
+        <w:t>그림 4. Stage2 맵 구조</w:t>
       </w:r>
     </w:p>
     <w:tbl>
@@ -2328,12 +1729,15 @@
         <w:tblLook w:firstColumn="1" w:firstRow="1" w:lastColumn="0" w:lastRow="0" w:noHBand="0" w:noVBand="1" w:val="04A0"/>
       </w:tblPr>
       <w:tblGrid>
-        <w:gridCol w:w="10200"/>
+        <w:gridCol w:w="9972"/>
       </w:tblGrid>
       <w:tr>
+        <w:trPr>
+          <w:trHeight w:val="2665"/>
+        </w:trPr>
         <w:tc>
           <w:tcPr>
-            <w:tcW w:type="dxa" w:w="10200"/>
+            <w:tcW w:type="dxa" w:w="9972"/>
             <w:shd w:fill="F2F2F2"/>
             <w:tcBorders>
               <w:top w:val="single" w:sz="10" w:space="0" w:color="8EAADB"/>
@@ -2343,8 +1747,8 @@
             </w:tcBorders>
             <w:tcMar>
               <w:top w:w="220" w:type="dxa"/>
+              <w:bottom w:w="220" w:type="dxa"/>
               <w:start w:w="180" w:type="dxa"/>
-              <w:bottom w:w="220" w:type="dxa"/>
               <w:end w:w="180" w:type="dxa"/>
             </w:tcMar>
           </w:tcPr>
@@ -2356,19 +1760,22 @@
               <w:rPr>
                 <w:rFonts w:ascii="Calibri" w:hAnsi="Calibri" w:eastAsia="Malgun Gothic"/>
                 <w:b/>
+                <w:i w:val="0"/>
                 <w:color w:val="1F4E79"/>
-                <w:sz w:val="26"/>
+                <w:sz w:val="25"/>
               </w:rPr>
-              <w:t>[스크린샷 삽입 위치]</w:t>
+              <w:t>[실행 화면 캡처 삽입 위치]</w:t>
               <w:br/>
             </w:r>
             <w:r>
               <w:rPr>
                 <w:rFonts w:ascii="Calibri" w:hAnsi="Calibri" w:eastAsia="Malgun Gothic"/>
-                <w:color w:val="595959"/>
-                <w:sz w:val="19"/>
+                <w:b w:val="0"/>
+                <w:i w:val="0"/>
+                <w:color w:val="5A5A5A"/>
+                <w:sz w:val="18"/>
               </w:rPr>
-              <w:t>흰색 바닥, 밝은 갈색 벽, Stage1과 다른 배치 및 조명 위치가 보이도록 캡처한다.</w:t>
+              <w:t>Stage1과 다른 배치, 흰색 바닥, 밝은 갈색 벽이 보이도록 캡처한다.</w:t>
             </w:r>
           </w:p>
         </w:tc>
@@ -2376,22 +1783,82 @@
     </w:tbl>
     <w:p>
       <w:pPr>
-        <w:spacing w:after="80" w:before="0" w:line="269" w:lineRule="auto"/>
+        <w:spacing w:before="0" w:after="80" w:line="276" w:lineRule="auto"/>
       </w:pPr>
       <w:r>
         <w:rPr>
           <w:rFonts w:ascii="Calibri" w:hAnsi="Calibri" w:eastAsia="Malgun Gothic"/>
           <w:b w:val="0"/>
           <w:i/>
-          <w:color w:val="595959"/>
+          <w:color w:val="5A5A5A"/>
           <w:sz w:val="17"/>
         </w:rPr>
-        <w:t>캡처 후 위 회색 박스의 안내 문구를 삭제하고 해당 이미지를 삽입한다.</w:t>
+        <w:t>캡처 후 이 박스의 안내 문구를 삭제하고 이미지를 넣는다.</w:t>
       </w:r>
     </w:p>
     <w:p>
       <w:pPr>
-        <w:spacing w:after="60" w:before="100" w:line="269" w:lineRule="auto"/>
+        <w:spacing w:before="220" w:after="100" w:line="269" w:lineRule="auto"/>
+      </w:pPr>
+      <w:r>
+        <w:rPr>
+          <w:rFonts w:ascii="Calibri" w:hAnsi="Calibri" w:eastAsia="Malgun Gothic"/>
+          <w:b/>
+          <w:i w:val="0"/>
+          <w:color w:val="000000"/>
+          <w:sz w:val="26"/>
+        </w:rPr>
+        <w:t>3-5) 단차가 있는 바닥</w:t>
+      </w:r>
+    </w:p>
+    <w:p>
+      <w:pPr>
+        <w:spacing w:before="0" w:after="120" w:line="276" w:lineRule="auto"/>
+      </w:pPr>
+      <w:r>
+        <w:rPr>
+          <w:rFonts w:ascii="Calibri" w:hAnsi="Calibri" w:eastAsia="Malgun Gothic"/>
+          <w:b w:val="0"/>
+          <w:i w:val="0"/>
+          <w:color w:val="000000"/>
+          <w:sz w:val="21"/>
+        </w:rPr>
+        <w:t>과제에서 요구한 단차는 1층과 2층을 가진 맵 구조로 구현하였다. MAZE_SECOND_FLOOR_HEIGHT를 50.0으로 두고, 2층 타일이 있는 위치에는 별도의 raised floor를 생성한다. 2층에는 바닥뿐 아니라 천장 오브젝트도 추가하여 실제 2층 공간처럼 보이도록 했다.</w:t>
+      </w:r>
+    </w:p>
+    <w:p>
+      <w:pPr>
+        <w:spacing w:before="0" w:after="120" w:line="276" w:lineRule="auto"/>
+      </w:pPr>
+      <w:r>
+        <w:rPr>
+          <w:rFonts w:ascii="Calibri" w:hAnsi="Calibri" w:eastAsia="Malgun Gothic"/>
+          <w:b w:val="0"/>
+          <w:i w:val="0"/>
+          <w:color w:val="000000"/>
+          <w:sz w:val="21"/>
+        </w:rPr>
+        <w:t>계단 타일에서는 MAZE_STAIR_STEP_COUNT만큼 여러 개의 박스를 생성한다. GetStairFloorHeight()는 계단 셀 안에서의 z 위치를 이용해 높이를 계산하고, GetMazeFloorHeight()는 현재 플레이어/적 위치에 맞는 바닥 높이를 반환한다.</w:t>
+      </w:r>
+    </w:p>
+    <w:p>
+      <w:pPr>
+        <w:spacing w:before="0" w:after="120" w:line="276" w:lineRule="auto"/>
+      </w:pPr>
+      <w:r>
+        <w:rPr>
+          <w:rFonts w:ascii="Calibri" w:hAnsi="Calibri" w:eastAsia="Malgun Gothic"/>
+          <w:b w:val="0"/>
+          <w:i w:val="0"/>
+          <w:color w:val="000000"/>
+          <w:sz w:val="21"/>
+        </w:rPr>
+        <w:t>충돌 처리에서는 이동 후 위치를 바로 확정하지 않고, X축과 Z축을 나누어 검사한다. 어느 축 이동이 벽이나 닫힌 문에 들어가면 해당 축만 이전 좌표로 되돌린다. 이렇게 하면 벽에 대각선으로 부딪혔을 때 한쪽 축 이동은 살아 있어 벽을 따라 미끄러지는 느낌을 낼 수 있다.</w:t>
+      </w:r>
+    </w:p>
+    <w:p>
+      <w:pPr>
+        <w:spacing w:before="100" w:after="60" w:line="276" w:lineRule="auto"/>
       </w:pPr>
       <w:r>
         <w:rPr>
@@ -2401,7 +1868,7 @@
           <w:color w:val="1F4E79"/>
           <w:sz w:val="21"/>
         </w:rPr>
-        <w:t>그림 5. 1인칭 전투 화면</w:t>
+        <w:t>그림 5. 계단과 2층 단차</w:t>
       </w:r>
     </w:p>
     <w:tbl>
@@ -2411,12 +1878,15 @@
         <w:tblLook w:firstColumn="1" w:firstRow="1" w:lastColumn="0" w:lastRow="0" w:noHBand="0" w:noVBand="1" w:val="04A0"/>
       </w:tblPr>
       <w:tblGrid>
-        <w:gridCol w:w="10200"/>
+        <w:gridCol w:w="9972"/>
       </w:tblGrid>
       <w:tr>
+        <w:trPr>
+          <w:trHeight w:val="2665"/>
+        </w:trPr>
         <w:tc>
           <w:tcPr>
-            <w:tcW w:type="dxa" w:w="10200"/>
+            <w:tcW w:type="dxa" w:w="9972"/>
             <w:shd w:fill="F2F2F2"/>
             <w:tcBorders>
               <w:top w:val="single" w:sz="10" w:space="0" w:color="8EAADB"/>
@@ -2426,8 +1896,8 @@
             </w:tcBorders>
             <w:tcMar>
               <w:top w:w="220" w:type="dxa"/>
+              <w:bottom w:w="220" w:type="dxa"/>
               <w:start w:w="180" w:type="dxa"/>
-              <w:bottom w:w="220" w:type="dxa"/>
               <w:end w:w="180" w:type="dxa"/>
             </w:tcMar>
           </w:tcPr>
@@ -2439,19 +1909,22 @@
               <w:rPr>
                 <w:rFonts w:ascii="Calibri" w:hAnsi="Calibri" w:eastAsia="Malgun Gothic"/>
                 <w:b/>
+                <w:i w:val="0"/>
                 <w:color w:val="1F4E79"/>
-                <w:sz w:val="26"/>
+                <w:sz w:val="25"/>
               </w:rPr>
-              <w:t>[스크린샷 삽입 위치]</w:t>
+              <w:t>[실행 화면 캡처 삽입 위치]</w:t>
               <w:br/>
             </w:r>
             <w:r>
               <w:rPr>
                 <w:rFonts w:ascii="Calibri" w:hAnsi="Calibri" w:eastAsia="Malgun Gothic"/>
-                <w:color w:val="595959"/>
-                <w:sz w:val="19"/>
+                <w:b w:val="0"/>
+                <w:i w:val="0"/>
+                <w:color w:val="5A5A5A"/>
+                <w:sz w:val="18"/>
               </w:rPr>
-              <w:t>F1 1인칭 시점에서 Crosshair, HP UI, 적, 손전등/천장등 조명이 함께 보이는 화면을 캡처한다.</w:t>
+              <w:t>계단을 통해 1층에서 2층으로 올라가는 장면을 캡처한다.</w:t>
             </w:r>
           </w:p>
         </w:tc>
@@ -2459,22 +1932,157 @@
     </w:tbl>
     <w:p>
       <w:pPr>
-        <w:spacing w:after="80" w:before="0" w:line="269" w:lineRule="auto"/>
+        <w:spacing w:before="0" w:after="80" w:line="276" w:lineRule="auto"/>
       </w:pPr>
       <w:r>
         <w:rPr>
           <w:rFonts w:ascii="Calibri" w:hAnsi="Calibri" w:eastAsia="Malgun Gothic"/>
           <w:b w:val="0"/>
           <w:i/>
-          <w:color w:val="595959"/>
+          <w:color w:val="5A5A5A"/>
           <w:sz w:val="17"/>
         </w:rPr>
-        <w:t>캡처 후 위 회색 박스의 안내 문구를 삭제하고 해당 이미지를 삽입한다.</w:t>
+        <w:t>캡처 후 이 박스의 안내 문구를 삭제하고 이미지를 넣는다.</w:t>
       </w:r>
     </w:p>
     <w:p>
       <w:pPr>
-        <w:spacing w:after="60" w:before="100" w:line="269" w:lineRule="auto"/>
+        <w:spacing w:before="220" w:after="100" w:line="269" w:lineRule="auto"/>
+      </w:pPr>
+      <w:r>
+        <w:rPr>
+          <w:rFonts w:ascii="Calibri" w:hAnsi="Calibri" w:eastAsia="Malgun Gothic"/>
+          <w:b/>
+          <w:i w:val="0"/>
+          <w:color w:val="000000"/>
+          <w:sz w:val="26"/>
+        </w:rPr>
+        <w:t>3-6) 적이 플레이어를 향해 이동</w:t>
+      </w:r>
+    </w:p>
+    <w:p>
+      <w:pPr>
+        <w:spacing w:before="0" w:after="120" w:line="276" w:lineRule="auto"/>
+      </w:pPr>
+      <w:r>
+        <w:rPr>
+          <w:rFonts w:ascii="Calibri" w:hAnsi="Calibri" w:eastAsia="Malgun Gothic"/>
+          <w:b w:val="0"/>
+          <w:i w:val="0"/>
+          <w:color w:val="000000"/>
+          <w:sz w:val="21"/>
+        </w:rPr>
+        <w:t>적은 ENEMY_OBJECT 구조체로 관리한다. 이 구조체는 오브젝트 포인터, 스테이지 번호, 층 번호, 생존 여부, HP, 이동 속도, 사격 쿨다운, 순찰 목표, 마지막으로 본 플레이어 위치를 가진다.</w:t>
+      </w:r>
+    </w:p>
+    <w:p>
+      <w:pPr>
+        <w:spacing w:before="0" w:after="120" w:line="276" w:lineRule="auto"/>
+      </w:pPr>
+      <w:r>
+        <w:rPr>
+          <w:rFonts w:ascii="Calibri" w:hAnsi="Calibri" w:eastAsia="Malgun Gothic"/>
+          <w:b w:val="0"/>
+          <w:i w:val="0"/>
+          <w:color w:val="000000"/>
+          <w:sz w:val="21"/>
+        </w:rPr>
+        <w:t>기본 AI 상태는 ENEMY_AI_PATROL이다. CanEnemySeePlayer()가 true가 되면 ENEMY_AI_CHASE로 바뀌고, 플레이어를 놓치면 ENEMY_AI_SEARCH로 바뀐다. 탐색 시간이 끝나거나 마지막 위치에 도착하면 다시 순찰로 돌아간다.</w:t>
+      </w:r>
+    </w:p>
+    <w:p>
+      <w:pPr>
+        <w:spacing w:before="0" w:after="120" w:line="276" w:lineRule="auto"/>
+      </w:pPr>
+      <w:r>
+        <w:rPr>
+          <w:rFonts w:ascii="Calibri" w:hAnsi="Calibri" w:eastAsia="Malgun Gothic"/>
+          <w:b w:val="0"/>
+          <w:i w:val="0"/>
+          <w:color w:val="000000"/>
+          <w:sz w:val="21"/>
+        </w:rPr>
+        <w:t>탐지 조건은 같은 층인지, 인식 거리 안인지, 시야각 안인지, 벽이나 닫힌 문에 가려지지 않았는지를 모두 검사한다. 같은 층 조건을 넣은 이유는 2층 맵에서 1층 적이 천장 너머의 플레이어를 인식하는 부자연스러운 상황을 막기 위해서이다.</w:t>
+      </w:r>
+    </w:p>
+    <w:p>
+      <w:pPr>
+        <w:spacing w:before="0" w:after="120" w:line="276" w:lineRule="auto"/>
+      </w:pPr>
+      <w:r>
+        <w:rPr>
+          <w:rFonts w:ascii="Calibri" w:hAnsi="Calibri" w:eastAsia="Malgun Gothic"/>
+          <w:b w:val="0"/>
+          <w:i w:val="0"/>
+          <w:color w:val="000000"/>
+          <w:sz w:val="21"/>
+        </w:rPr>
+        <w:t>적 이동은 MoveEnemyToward()에서 처리한다. 목표 방향을 정규화하고 이동 거리를 계산한 뒤, 플레이어와 마찬가지로 X축과 Z축 충돌을 분리하여 벽이나 닫힌 문에 끼이지 않도록 한다.</w:t>
+      </w:r>
+    </w:p>
+    <w:p>
+      <w:pPr>
+        <w:spacing w:before="220" w:after="100" w:line="269" w:lineRule="auto"/>
+      </w:pPr>
+      <w:r>
+        <w:rPr>
+          <w:rFonts w:ascii="Calibri" w:hAnsi="Calibri" w:eastAsia="Malgun Gothic"/>
+          <w:b/>
+          <w:i w:val="0"/>
+          <w:color w:val="000000"/>
+          <w:sz w:val="26"/>
+        </w:rPr>
+        <w:t>3-7) 1인칭과 3인칭 카메라 및 Crosshair</w:t>
+      </w:r>
+    </w:p>
+    <w:p>
+      <w:pPr>
+        <w:spacing w:before="0" w:after="120" w:line="276" w:lineRule="auto"/>
+      </w:pPr>
+      <w:r>
+        <w:rPr>
+          <w:rFonts w:ascii="Calibri" w:hAnsi="Calibri" w:eastAsia="Malgun Gothic"/>
+          <w:b w:val="0"/>
+          <w:i w:val="0"/>
+          <w:color w:val="000000"/>
+          <w:sz w:val="21"/>
+        </w:rPr>
+        <w:t>F1을 누르면 CFirstPersonCamera, F3을 누르면 CThirdPersonCamera를 사용한다. 1인칭 카메라는 플레이어 머리 높이 오프셋을 사용하고, 3인칭 카메라는 플레이어 뒤쪽과 위쪽 오프셋을 사용한다.</w:t>
+      </w:r>
+    </w:p>
+    <w:p>
+      <w:pPr>
+        <w:spacing w:before="0" w:after="120" w:line="276" w:lineRule="auto"/>
+      </w:pPr>
+      <w:r>
+        <w:rPr>
+          <w:rFonts w:ascii="Calibri" w:hAnsi="Calibri" w:eastAsia="Malgun Gothic"/>
+          <w:b w:val="0"/>
+          <w:i w:val="0"/>
+          <w:color w:val="000000"/>
+          <w:sz w:val="21"/>
+        </w:rPr>
+        <w:t>1인칭 Pitch는 플레이어 모델 전체가 위아래로 기울어지지 않도록 카메라 방향에만 적용한다. 3인칭에서 회전한 뒤 1인칭으로 전환했을 때 Pitch 값이 섞이는 문제가 있었기 때문에, 1인칭 전환 시 카메라 방향을 플레이어 방향과 Pitch 값으로 다시 구성하도록 정리했다.</w:t>
+      </w:r>
+    </w:p>
+    <w:p>
+      <w:pPr>
+        <w:spacing w:before="0" w:after="120" w:line="276" w:lineRule="auto"/>
+      </w:pPr>
+      <w:r>
+        <w:rPr>
+          <w:rFonts w:ascii="Calibri" w:hAnsi="Calibri" w:eastAsia="Malgun Gothic"/>
+          <w:b w:val="0"/>
+          <w:i w:val="0"/>
+          <w:color w:val="000000"/>
+          <w:sz w:val="21"/>
+        </w:rPr>
+        <w:t>Crosshair는 별도 텍스처를 사용하지 않고 RenderCrosshair()에서 백버퍼 일부 사각형을 ClearRenderTargetView로 흰색 처리하여 화면 중앙에 직접 그린다. 이 방식은 과제 수준에서 별도 UI 렌더러를 추가하지 않고도 1인칭 조준점을 명확히 표시할 수 있다.</w:t>
+      </w:r>
+    </w:p>
+    <w:p>
+      <w:pPr>
+        <w:spacing w:before="100" w:after="60" w:line="276" w:lineRule="auto"/>
       </w:pPr>
       <w:r>
         <w:rPr>
@@ -2484,7 +2092,7 @@
           <w:color w:val="1F4E79"/>
           <w:sz w:val="21"/>
         </w:rPr>
-        <w:t>그림 6. 피격 또는 게임 종료 화면</w:t>
+        <w:t>그림 6. 1인칭 Crosshair</w:t>
       </w:r>
     </w:p>
     <w:tbl>
@@ -2494,12 +2102,15 @@
         <w:tblLook w:firstColumn="1" w:firstRow="1" w:lastColumn="0" w:lastRow="0" w:noHBand="0" w:noVBand="1" w:val="04A0"/>
       </w:tblPr>
       <w:tblGrid>
-        <w:gridCol w:w="10200"/>
+        <w:gridCol w:w="9972"/>
       </w:tblGrid>
       <w:tr>
+        <w:trPr>
+          <w:trHeight w:val="2665"/>
+        </w:trPr>
         <w:tc>
           <w:tcPr>
-            <w:tcW w:type="dxa" w:w="10200"/>
+            <w:tcW w:type="dxa" w:w="9972"/>
             <w:shd w:fill="F2F2F2"/>
             <w:tcBorders>
               <w:top w:val="single" w:sz="10" w:space="0" w:color="8EAADB"/>
@@ -2509,8 +2120,8 @@
             </w:tcBorders>
             <w:tcMar>
               <w:top w:w="220" w:type="dxa"/>
+              <w:bottom w:w="220" w:type="dxa"/>
               <w:start w:w="180" w:type="dxa"/>
-              <w:bottom w:w="220" w:type="dxa"/>
               <w:end w:w="180" w:type="dxa"/>
             </w:tcMar>
           </w:tcPr>
@@ -2522,19 +2133,22 @@
               <w:rPr>
                 <w:rFonts w:ascii="Calibri" w:hAnsi="Calibri" w:eastAsia="Malgun Gothic"/>
                 <w:b/>
+                <w:i w:val="0"/>
                 <w:color w:val="1F4E79"/>
-                <w:sz w:val="26"/>
+                <w:sz w:val="25"/>
               </w:rPr>
-              <w:t>[스크린샷 삽입 위치]</w:t>
+              <w:t>[실행 화면 캡처 삽입 위치]</w:t>
               <w:br/>
             </w:r>
             <w:r>
               <w:rPr>
                 <w:rFonts w:ascii="Calibri" w:hAnsi="Calibri" w:eastAsia="Malgun Gothic"/>
-                <w:color w:val="595959"/>
-                <w:sz w:val="19"/>
+                <w:b w:val="0"/>
+                <w:i w:val="0"/>
+                <w:color w:val="5A5A5A"/>
+                <w:sz w:val="18"/>
               </w:rPr>
-              <w:t>적에게 맞아 빨간 피격 효과가 나타난 순간 또는 HP가 0이 되거나 적을 모두 처치해 게임이 종료된 화면을 캡처한다.</w:t>
+              <w:t>F1 상태에서 화면 중앙 Crosshair와 HP UI가 보이도록 캡처한다.</w:t>
             </w:r>
           </w:p>
         </w:tc>
@@ -2542,37 +2156,141 @@
     </w:tbl>
     <w:p>
       <w:pPr>
-        <w:spacing w:after="80" w:before="0" w:line="269" w:lineRule="auto"/>
+        <w:spacing w:before="0" w:after="80" w:line="276" w:lineRule="auto"/>
       </w:pPr>
       <w:r>
         <w:rPr>
           <w:rFonts w:ascii="Calibri" w:hAnsi="Calibri" w:eastAsia="Malgun Gothic"/>
           <w:b w:val="0"/>
           <w:i/>
-          <w:color w:val="595959"/>
+          <w:color w:val="5A5A5A"/>
           <w:sz w:val="17"/>
         </w:rPr>
-        <w:t>캡처 후 위 회색 박스의 안내 문구를 삭제하고 해당 이미지를 삽입한다.</w:t>
+        <w:t>캡처 후 이 박스의 안내 문구를 삭제하고 이미지를 넣는다.</w:t>
       </w:r>
     </w:p>
     <w:p>
       <w:pPr>
-        <w:pStyle w:val="Heading1"/>
-        <w:spacing w:before="320" w:after="160"/>
+        <w:spacing w:before="100" w:after="60" w:line="276" w:lineRule="auto"/>
       </w:pPr>
       <w:r>
         <w:rPr>
           <w:rFonts w:ascii="Calibri" w:hAnsi="Calibri" w:eastAsia="Malgun Gothic"/>
           <w:b/>
+          <w:i w:val="0"/>
           <w:color w:val="1F4E79"/>
-          <w:sz w:val="32"/>
+          <w:sz w:val="21"/>
         </w:rPr>
-        <w:t>5. 전체 구조</w:t>
+        <w:t>그림 7. 3인칭 플레이어</w:t>
+      </w:r>
+    </w:p>
+    <w:tbl>
+      <w:tblPr>
+        <w:tblW w:type="auto" w:w="0"/>
+        <w:jc w:val="center"/>
+        <w:tblLook w:firstColumn="1" w:firstRow="1" w:lastColumn="0" w:lastRow="0" w:noHBand="0" w:noVBand="1" w:val="04A0"/>
+      </w:tblPr>
+      <w:tblGrid>
+        <w:gridCol w:w="9972"/>
+      </w:tblGrid>
+      <w:tr>
+        <w:trPr>
+          <w:trHeight w:val="2665"/>
+        </w:trPr>
+        <w:tc>
+          <w:tcPr>
+            <w:tcW w:type="dxa" w:w="9972"/>
+            <w:shd w:fill="F2F2F2"/>
+            <w:tcBorders>
+              <w:top w:val="single" w:sz="10" w:space="0" w:color="8EAADB"/>
+              <w:left w:val="single" w:sz="10" w:space="0" w:color="8EAADB"/>
+              <w:bottom w:val="single" w:sz="10" w:space="0" w:color="8EAADB"/>
+              <w:right w:val="single" w:sz="10" w:space="0" w:color="8EAADB"/>
+            </w:tcBorders>
+            <w:tcMar>
+              <w:top w:w="220" w:type="dxa"/>
+              <w:bottom w:w="220" w:type="dxa"/>
+              <w:start w:w="180" w:type="dxa"/>
+              <w:end w:w="180" w:type="dxa"/>
+            </w:tcMar>
+          </w:tcPr>
+          <w:p>
+            <w:pPr>
+              <w:jc w:val="center"/>
+            </w:pPr>
+            <w:r>
+              <w:rPr>
+                <w:rFonts w:ascii="Calibri" w:hAnsi="Calibri" w:eastAsia="Malgun Gothic"/>
+                <w:b/>
+                <w:i w:val="0"/>
+                <w:color w:val="1F4E79"/>
+                <w:sz w:val="25"/>
+              </w:rPr>
+              <w:t>[실행 화면 캡처 삽입 위치]</w:t>
+              <w:br/>
+            </w:r>
+            <w:r>
+              <w:rPr>
+                <w:rFonts w:ascii="Calibri" w:hAnsi="Calibri" w:eastAsia="Malgun Gothic"/>
+                <w:b w:val="0"/>
+                <w:i w:val="0"/>
+                <w:color w:val="5A5A5A"/>
+                <w:sz w:val="18"/>
+              </w:rPr>
+              <w:t>F3 상태에서 초록색 플레이어 모델과 주변 맵이 보이도록 캡처한다.</w:t>
+            </w:r>
+          </w:p>
+        </w:tc>
+      </w:tr>
+    </w:tbl>
+    <w:p>
+      <w:pPr>
+        <w:spacing w:before="0" w:after="80" w:line="276" w:lineRule="auto"/>
+      </w:pPr>
+      <w:r>
+        <w:rPr>
+          <w:rFonts w:ascii="Calibri" w:hAnsi="Calibri" w:eastAsia="Malgun Gothic"/>
+          <w:b w:val="0"/>
+          <w:i/>
+          <w:color w:val="5A5A5A"/>
+          <w:sz w:val="17"/>
+        </w:rPr>
+        <w:t>캡처 후 이 박스의 안내 문구를 삭제하고 이미지를 넣는다.</w:t>
       </w:r>
     </w:p>
     <w:p>
       <w:pPr>
-        <w:spacing w:after="120" w:before="0" w:line="269" w:lineRule="auto"/>
+        <w:spacing w:before="320" w:after="160" w:line="269" w:lineRule="auto"/>
+      </w:pPr>
+      <w:r>
+        <w:rPr>
+          <w:rFonts w:ascii="Calibri" w:hAnsi="Calibri" w:eastAsia="Malgun Gothic"/>
+          <w:b/>
+          <w:i w:val="0"/>
+          <w:color w:val="1F4E79"/>
+          <w:sz w:val="32"/>
+        </w:rPr>
+        <w:t>4. 추가적으로 구현한 내용</w:t>
+      </w:r>
+    </w:p>
+    <w:p>
+      <w:pPr>
+        <w:spacing w:before="220" w:after="100" w:line="269" w:lineRule="auto"/>
+      </w:pPr>
+      <w:r>
+        <w:rPr>
+          <w:rFonts w:ascii="Calibri" w:hAnsi="Calibri" w:eastAsia="Malgun Gothic"/>
+          <w:b/>
+          <w:i w:val="0"/>
+          <w:color w:val="000000"/>
+          <w:sz w:val="26"/>
+        </w:rPr>
+        <w:t>4-1) 글씨 y축 운동과 피킹 회전</w:t>
+      </w:r>
+    </w:p>
+    <w:p>
+      <w:pPr>
+        <w:spacing w:before="0" w:after="120" w:line="276" w:lineRule="auto"/>
       </w:pPr>
       <w:r>
         <w:rPr>
@@ -2582,619 +2300,27 @@
           <w:color w:val="000000"/>
           <w:sz w:val="21"/>
         </w:rPr>
-        <w:t>프로젝트는 기본 DirectX 12 프레임워크 위에 Scene, Player, Camera, Object, Shader 계층을 사용한다. Scene은 게임 화면 상태와 스테이지 오브젝트를 관리하고, Player는 위치와 카메라를, GameFramework는 윈도우 메시지, 입력 처리, 렌더 타깃 기반 UI 표시를 담당한다.</w:t>
+        <w:t>메뉴의 3D 텍스트는 가만히 있지 않고 y축으로 조금씩 부유하도록 했다. 텍스트의 화면 좌표 박스 위에 커서가 올라가면 추가로 y축 자전을 하도록 UpdateMenuTextMotion()에서 위치와 회전을 갱신한다. 이 기능은 메뉴가 단순한 정적 화면으로 보이지 않게 하기 위해 추가했다.</w:t>
       </w:r>
     </w:p>
-    <w:tbl>
-      <w:tblPr>
-        <w:tblStyle w:val="TableGrid"/>
-        <w:tblW w:type="auto" w:w="0"/>
-        <w:jc w:val="center"/>
-        <w:tblLook w:firstColumn="1" w:firstRow="1" w:lastColumn="0" w:lastRow="0" w:noHBand="0" w:noVBand="1" w:val="04A0"/>
-      </w:tblPr>
-      <w:tblGrid>
-        <w:gridCol w:w="5100"/>
-        <w:gridCol w:w="5100"/>
-      </w:tblGrid>
-      <w:tr>
-        <w:tc>
-          <w:tcPr>
-            <w:tcW w:type="dxa" w:w="5100"/>
-            <w:tcMar>
-              <w:top w:w="100" w:type="dxa"/>
-              <w:start w:w="120" w:type="dxa"/>
-              <w:bottom w:w="100" w:type="dxa"/>
-              <w:end w:w="120" w:type="dxa"/>
-            </w:tcMar>
-            <w:tcBorders>
-              <w:top w:val="single" w:sz="4" w:space="0" w:color="C9C9C9"/>
-              <w:left w:val="single" w:sz="4" w:space="0" w:color="C9C9C9"/>
-              <w:bottom w:val="single" w:sz="4" w:space="0" w:color="C9C9C9"/>
-              <w:right w:val="single" w:sz="4" w:space="0" w:color="C9C9C9"/>
-            </w:tcBorders>
-            <w:vAlign w:val="center"/>
-            <w:shd w:fill="1F4E79"/>
-          </w:tcPr>
-          <w:p>
-            <w:pPr>
-              <w:spacing w:after="40"/>
-            </w:pPr>
-            <w:r>
-              <w:rPr>
-                <w:rFonts w:ascii="Calibri" w:hAnsi="Calibri" w:eastAsia="Malgun Gothic"/>
-                <w:b/>
-                <w:color w:val="FFFFFF"/>
-                <w:sz w:val="19"/>
-              </w:rPr>
-              <w:t>자료구조/클래스</w:t>
-            </w:r>
-          </w:p>
-        </w:tc>
-        <w:tc>
-          <w:tcPr>
-            <w:tcW w:type="dxa" w:w="5100"/>
-            <w:tcMar>
-              <w:top w:w="100" w:type="dxa"/>
-              <w:start w:w="120" w:type="dxa"/>
-              <w:bottom w:w="100" w:type="dxa"/>
-              <w:end w:w="120" w:type="dxa"/>
-            </w:tcMar>
-            <w:tcBorders>
-              <w:top w:val="single" w:sz="4" w:space="0" w:color="C9C9C9"/>
-              <w:left w:val="single" w:sz="4" w:space="0" w:color="C9C9C9"/>
-              <w:bottom w:val="single" w:sz="4" w:space="0" w:color="C9C9C9"/>
-              <w:right w:val="single" w:sz="4" w:space="0" w:color="C9C9C9"/>
-            </w:tcBorders>
-            <w:vAlign w:val="center"/>
-            <w:shd w:fill="1F4E79"/>
-          </w:tcPr>
-          <w:p>
-            <w:pPr>
-              <w:spacing w:after="40"/>
-            </w:pPr>
-            <w:r>
-              <w:rPr>
-                <w:rFonts w:ascii="Calibri" w:hAnsi="Calibri" w:eastAsia="Malgun Gothic"/>
-                <w:b/>
-                <w:color w:val="FFFFFF"/>
-                <w:sz w:val="19"/>
-              </w:rPr>
-              <w:t>역할</w:t>
-            </w:r>
-          </w:p>
-        </w:tc>
-      </w:tr>
-      <w:tr>
-        <w:tc>
-          <w:tcPr>
-            <w:tcW w:type="dxa" w:w="5100"/>
-            <w:tcMar>
-              <w:top w:w="100" w:type="dxa"/>
-              <w:start w:w="120" w:type="dxa"/>
-              <w:bottom w:w="100" w:type="dxa"/>
-              <w:end w:w="120" w:type="dxa"/>
-            </w:tcMar>
-            <w:tcBorders>
-              <w:top w:val="single" w:sz="4" w:space="0" w:color="C9C9C9"/>
-              <w:left w:val="single" w:sz="4" w:space="0" w:color="C9C9C9"/>
-              <w:bottom w:val="single" w:sz="4" w:space="0" w:color="C9C9C9"/>
-              <w:right w:val="single" w:sz="4" w:space="0" w:color="C9C9C9"/>
-            </w:tcBorders>
-            <w:vAlign w:val="center"/>
-          </w:tcPr>
-          <w:p>
-            <w:pPr>
-              <w:spacing w:after="40"/>
-            </w:pPr>
-            <w:r>
-              <w:rPr>
-                <w:rFonts w:ascii="Calibri" w:hAnsi="Calibri" w:eastAsia="Malgun Gothic"/>
-                <w:color w:val="000000"/>
-                <w:sz w:val="18"/>
-              </w:rPr>
-              <w:t>MAZE_MAP_DESC</w:t>
-            </w:r>
-          </w:p>
-        </w:tc>
-        <w:tc>
-          <w:tcPr>
-            <w:tcW w:type="dxa" w:w="5100"/>
-            <w:tcMar>
-              <w:top w:w="100" w:type="dxa"/>
-              <w:start w:w="120" w:type="dxa"/>
-              <w:bottom w:w="100" w:type="dxa"/>
-              <w:end w:w="120" w:type="dxa"/>
-            </w:tcMar>
-            <w:tcBorders>
-              <w:top w:val="single" w:sz="4" w:space="0" w:color="C9C9C9"/>
-              <w:left w:val="single" w:sz="4" w:space="0" w:color="C9C9C9"/>
-              <w:bottom w:val="single" w:sz="4" w:space="0" w:color="C9C9C9"/>
-              <w:right w:val="single" w:sz="4" w:space="0" w:color="C9C9C9"/>
-            </w:tcBorders>
-            <w:vAlign w:val="center"/>
-          </w:tcPr>
-          <w:p>
-            <w:pPr>
-              <w:spacing w:after="40"/>
-            </w:pPr>
-            <w:r>
-              <w:rPr>
-                <w:rFonts w:ascii="Calibri" w:hAnsi="Calibri" w:eastAsia="Malgun Gothic"/>
-                <w:color w:val="000000"/>
-                <w:sz w:val="18"/>
-              </w:rPr>
-              <w:t>스테이지별 1층/2층 맵 배열, 크기, 바닥/천장/벽/계단/문 색상을 보관한다.</w:t>
-            </w:r>
-          </w:p>
-        </w:tc>
-      </w:tr>
-      <w:tr>
-        <w:tc>
-          <w:tcPr>
-            <w:tcW w:type="dxa" w:w="5100"/>
-            <w:tcMar>
-              <w:top w:w="100" w:type="dxa"/>
-              <w:start w:w="120" w:type="dxa"/>
-              <w:bottom w:w="100" w:type="dxa"/>
-              <w:end w:w="120" w:type="dxa"/>
-            </w:tcMar>
-            <w:tcBorders>
-              <w:top w:val="single" w:sz="4" w:space="0" w:color="C9C9C9"/>
-              <w:left w:val="single" w:sz="4" w:space="0" w:color="C9C9C9"/>
-              <w:bottom w:val="single" w:sz="4" w:space="0" w:color="C9C9C9"/>
-              <w:right w:val="single" w:sz="4" w:space="0" w:color="C9C9C9"/>
-            </w:tcBorders>
-            <w:vAlign w:val="center"/>
-          </w:tcPr>
-          <w:p>
-            <w:pPr>
-              <w:spacing w:after="40"/>
-            </w:pPr>
-            <w:r>
-              <w:rPr>
-                <w:rFonts w:ascii="Calibri" w:hAnsi="Calibri" w:eastAsia="Malgun Gothic"/>
-                <w:color w:val="000000"/>
-                <w:sz w:val="18"/>
-              </w:rPr>
-              <w:t>DOOR_OBJECT</w:t>
-            </w:r>
-          </w:p>
-        </w:tc>
-        <w:tc>
-          <w:tcPr>
-            <w:tcW w:type="dxa" w:w="5100"/>
-            <w:tcMar>
-              <w:top w:w="100" w:type="dxa"/>
-              <w:start w:w="120" w:type="dxa"/>
-              <w:bottom w:w="100" w:type="dxa"/>
-              <w:end w:w="120" w:type="dxa"/>
-            </w:tcMar>
-            <w:tcBorders>
-              <w:top w:val="single" w:sz="4" w:space="0" w:color="C9C9C9"/>
-              <w:left w:val="single" w:sz="4" w:space="0" w:color="C9C9C9"/>
-              <w:bottom w:val="single" w:sz="4" w:space="0" w:color="C9C9C9"/>
-              <w:right w:val="single" w:sz="4" w:space="0" w:color="C9C9C9"/>
-            </w:tcBorders>
-            <w:vAlign w:val="center"/>
-          </w:tcPr>
-          <w:p>
-            <w:pPr>
-              <w:spacing w:after="40"/>
-            </w:pPr>
-            <w:r>
-              <w:rPr>
-                <w:rFonts w:ascii="Calibri" w:hAnsi="Calibri" w:eastAsia="Malgun Gothic"/>
-                <w:color w:val="000000"/>
-                <w:sz w:val="18"/>
-              </w:rPr>
-              <w:t>자동문 오브젝트 포인터, 스테이지/층/셀 좌표, 방향, 열림 정도, 닫힌 위치를 보관한다.</w:t>
-            </w:r>
-          </w:p>
-        </w:tc>
-      </w:tr>
-      <w:tr>
-        <w:tc>
-          <w:tcPr>
-            <w:tcW w:type="dxa" w:w="5100"/>
-            <w:tcMar>
-              <w:top w:w="100" w:type="dxa"/>
-              <w:start w:w="120" w:type="dxa"/>
-              <w:bottom w:w="100" w:type="dxa"/>
-              <w:end w:w="120" w:type="dxa"/>
-            </w:tcMar>
-            <w:tcBorders>
-              <w:top w:val="single" w:sz="4" w:space="0" w:color="C9C9C9"/>
-              <w:left w:val="single" w:sz="4" w:space="0" w:color="C9C9C9"/>
-              <w:bottom w:val="single" w:sz="4" w:space="0" w:color="C9C9C9"/>
-              <w:right w:val="single" w:sz="4" w:space="0" w:color="C9C9C9"/>
-            </w:tcBorders>
-            <w:vAlign w:val="center"/>
-          </w:tcPr>
-          <w:p>
-            <w:pPr>
-              <w:spacing w:after="40"/>
-            </w:pPr>
-            <w:r>
-              <w:rPr>
-                <w:rFonts w:ascii="Calibri" w:hAnsi="Calibri" w:eastAsia="Malgun Gothic"/>
-                <w:color w:val="000000"/>
-                <w:sz w:val="18"/>
-              </w:rPr>
-              <w:t>ENEMY_OBJECT</w:t>
-            </w:r>
-          </w:p>
-        </w:tc>
-        <w:tc>
-          <w:tcPr>
-            <w:tcW w:type="dxa" w:w="5100"/>
-            <w:tcMar>
-              <w:top w:w="100" w:type="dxa"/>
-              <w:start w:w="120" w:type="dxa"/>
-              <w:bottom w:w="100" w:type="dxa"/>
-              <w:end w:w="120" w:type="dxa"/>
-            </w:tcMar>
-            <w:tcBorders>
-              <w:top w:val="single" w:sz="4" w:space="0" w:color="C9C9C9"/>
-              <w:left w:val="single" w:sz="4" w:space="0" w:color="C9C9C9"/>
-              <w:bottom w:val="single" w:sz="4" w:space="0" w:color="C9C9C9"/>
-              <w:right w:val="single" w:sz="4" w:space="0" w:color="C9C9C9"/>
-            </w:tcBorders>
-            <w:vAlign w:val="center"/>
-          </w:tcPr>
-          <w:p>
-            <w:pPr>
-              <w:spacing w:after="40"/>
-            </w:pPr>
-            <w:r>
-              <w:rPr>
-                <w:rFonts w:ascii="Calibri" w:hAnsi="Calibri" w:eastAsia="Malgun Gothic"/>
-                <w:color w:val="000000"/>
-                <w:sz w:val="18"/>
-              </w:rPr>
-              <w:t>적 오브젝트 포인터, 스테이지/층, 생존 상태, HP, 이동속도, 사격 쿨다운, 순찰/탐색 상태와 목표 위치를 보관한다.</w:t>
-            </w:r>
-          </w:p>
-        </w:tc>
-      </w:tr>
-      <w:tr>
-        <w:tc>
-          <w:tcPr>
-            <w:tcW w:type="dxa" w:w="5100"/>
-            <w:tcMar>
-              <w:top w:w="100" w:type="dxa"/>
-              <w:start w:w="120" w:type="dxa"/>
-              <w:bottom w:w="100" w:type="dxa"/>
-              <w:end w:w="120" w:type="dxa"/>
-            </w:tcMar>
-            <w:tcBorders>
-              <w:top w:val="single" w:sz="4" w:space="0" w:color="C9C9C9"/>
-              <w:left w:val="single" w:sz="4" w:space="0" w:color="C9C9C9"/>
-              <w:bottom w:val="single" w:sz="4" w:space="0" w:color="C9C9C9"/>
-              <w:right w:val="single" w:sz="4" w:space="0" w:color="C9C9C9"/>
-            </w:tcBorders>
-            <w:vAlign w:val="center"/>
-          </w:tcPr>
-          <w:p>
-            <w:pPr>
-              <w:spacing w:after="40"/>
-            </w:pPr>
-            <w:r>
-              <w:rPr>
-                <w:rFonts w:ascii="Calibri" w:hAnsi="Calibri" w:eastAsia="Malgun Gothic"/>
-                <w:color w:val="000000"/>
-                <w:sz w:val="18"/>
-              </w:rPr>
-              <w:t>ENEMY_AI_STATE</w:t>
-            </w:r>
-          </w:p>
-        </w:tc>
-        <w:tc>
-          <w:tcPr>
-            <w:tcW w:type="dxa" w:w="5100"/>
-            <w:tcMar>
-              <w:top w:w="100" w:type="dxa"/>
-              <w:start w:w="120" w:type="dxa"/>
-              <w:bottom w:w="100" w:type="dxa"/>
-              <w:end w:w="120" w:type="dxa"/>
-            </w:tcMar>
-            <w:tcBorders>
-              <w:top w:val="single" w:sz="4" w:space="0" w:color="C9C9C9"/>
-              <w:left w:val="single" w:sz="4" w:space="0" w:color="C9C9C9"/>
-              <w:bottom w:val="single" w:sz="4" w:space="0" w:color="C9C9C9"/>
-              <w:right w:val="single" w:sz="4" w:space="0" w:color="C9C9C9"/>
-            </w:tcBorders>
-            <w:vAlign w:val="center"/>
-          </w:tcPr>
-          <w:p>
-            <w:pPr>
-              <w:spacing w:after="40"/>
-            </w:pPr>
-            <w:r>
-              <w:rPr>
-                <w:rFonts w:ascii="Calibri" w:hAnsi="Calibri" w:eastAsia="Malgun Gothic"/>
-                <w:color w:val="000000"/>
-                <w:sz w:val="18"/>
-              </w:rPr>
-              <w:t>ENEMY_AI_PATROL, ENEMY_AI_CHASE, ENEMY_AI_SEARCH로 적 행동 상태를 구분한다.</w:t>
-            </w:r>
-          </w:p>
-        </w:tc>
-      </w:tr>
-      <w:tr>
-        <w:tc>
-          <w:tcPr>
-            <w:tcW w:type="dxa" w:w="5100"/>
-            <w:tcMar>
-              <w:top w:w="100" w:type="dxa"/>
-              <w:start w:w="120" w:type="dxa"/>
-              <w:bottom w:w="100" w:type="dxa"/>
-              <w:end w:w="120" w:type="dxa"/>
-            </w:tcMar>
-            <w:tcBorders>
-              <w:top w:val="single" w:sz="4" w:space="0" w:color="C9C9C9"/>
-              <w:left w:val="single" w:sz="4" w:space="0" w:color="C9C9C9"/>
-              <w:bottom w:val="single" w:sz="4" w:space="0" w:color="C9C9C9"/>
-              <w:right w:val="single" w:sz="4" w:space="0" w:color="C9C9C9"/>
-            </w:tcBorders>
-            <w:vAlign w:val="center"/>
-          </w:tcPr>
-          <w:p>
-            <w:pPr>
-              <w:spacing w:after="40"/>
-            </w:pPr>
-            <w:r>
-              <w:rPr>
-                <w:rFonts w:ascii="Calibri" w:hAnsi="Calibri" w:eastAsia="Malgun Gothic"/>
-                <w:color w:val="000000"/>
-                <w:sz w:val="18"/>
-              </w:rPr>
-              <w:t>LIGHT / LIGHTS</w:t>
-            </w:r>
-          </w:p>
-        </w:tc>
-        <w:tc>
-          <w:tcPr>
-            <w:tcW w:type="dxa" w:w="5100"/>
-            <w:tcMar>
-              <w:top w:w="100" w:type="dxa"/>
-              <w:start w:w="120" w:type="dxa"/>
-              <w:bottom w:w="100" w:type="dxa"/>
-              <w:end w:w="120" w:type="dxa"/>
-            </w:tcMar>
-            <w:tcBorders>
-              <w:top w:val="single" w:sz="4" w:space="0" w:color="C9C9C9"/>
-              <w:left w:val="single" w:sz="4" w:space="0" w:color="C9C9C9"/>
-              <w:bottom w:val="single" w:sz="4" w:space="0" w:color="C9C9C9"/>
-              <w:right w:val="single" w:sz="4" w:space="0" w:color="C9C9C9"/>
-            </w:tcBorders>
-            <w:vAlign w:val="center"/>
-          </w:tcPr>
-          <w:p>
-            <w:pPr>
-              <w:spacing w:after="40"/>
-            </w:pPr>
-            <w:r>
-              <w:rPr>
-                <w:rFonts w:ascii="Calibri" w:hAnsi="Calibri" w:eastAsia="Malgun Gothic"/>
-                <w:color w:val="000000"/>
-                <w:sz w:val="18"/>
-              </w:rPr>
-              <w:t>방향광, 스포트라이트, 전역 환경광 정보를 GPU 상수 버퍼로 전달한다.</w:t>
-            </w:r>
-          </w:p>
-        </w:tc>
-      </w:tr>
-      <w:tr>
-        <w:tc>
-          <w:tcPr>
-            <w:tcW w:type="dxa" w:w="5100"/>
-            <w:tcMar>
-              <w:top w:w="100" w:type="dxa"/>
-              <w:start w:w="120" w:type="dxa"/>
-              <w:bottom w:w="100" w:type="dxa"/>
-              <w:end w:w="120" w:type="dxa"/>
-            </w:tcMar>
-            <w:tcBorders>
-              <w:top w:val="single" w:sz="4" w:space="0" w:color="C9C9C9"/>
-              <w:left w:val="single" w:sz="4" w:space="0" w:color="C9C9C9"/>
-              <w:bottom w:val="single" w:sz="4" w:space="0" w:color="C9C9C9"/>
-              <w:right w:val="single" w:sz="4" w:space="0" w:color="C9C9C9"/>
-            </w:tcBorders>
-            <w:vAlign w:val="center"/>
-          </w:tcPr>
-          <w:p>
-            <w:pPr>
-              <w:spacing w:after="40"/>
-            </w:pPr>
-            <w:r>
-              <w:rPr>
-                <w:rFonts w:ascii="Calibri" w:hAnsi="Calibri" w:eastAsia="Malgun Gothic"/>
-                <w:color w:val="000000"/>
-                <w:sz w:val="18"/>
-              </w:rPr>
-              <w:t>SCENE_SCREEN_MODE</w:t>
-            </w:r>
-          </w:p>
-        </w:tc>
-        <w:tc>
-          <w:tcPr>
-            <w:tcW w:type="dxa" w:w="5100"/>
-            <w:tcMar>
-              <w:top w:w="100" w:type="dxa"/>
-              <w:start w:w="120" w:type="dxa"/>
-              <w:bottom w:w="100" w:type="dxa"/>
-              <w:end w:w="120" w:type="dxa"/>
-            </w:tcMar>
-            <w:tcBorders>
-              <w:top w:val="single" w:sz="4" w:space="0" w:color="C9C9C9"/>
-              <w:left w:val="single" w:sz="4" w:space="0" w:color="C9C9C9"/>
-              <w:bottom w:val="single" w:sz="4" w:space="0" w:color="C9C9C9"/>
-              <w:right w:val="single" w:sz="4" w:space="0" w:color="C9C9C9"/>
-            </w:tcBorders>
-            <w:vAlign w:val="center"/>
-          </w:tcPr>
-          <w:p>
-            <w:pPr>
-              <w:spacing w:after="40"/>
-            </w:pPr>
-            <w:r>
-              <w:rPr>
-                <w:rFonts w:ascii="Calibri" w:hAnsi="Calibri" w:eastAsia="Malgun Gothic"/>
-                <w:color w:val="000000"/>
-                <w:sz w:val="18"/>
-              </w:rPr>
-              <w:t>TITLE, STAGE_SELECT, PLAYING 상태를 분리하여 메뉴와 게임 플레이 렌더링/입력을 나눈다.</w:t>
-            </w:r>
-          </w:p>
-        </w:tc>
-      </w:tr>
-      <w:tr>
-        <w:tc>
-          <w:tcPr>
-            <w:tcW w:type="dxa" w:w="5100"/>
-            <w:tcMar>
-              <w:top w:w="100" w:type="dxa"/>
-              <w:start w:w="120" w:type="dxa"/>
-              <w:bottom w:w="100" w:type="dxa"/>
-              <w:end w:w="120" w:type="dxa"/>
-            </w:tcMar>
-            <w:tcBorders>
-              <w:top w:val="single" w:sz="4" w:space="0" w:color="C9C9C9"/>
-              <w:left w:val="single" w:sz="4" w:space="0" w:color="C9C9C9"/>
-              <w:bottom w:val="single" w:sz="4" w:space="0" w:color="C9C9C9"/>
-              <w:right w:val="single" w:sz="4" w:space="0" w:color="C9C9C9"/>
-            </w:tcBorders>
-            <w:vAlign w:val="center"/>
-          </w:tcPr>
-          <w:p>
-            <w:pPr>
-              <w:spacing w:after="40"/>
-            </w:pPr>
-            <w:r>
-              <w:rPr>
-                <w:rFonts w:ascii="Calibri" w:hAnsi="Calibri" w:eastAsia="Malgun Gothic"/>
-                <w:color w:val="000000"/>
-                <w:sz w:val="18"/>
-              </w:rPr>
-              <w:t>CPlayer / CSoldierPlayer</w:t>
-            </w:r>
-          </w:p>
-        </w:tc>
-        <w:tc>
-          <w:tcPr>
-            <w:tcW w:type="dxa" w:w="5100"/>
-            <w:tcMar>
-              <w:top w:w="100" w:type="dxa"/>
-              <w:start w:w="120" w:type="dxa"/>
-              <w:bottom w:w="100" w:type="dxa"/>
-              <w:end w:w="120" w:type="dxa"/>
-            </w:tcMar>
-            <w:tcBorders>
-              <w:top w:val="single" w:sz="4" w:space="0" w:color="C9C9C9"/>
-              <w:left w:val="single" w:sz="4" w:space="0" w:color="C9C9C9"/>
-              <w:bottom w:val="single" w:sz="4" w:space="0" w:color="C9C9C9"/>
-              <w:right w:val="single" w:sz="4" w:space="0" w:color="C9C9C9"/>
-            </w:tcBorders>
-            <w:vAlign w:val="center"/>
-          </w:tcPr>
-          <w:p>
-            <w:pPr>
-              <w:spacing w:after="40"/>
-            </w:pPr>
-            <w:r>
-              <w:rPr>
-                <w:rFonts w:ascii="Calibri" w:hAnsi="Calibri" w:eastAsia="Malgun Gothic"/>
-                <w:color w:val="000000"/>
-                <w:sz w:val="18"/>
-              </w:rPr>
-              <w:t>플레이어 위치, 방향 벡터, Pitch/Yaw/Roll, 카메라, Soldier 모델 계층을 관리한다.</w:t>
-            </w:r>
-          </w:p>
-        </w:tc>
-      </w:tr>
-      <w:tr>
-        <w:tc>
-          <w:tcPr>
-            <w:tcW w:type="dxa" w:w="5100"/>
-            <w:tcMar>
-              <w:top w:w="100" w:type="dxa"/>
-              <w:start w:w="120" w:type="dxa"/>
-              <w:bottom w:w="100" w:type="dxa"/>
-              <w:end w:w="120" w:type="dxa"/>
-            </w:tcMar>
-            <w:tcBorders>
-              <w:top w:val="single" w:sz="4" w:space="0" w:color="C9C9C9"/>
-              <w:left w:val="single" w:sz="4" w:space="0" w:color="C9C9C9"/>
-              <w:bottom w:val="single" w:sz="4" w:space="0" w:color="C9C9C9"/>
-              <w:right w:val="single" w:sz="4" w:space="0" w:color="C9C9C9"/>
-            </w:tcBorders>
-            <w:vAlign w:val="center"/>
-          </w:tcPr>
-          <w:p>
-            <w:pPr>
-              <w:spacing w:after="40"/>
-            </w:pPr>
-            <w:r>
-              <w:rPr>
-                <w:rFonts w:ascii="Calibri" w:hAnsi="Calibri" w:eastAsia="Malgun Gothic"/>
-                <w:color w:val="000000"/>
-                <w:sz w:val="18"/>
-              </w:rPr>
-              <w:t>CCamera 계층</w:t>
-            </w:r>
-          </w:p>
-        </w:tc>
-        <w:tc>
-          <w:tcPr>
-            <w:tcW w:type="dxa" w:w="5100"/>
-            <w:tcMar>
-              <w:top w:w="100" w:type="dxa"/>
-              <w:start w:w="120" w:type="dxa"/>
-              <w:bottom w:w="100" w:type="dxa"/>
-              <w:end w:w="120" w:type="dxa"/>
-            </w:tcMar>
-            <w:tcBorders>
-              <w:top w:val="single" w:sz="4" w:space="0" w:color="C9C9C9"/>
-              <w:left w:val="single" w:sz="4" w:space="0" w:color="C9C9C9"/>
-              <w:bottom w:val="single" w:sz="4" w:space="0" w:color="C9C9C9"/>
-              <w:right w:val="single" w:sz="4" w:space="0" w:color="C9C9C9"/>
-            </w:tcBorders>
-            <w:vAlign w:val="center"/>
-          </w:tcPr>
-          <w:p>
-            <w:pPr>
-              <w:spacing w:after="40"/>
-            </w:pPr>
-            <w:r>
-              <w:rPr>
-                <w:rFonts w:ascii="Calibri" w:hAnsi="Calibri" w:eastAsia="Malgun Gothic"/>
-                <w:color w:val="000000"/>
-                <w:sz w:val="18"/>
-              </w:rPr>
-              <w:t>1인칭/3인칭 카메라를 분리하고 ViewProjection 행렬을 계산해 셰이더로 전달한다.</w:t>
-            </w:r>
-          </w:p>
-        </w:tc>
-      </w:tr>
-    </w:tbl>
     <w:p>
       <w:pPr>
-        <w:pStyle w:val="Heading1"/>
-        <w:spacing w:before="320" w:after="160"/>
+        <w:spacing w:before="220" w:after="100" w:line="269" w:lineRule="auto"/>
       </w:pPr>
       <w:r>
         <w:rPr>
           <w:rFonts w:ascii="Calibri" w:hAnsi="Calibri" w:eastAsia="Malgun Gothic"/>
           <w:b/>
-          <w:color w:val="1F4E79"/>
-          <w:sz w:val="32"/>
+          <w:i w:val="0"/>
+          <w:color w:val="000000"/>
+          <w:sz w:val="26"/>
         </w:rPr>
-        <w:t>6. 맵과 스테이지 구현</w:t>
+        <w:t>4-2) 블록 대신 모델 로드 사용</w:t>
       </w:r>
     </w:p>
     <w:p>
       <w:pPr>
-        <w:spacing w:after="120" w:before="0" w:line="269" w:lineRule="auto"/>
+        <w:spacing w:before="0" w:after="120" w:line="276" w:lineRule="auto"/>
       </w:pPr>
       <w:r>
         <w:rPr>
@@ -3204,24 +2330,12 @@
           <w:color w:val="000000"/>
           <w:sz w:val="21"/>
         </w:rPr>
-        <w:t>맵은 문자 배열 기반의 격자 구조로 정의하였다. 각 칸은 하나의 월드 셀로 변환되며, 현재 상수 기준 셀 크기는 30.0이다. 게임 단위 1을 현실의 약 10cm로 가정하면 셀 하나는 약 3m가 되어 건물 내부 방과 복도 규모를 표현하기에 적절하다.</w:t>
+        <w:t>플레이어와 적은 단순 큐브가 아니라 Unity/Blender를 통해 준비한 Soldier_Aiming_Baked.bin 모델을 사용한다. 기존 수업 예제의 .bin 로더 구조를 유지하되, 최종적으로는 조준 자세로 굳힌 정적 모델을 가져와 사용했다.</w:t>
       </w:r>
     </w:p>
     <w:p>
       <w:pPr>
-        <w:spacing w:after="60"/>
-      </w:pPr>
-      <w:r>
-        <w:rPr>
-          <w:rFonts w:ascii="Consolas" w:hAnsi="Consolas" w:eastAsia="Malgun Gothic"/>
-          <w:sz w:val="18"/>
-        </w:rPr>
-        <w:t>MAZE_CELL_SIZE = 30.0f, MAZE_SECOND_FLOOR_HEIGHT = 50.0f, MAZE_WALL_HEIGHT = 50.0f</w:t>
-      </w:r>
-    </w:p>
-    <w:p>
-      <w:pPr>
-        <w:spacing w:after="120" w:before="0" w:line="269" w:lineRule="auto"/>
+        <w:spacing w:before="0" w:after="120" w:line="276" w:lineRule="auto"/>
       </w:pPr>
       <w:r>
         <w:rPr>
@@ -3231,87 +2345,27 @@
           <w:color w:val="000000"/>
           <w:sz w:val="21"/>
         </w:rPr>
-        <w:t>각 스테이지는 1층 배열과 2층 배열을 따로 가지며, S 타일을 찾아 플레이어 시작 지점으로 사용한다. Stage2는 2층의 S 위치에서 시작할 수 있도록 구현하였다. 벽, 문, 계단, 바닥, 천장 오브젝트는 맵 배열을 순회하면서 박스 메쉬로 생성된다.</w:t>
+        <w:t>스키닝 애니메이션을 실시간으로 구현하지는 않았기 때문에 걷기나 반동 애니메이션은 없다. 대신 과제의 핵심 요구사항인 3D 메쉬 로드, 1인칭/3인칭 전환, 적 추적/사격 구현에 집중했다. 색상은 SetObjectMaterialColorRecursive()를 이용해 플레이어는 초록색, 적은 빨간색으로 구분했다.</w:t>
       </w:r>
     </w:p>
     <w:p>
       <w:pPr>
-        <w:pStyle w:val="ListBullet"/>
-        <w:spacing w:after="40" w:before="0" w:line="269" w:lineRule="auto"/>
+        <w:spacing w:before="220" w:after="100" w:line="269" w:lineRule="auto"/>
       </w:pPr>
       <w:r>
         <w:rPr>
           <w:rFonts w:ascii="Calibri" w:hAnsi="Calibri" w:eastAsia="Malgun Gothic"/>
-          <w:b w:val="0"/>
+          <w:b/>
+          <w:i w:val="0"/>
           <w:color w:val="000000"/>
-          <w:sz w:val="20"/>
+          <w:sz w:val="26"/>
         </w:rPr>
-        <w:t>#: 벽 또는 막힌 칸</w:t>
+        <w:t>4-3) 스테이지 조명</w:t>
       </w:r>
     </w:p>
     <w:p>
       <w:pPr>
-        <w:pStyle w:val="ListBullet"/>
-        <w:spacing w:after="40" w:before="0" w:line="269" w:lineRule="auto"/>
-      </w:pPr>
-      <w:r>
-        <w:rPr>
-          <w:rFonts w:ascii="Calibri" w:hAnsi="Calibri" w:eastAsia="Malgun Gothic"/>
-          <w:b w:val="0"/>
-          <w:color w:val="000000"/>
-          <w:sz w:val="20"/>
-        </w:rPr>
-        <w:t>.: 이동 가능한 바닥</w:t>
-      </w:r>
-    </w:p>
-    <w:p>
-      <w:pPr>
-        <w:pStyle w:val="ListBullet"/>
-        <w:spacing w:after="40" w:before="0" w:line="269" w:lineRule="auto"/>
-      </w:pPr>
-      <w:r>
-        <w:rPr>
-          <w:rFonts w:ascii="Calibri" w:hAnsi="Calibri" w:eastAsia="Malgun Gothic"/>
-          <w:b w:val="0"/>
-          <w:color w:val="000000"/>
-          <w:sz w:val="20"/>
-        </w:rPr>
-        <w:t>D: 자동문</w:t>
-      </w:r>
-    </w:p>
-    <w:p>
-      <w:pPr>
-        <w:pStyle w:val="ListBullet"/>
-        <w:spacing w:after="40" w:before="0" w:line="269" w:lineRule="auto"/>
-      </w:pPr>
-      <w:r>
-        <w:rPr>
-          <w:rFonts w:ascii="Calibri" w:hAnsi="Calibri" w:eastAsia="Malgun Gothic"/>
-          <w:b w:val="0"/>
-          <w:color w:val="000000"/>
-          <w:sz w:val="20"/>
-        </w:rPr>
-        <w:t>^: 계단</w:t>
-      </w:r>
-    </w:p>
-    <w:p>
-      <w:pPr>
-        <w:pStyle w:val="ListBullet"/>
-        <w:spacing w:after="40" w:before="0" w:line="269" w:lineRule="auto"/>
-      </w:pPr>
-      <w:r>
-        <w:rPr>
-          <w:rFonts w:ascii="Calibri" w:hAnsi="Calibri" w:eastAsia="Malgun Gothic"/>
-          <w:b w:val="0"/>
-          <w:color w:val="000000"/>
-          <w:sz w:val="20"/>
-        </w:rPr>
-        <w:t>S: 플레이어 시작 위치</w:t>
-      </w:r>
-    </w:p>
-    <w:p>
-      <w:pPr>
-        <w:spacing w:after="120" w:before="0" w:line="269" w:lineRule="auto"/>
+        <w:spacing w:before="0" w:after="120" w:line="276" w:lineRule="auto"/>
       </w:pPr>
       <w:r>
         <w:rPr>
@@ -3321,27 +2375,12 @@
           <w:color w:val="000000"/>
           <w:sz w:val="21"/>
         </w:rPr>
-        <w:t>Stage1은 밝은 회색 바닥, 파란색 벽, 노란색 계단을 사용한다. Stage2는 흰색 바닥과 밝은 갈색 벽을 사용하고, Stage1과 다른 방/복도 배치와 천장등 위치를 가진다.</w:t>
+        <w:t>조명은 약한 전체 환경광, 아주 약한 방향광, 스테이지별 천장등 Spot Light, 플레이어 손전등 Spot Light를 조합하였다. 초기에는 Point Light 중심으로 구성했지만 효과가 밋밋해서 천장등을 Spot Light로 바꾸고 범위를 넓혀 방 전체가 자연스럽게 보이도록 조정했다.</w:t>
       </w:r>
     </w:p>
     <w:p>
       <w:pPr>
-        <w:pStyle w:val="Heading1"/>
-        <w:spacing w:before="320" w:after="160"/>
-      </w:pPr>
-      <w:r>
-        <w:rPr>
-          <w:rFonts w:ascii="Calibri" w:hAnsi="Calibri" w:eastAsia="Malgun Gothic"/>
-          <w:b/>
-          <w:color w:val="1F4E79"/>
-          <w:sz w:val="32"/>
-        </w:rPr>
-        <w:t>7. 단차와 충돌 처리</w:t>
-      </w:r>
-    </w:p>
-    <w:p>
-      <w:pPr>
-        <w:spacing w:after="120" w:before="0" w:line="269" w:lineRule="auto"/>
+        <w:spacing w:before="0" w:after="120" w:line="276" w:lineRule="auto"/>
       </w:pPr>
       <w:r>
         <w:rPr>
@@ -3351,12 +2390,27 @@
           <w:color w:val="000000"/>
           <w:sz w:val="21"/>
         </w:rPr>
-        <w:t>단차는 단순한 한 장의 바닥 평면이 아니라 1층과 2층을 분리하고, 계단 타일에 여러 개의 단계 박스를 생성하는 방식으로 구현하였다. 계단에서는 위치에 따라 높이를 보간하여 플레이어와 적의 Y 좌표가 자연스럽게 2층 높이로 올라가도록 했다.</w:t>
+        <w:t>ApplyStageCeilingSpotLights()는 선택된 스테이지 번호에 따라 천장등 위치를 다르게 적용한다. 따라서 Stage1과 Stage2는 같은 조명 배열을 쓰더라도 실제 위치는 각 맵 구조에 맞게 다르게 보인다.</w:t>
       </w:r>
     </w:p>
     <w:p>
       <w:pPr>
-        <w:spacing w:after="120" w:before="0" w:line="269" w:lineRule="auto"/>
+        <w:spacing w:before="220" w:after="100" w:line="269" w:lineRule="auto"/>
+      </w:pPr>
+      <w:r>
+        <w:rPr>
+          <w:rFonts w:ascii="Calibri" w:hAnsi="Calibri" w:eastAsia="Malgun Gothic"/>
+          <w:b/>
+          <w:i w:val="0"/>
+          <w:color w:val="000000"/>
+          <w:sz w:val="26"/>
+        </w:rPr>
+        <w:t>4-4) 적 AI 확장: 추격, 배회, 탐색, 사격</w:t>
+      </w:r>
+    </w:p>
+    <w:p>
+      <w:pPr>
+        <w:spacing w:before="0" w:after="120" w:line="276" w:lineRule="auto"/>
       </w:pPr>
       <w:r>
         <w:rPr>
@@ -3366,12 +2420,12 @@
           <w:color w:val="000000"/>
           <w:sz w:val="21"/>
         </w:rPr>
-        <w:t>충돌은 맵의 정적 구조에 대해 격자 기반으로 처리한다. 플레이어 이동 후 새 위치가 벽 또는 닫힌 문 내부에 들어가는지 확인하고, X축 이동과 Z축 이동을 분리해서 되돌린다. 이 방식은 미로처럼 축 정렬된 벽이 많은 구조에서 계산량이 작고, 벽을 따라 미끄러지는 움직임을 구현하기 쉽다.</w:t>
+        <w:t>과제 요구사항은 적이 플레이어를 향해 이동하는 것이었지만, 단순 추격만으로는 슈팅 게임 느낌이 부족하다고 판단했다. 그래서 순찰, 추적, 탐색 상태를 추가하고, 적이 플레이어를 볼 수 있을 때만 추격 및 사격하도록 구현했다.</w:t>
       </w:r>
     </w:p>
     <w:p>
       <w:pPr>
-        <w:spacing w:after="120" w:before="0" w:line="269" w:lineRule="auto"/>
+        <w:spacing w:before="0" w:after="120" w:line="276" w:lineRule="auto"/>
       </w:pPr>
       <w:r>
         <w:rPr>
@@ -3381,12 +2435,116 @@
           <w:color w:val="000000"/>
           <w:sz w:val="21"/>
         </w:rPr>
-        <w:t>적은 플레이어보다 반경을 작게 둔 네 모서리 검사를 사용하여 벽과 닫힌 문을 피한다. 총알 판정은 맵 충돌과 다르게 Ray-Sphere 방식을 사용한다. 사격은 순간 히트스캔으로 처리되며, 적 중심을 기준으로 한 구 반경에 레이가 닿고 그 사이에 벽/문이 없을 때 명중으로 판정한다.</w:t>
+        <w:t>적의 시야는 거리, 시야각, 같은 층 여부, 벽 너머 인식 방지를 모두 고려한다. 사격은 약 1.6초 간격으로 제한하여 HP가 너무 빠르게 감소하지 않게 했다.</w:t>
       </w:r>
     </w:p>
     <w:p>
       <w:pPr>
-        <w:spacing w:after="160" w:before="0" w:line="269" w:lineRule="auto"/>
+        <w:spacing w:before="100" w:after="60" w:line="276" w:lineRule="auto"/>
+      </w:pPr>
+      <w:r>
+        <w:rPr>
+          <w:rFonts w:ascii="Calibri" w:hAnsi="Calibri" w:eastAsia="Malgun Gothic"/>
+          <w:b/>
+          <w:i w:val="0"/>
+          <w:color w:val="1F4E79"/>
+          <w:sz w:val="21"/>
+        </w:rPr>
+        <w:t>그림 8. 적 추적과 사격</w:t>
+      </w:r>
+    </w:p>
+    <w:tbl>
+      <w:tblPr>
+        <w:tblW w:type="auto" w:w="0"/>
+        <w:jc w:val="center"/>
+        <w:tblLook w:firstColumn="1" w:firstRow="1" w:lastColumn="0" w:lastRow="0" w:noHBand="0" w:noVBand="1" w:val="04A0"/>
+      </w:tblPr>
+      <w:tblGrid>
+        <w:gridCol w:w="9972"/>
+      </w:tblGrid>
+      <w:tr>
+        <w:trPr>
+          <w:trHeight w:val="2665"/>
+        </w:trPr>
+        <w:tc>
+          <w:tcPr>
+            <w:tcW w:type="dxa" w:w="9972"/>
+            <w:shd w:fill="F2F2F2"/>
+            <w:tcBorders>
+              <w:top w:val="single" w:sz="10" w:space="0" w:color="8EAADB"/>
+              <w:left w:val="single" w:sz="10" w:space="0" w:color="8EAADB"/>
+              <w:bottom w:val="single" w:sz="10" w:space="0" w:color="8EAADB"/>
+              <w:right w:val="single" w:sz="10" w:space="0" w:color="8EAADB"/>
+            </w:tcBorders>
+            <w:tcMar>
+              <w:top w:w="220" w:type="dxa"/>
+              <w:bottom w:w="220" w:type="dxa"/>
+              <w:start w:w="180" w:type="dxa"/>
+              <w:end w:w="180" w:type="dxa"/>
+            </w:tcMar>
+          </w:tcPr>
+          <w:p>
+            <w:pPr>
+              <w:jc w:val="center"/>
+            </w:pPr>
+            <w:r>
+              <w:rPr>
+                <w:rFonts w:ascii="Calibri" w:hAnsi="Calibri" w:eastAsia="Malgun Gothic"/>
+                <w:b/>
+                <w:i w:val="0"/>
+                <w:color w:val="1F4E79"/>
+                <w:sz w:val="25"/>
+              </w:rPr>
+              <w:t>[실행 화면 캡처 삽입 위치]</w:t>
+              <w:br/>
+            </w:r>
+            <w:r>
+              <w:rPr>
+                <w:rFonts w:ascii="Calibri" w:hAnsi="Calibri" w:eastAsia="Malgun Gothic"/>
+                <w:b w:val="0"/>
+                <w:i w:val="0"/>
+                <w:color w:val="5A5A5A"/>
+                <w:sz w:val="18"/>
+              </w:rPr>
+              <w:t>적이 플레이어를 향해 이동하거나 사격하는 장면을 캡처한다.</w:t>
+            </w:r>
+          </w:p>
+        </w:tc>
+      </w:tr>
+    </w:tbl>
+    <w:p>
+      <w:pPr>
+        <w:spacing w:before="0" w:after="80" w:line="276" w:lineRule="auto"/>
+      </w:pPr>
+      <w:r>
+        <w:rPr>
+          <w:rFonts w:ascii="Calibri" w:hAnsi="Calibri" w:eastAsia="Malgun Gothic"/>
+          <w:b w:val="0"/>
+          <w:i/>
+          <w:color w:val="5A5A5A"/>
+          <w:sz w:val="17"/>
+        </w:rPr>
+        <w:t>캡처 후 이 박스의 안내 문구를 삭제하고 이미지를 넣는다.</w:t>
+      </w:r>
+    </w:p>
+    <w:p>
+      <w:pPr>
+        <w:spacing w:before="220" w:after="100" w:line="269" w:lineRule="auto"/>
+      </w:pPr>
+      <w:r>
+        <w:rPr>
+          <w:rFonts w:ascii="Calibri" w:hAnsi="Calibri" w:eastAsia="Malgun Gothic"/>
+          <w:b/>
+          <w:i w:val="0"/>
+          <w:color w:val="000000"/>
+          <w:sz w:val="26"/>
+        </w:rPr>
+        <w:t>4-5) 플레이어 사격 효과</w:t>
+      </w:r>
+    </w:p>
+    <w:p>
+      <w:pPr>
+        <w:spacing w:before="0" w:after="120" w:line="276" w:lineRule="auto"/>
       </w:pPr>
       <w:r>
         <w:rPr>
@@ -3396,27 +2554,12 @@
           <w:color w:val="000000"/>
           <w:sz w:val="21"/>
         </w:rPr>
-        <w:t>F5 디버그 모드에서는 충돌 처리를 건너뛰고 자유 비행과 무적을 적용한다. 이 기능은 2층 구조와 조명 위치, 적 배치를 빠르게 확인하기 위해 남겨두었다.</w:t>
+        <w:t>플레이어가 Space를 누르면 총성이 재생되고, 카메라 방향으로 히트스캔 레이를 발사한다. 별도의 투사체를 매 프레임 이동시키지 않고 즉시 판정하는 방식을 선택한 이유는 1인칭 슈팅 게임에서 조준 반응이 즉각적이어야 하고, 과제 범위에서는 Ray 기반 판정이 더 단순하고 안정적이기 때문이다.</w:t>
       </w:r>
     </w:p>
     <w:p>
       <w:pPr>
-        <w:pStyle w:val="Heading1"/>
-        <w:spacing w:before="320" w:after="160"/>
-      </w:pPr>
-      <w:r>
-        <w:rPr>
-          <w:rFonts w:ascii="Calibri" w:hAnsi="Calibri" w:eastAsia="Malgun Gothic"/>
-          <w:b/>
-          <w:color w:val="1F4E79"/>
-          <w:sz w:val="32"/>
-        </w:rPr>
-        <w:t>8. 플레이어와 카메라</w:t>
-      </w:r>
-    </w:p>
-    <w:p>
-      <w:pPr>
-        <w:spacing w:after="120" w:before="0" w:line="269" w:lineRule="auto"/>
+        <w:spacing w:before="0" w:after="120" w:line="276" w:lineRule="auto"/>
       </w:pPr>
       <w:r>
         <w:rPr>
@@ -3426,12 +2569,27 @@
           <w:color w:val="000000"/>
           <w:sz w:val="21"/>
         </w:rPr>
-        <w:t>플레이어 모델은 Soldier_Aiming_Baked.bin을 사용한다. 모델 색상은 플레이어를 초록색, 적을 빨간색으로 재지정하여 전투 중 구분이 쉽도록 했다. 이동은 관성 없이 입력 프레임마다 즉시 변위가 적용되는 방식으로 정리했다. 따라서 이동 벡터나 마찰 상태를 매 프레임 누적하지 않고, 조작 반응이 직관적이며 계산 상태도 단순하다.</w:t>
+        <w:t>사격 순간에는 짧은 화면 효과가 표시되어 발사 입력이 들어갔다는 피드백을 준다.</w:t>
       </w:r>
     </w:p>
     <w:p>
       <w:pPr>
-        <w:spacing w:after="120" w:before="0" w:line="269" w:lineRule="auto"/>
+        <w:spacing w:before="220" w:after="100" w:line="269" w:lineRule="auto"/>
+      </w:pPr>
+      <w:r>
+        <w:rPr>
+          <w:rFonts w:ascii="Calibri" w:hAnsi="Calibri" w:eastAsia="Malgun Gothic"/>
+          <w:b/>
+          <w:i w:val="0"/>
+          <w:color w:val="000000"/>
+          <w:sz w:val="26"/>
+        </w:rPr>
+        <w:t>4-6) 피격 넉백과 1인칭 빨간 화면 효과</w:t>
+      </w:r>
+    </w:p>
+    <w:p>
+      <w:pPr>
+        <w:spacing w:before="0" w:after="120" w:line="276" w:lineRule="auto"/>
       </w:pPr>
       <w:r>
         <w:rPr>
@@ -3441,27 +2599,116 @@
           <w:color w:val="000000"/>
           <w:sz w:val="21"/>
         </w:rPr>
-        <w:t>카메라는 F1 1인칭, F3 3인칭으로 전환된다. 1인칭에서는 플레이어 머리 높이 오프셋을 사용하고, Pitch 값을 카메라 방향에만 반영한다. 3인칭에서는 플레이어 뒤쪽/위쪽 오프셋을 사용해 캐릭터와 주변 지형을 함께 볼 수 있게 했다. 1인칭 전환 시에는 화면 중앙에 Crosshair를 백버퍼 사각형으로 직접 렌더링한다.</w:t>
+        <w:t>플레이어가 적에게 맞으면 HP가 감소하고, 총알이 날아온 방향의 반대 방향으로 작은 넉백이 적용된다. 1인칭에서는 추가로 빨간색 오버레이가 잠시 나타난다. 3인칭에서는 화면 오버레이 대신 캐릭터 위치가 밀리는 움직임으로 피격을 확인할 수 있다.</w:t>
       </w:r>
     </w:p>
     <w:p>
       <w:pPr>
-        <w:pStyle w:val="Heading1"/>
-        <w:spacing w:before="320" w:after="160"/>
+        <w:spacing w:before="100" w:after="60" w:line="276" w:lineRule="auto"/>
       </w:pPr>
       <w:r>
         <w:rPr>
           <w:rFonts w:ascii="Calibri" w:hAnsi="Calibri" w:eastAsia="Malgun Gothic"/>
           <w:b/>
+          <w:i w:val="0"/>
           <w:color w:val="1F4E79"/>
-          <w:sz w:val="32"/>
+          <w:sz w:val="21"/>
         </w:rPr>
-        <w:t>9. 적 AI와 전투</w:t>
+        <w:t>그림 9. 피격 효과</w:t>
+      </w:r>
+    </w:p>
+    <w:tbl>
+      <w:tblPr>
+        <w:tblW w:type="auto" w:w="0"/>
+        <w:jc w:val="center"/>
+        <w:tblLook w:firstColumn="1" w:firstRow="1" w:lastColumn="0" w:lastRow="0" w:noHBand="0" w:noVBand="1" w:val="04A0"/>
+      </w:tblPr>
+      <w:tblGrid>
+        <w:gridCol w:w="9972"/>
+      </w:tblGrid>
+      <w:tr>
+        <w:trPr>
+          <w:trHeight w:val="2665"/>
+        </w:trPr>
+        <w:tc>
+          <w:tcPr>
+            <w:tcW w:type="dxa" w:w="9972"/>
+            <w:shd w:fill="F2F2F2"/>
+            <w:tcBorders>
+              <w:top w:val="single" w:sz="10" w:space="0" w:color="8EAADB"/>
+              <w:left w:val="single" w:sz="10" w:space="0" w:color="8EAADB"/>
+              <w:bottom w:val="single" w:sz="10" w:space="0" w:color="8EAADB"/>
+              <w:right w:val="single" w:sz="10" w:space="0" w:color="8EAADB"/>
+            </w:tcBorders>
+            <w:tcMar>
+              <w:top w:w="220" w:type="dxa"/>
+              <w:bottom w:w="220" w:type="dxa"/>
+              <w:start w:w="180" w:type="dxa"/>
+              <w:end w:w="180" w:type="dxa"/>
+            </w:tcMar>
+          </w:tcPr>
+          <w:p>
+            <w:pPr>
+              <w:jc w:val="center"/>
+            </w:pPr>
+            <w:r>
+              <w:rPr>
+                <w:rFonts w:ascii="Calibri" w:hAnsi="Calibri" w:eastAsia="Malgun Gothic"/>
+                <w:b/>
+                <w:i w:val="0"/>
+                <w:color w:val="1F4E79"/>
+                <w:sz w:val="25"/>
+              </w:rPr>
+              <w:t>[실행 화면 캡처 삽입 위치]</w:t>
+              <w:br/>
+            </w:r>
+            <w:r>
+              <w:rPr>
+                <w:rFonts w:ascii="Calibri" w:hAnsi="Calibri" w:eastAsia="Malgun Gothic"/>
+                <w:b w:val="0"/>
+                <w:i w:val="0"/>
+                <w:color w:val="5A5A5A"/>
+                <w:sz w:val="18"/>
+              </w:rPr>
+              <w:t>HP가 감소하거나 1인칭 빨간 화면 효과가 나타난 순간을 캡처한다.</w:t>
+            </w:r>
+          </w:p>
+        </w:tc>
+      </w:tr>
+    </w:tbl>
+    <w:p>
+      <w:pPr>
+        <w:spacing w:before="0" w:after="80" w:line="276" w:lineRule="auto"/>
+      </w:pPr>
+      <w:r>
+        <w:rPr>
+          <w:rFonts w:ascii="Calibri" w:hAnsi="Calibri" w:eastAsia="Malgun Gothic"/>
+          <w:b w:val="0"/>
+          <w:i/>
+          <w:color w:val="5A5A5A"/>
+          <w:sz w:val="17"/>
+        </w:rPr>
+        <w:t>캡처 후 이 박스의 안내 문구를 삭제하고 이미지를 넣는다.</w:t>
       </w:r>
     </w:p>
     <w:p>
       <w:pPr>
-        <w:spacing w:after="120" w:before="0" w:line="269" w:lineRule="auto"/>
+        <w:spacing w:before="220" w:after="100" w:line="269" w:lineRule="auto"/>
+      </w:pPr>
+      <w:r>
+        <w:rPr>
+          <w:rFonts w:ascii="Calibri" w:hAnsi="Calibri" w:eastAsia="Malgun Gothic"/>
+          <w:b/>
+          <w:i w:val="0"/>
+          <w:color w:val="000000"/>
+          <w:sz w:val="26"/>
+        </w:rPr>
+        <w:t>4-7) 체력 UI와 테스트 키</w:t>
+      </w:r>
+    </w:p>
+    <w:p>
+      <w:pPr>
+        <w:spacing w:before="0" w:after="120" w:line="276" w:lineRule="auto"/>
       </w:pPr>
       <w:r>
         <w:rPr>
@@ -3471,12 +2718,12 @@
           <w:color w:val="000000"/>
           <w:sz w:val="21"/>
         </w:rPr>
-        <w:t>적은 순찰, 추적, 탐색 상태를 가진다. 기본 상태는 순찰이며, 적이 플레이어를 볼 수 있으면 추적 상태로 바뀐다. 플레이어를 놓치면 마지막으로 본 위치까지 이동하는 탐색 상태가 되고, 탐색 시간이 끝나거나 목표 위치에 도착하면 다시 순찰한다.</w:t>
+        <w:t>플레이 화면 왼쪽 위에는 HP 텍스트, 체력 바, 숫자를 직접 그린다. 별도 폰트 렌더링을 추가하지 않고, 사각형과 7세그먼트 숫자 형태로 UI를 구성했다. HP는 100에서 시작하고 적의 총에 맞을 때마다 10씩 감소한다. HP가 0이 되면 게임 종료 상태가 된다.</w:t>
       </w:r>
     </w:p>
     <w:p>
       <w:pPr>
-        <w:spacing w:after="120" w:before="0" w:line="269" w:lineRule="auto"/>
+        <w:spacing w:before="0" w:after="120" w:line="276" w:lineRule="auto"/>
       </w:pPr>
       <w:r>
         <w:rPr>
@@ -3486,12 +2733,27 @@
           <w:color w:val="000000"/>
           <w:sz w:val="21"/>
         </w:rPr>
-        <w:t>탐지 조건은 같은 층인지, 인식 거리 안인지, 시야각 안인지, 중간에 벽이나 닫힌 문이 없는지를 모두 검사한다. 특히 2층 맵이 있으므로 같은 층 조건을 넣어 1층 적이 2층 플레이어를 부자연스럽게 인식하지 않도록 했다.</w:t>
+        <w:t>테스트 편의를 위해 K 키는 현재 스테이지의 모든 적 제거, H 키는 HP 100 회복, F5는 자유 비행/충돌 무시/무적 디버그 모드로 동작한다. 제출 전 기능 확인과 캡처 작업에 유용하도록 남겨두었다.</w:t>
       </w:r>
     </w:p>
     <w:p>
       <w:pPr>
-        <w:spacing w:after="120" w:before="0" w:line="269" w:lineRule="auto"/>
+        <w:spacing w:before="220" w:after="100" w:line="269" w:lineRule="auto"/>
+      </w:pPr>
+      <w:r>
+        <w:rPr>
+          <w:rFonts w:ascii="Calibri" w:hAnsi="Calibri" w:eastAsia="Malgun Gothic"/>
+          <w:b/>
+          <w:i w:val="0"/>
+          <w:color w:val="000000"/>
+          <w:sz w:val="26"/>
+        </w:rPr>
+        <w:t>4-8) 사운드</w:t>
+      </w:r>
+    </w:p>
+    <w:p>
+      <w:pPr>
+        <w:spacing w:before="0" w:after="120" w:line="276" w:lineRule="auto"/>
       </w:pPr>
       <w:r>
         <w:rPr>
@@ -3501,12 +2763,12 @@
           <w:color w:val="000000"/>
           <w:sz w:val="21"/>
         </w:rPr>
-        <w:t>적이 플레이어를 볼 수 있고 사격 쿨다운이 끝나면 플레이어 방향으로 회전한 뒤 총을 발사한다. 적의 발사 간격은 약 1.6초로 두어 연속 피격이 너무 빠르지 않게 조정했다. 피격 시 플레이어 HP는 10 감소하고, 총알이 날아온 방향의 반대 방향으로 작은 넉백이 적용된다. 1인칭에서는 추가로 빨간색 피격 오버레이가 잠시 표시된다.</w:t>
+        <w:t>BGM은 mp3 파일을 mciSendString()으로 반복 재생한다. 초기 화면과 스테이지 선택에서는 title_screen_bgm.mp3, Stage1에서는 stage_1_bgm.mp3, Stage2에서는 stage_2_bgm.mp3가 재생된다.</w:t>
       </w:r>
     </w:p>
     <w:p>
       <w:pPr>
-        <w:spacing w:after="160" w:before="0" w:line="269" w:lineRule="auto"/>
+        <w:spacing w:before="0" w:after="120" w:line="276" w:lineRule="auto"/>
       </w:pPr>
       <w:r>
         <w:rPr>
@@ -3516,27 +2778,27 @@
           <w:color w:val="000000"/>
           <w:sz w:val="21"/>
         </w:rPr>
-        <w:t>플레이어 사격은 카메라 방향을 기준으로 레이를 발사한다. 가장 가까운 적 구체와 교차하고 중간 벽에 막히지 않으면 명중하며, 적 HP가 0이 되면 해당 적을 제거한다. 모든 적이 제거되면 게임 종료 상태가 된다.</w:t>
+        <w:t>효과음은 wav 파일을 PlaySound()로 비동기 재생한다. shoot_sound_effect.wav는 플레이어와 적의 사격 시 재생하고, hit_sound_effect.wav는 플레이어가 적에게 맞았을 때만 재생한다. 적 피격 시에는 효과음을 제외하여 사운드가 너무 자주 겹치지 않도록 했다.</w:t>
       </w:r>
     </w:p>
     <w:p>
       <w:pPr>
-        <w:pStyle w:val="Heading1"/>
-        <w:spacing w:before="320" w:after="160"/>
+        <w:spacing w:before="220" w:after="100" w:line="269" w:lineRule="auto"/>
       </w:pPr>
       <w:r>
         <w:rPr>
           <w:rFonts w:ascii="Calibri" w:hAnsi="Calibri" w:eastAsia="Malgun Gothic"/>
           <w:b/>
-          <w:color w:val="1F4E79"/>
-          <w:sz w:val="32"/>
+          <w:i w:val="0"/>
+          <w:color w:val="000000"/>
+          <w:sz w:val="26"/>
         </w:rPr>
-        <w:t>10. 조명과 렌더링</w:t>
+        <w:t>4-9) 렌더링 계산 정리와 예제 코드 제거</w:t>
       </w:r>
     </w:p>
     <w:p>
       <w:pPr>
-        <w:spacing w:after="120" w:before="0" w:line="269" w:lineRule="auto"/>
+        <w:spacing w:before="0" w:after="120" w:line="276" w:lineRule="auto"/>
       </w:pPr>
       <w:r>
         <w:rPr>
@@ -3546,12 +2808,12 @@
           <w:color w:val="000000"/>
           <w:sz w:val="21"/>
         </w:rPr>
-        <w:t>조명은 약한 전역 환경광, 약한 방향광, 플레이어 손전등 Spot Light, 각 스테이지 천장등 Spot Light 조합으로 구성했다. 기존의 의미 없는 빨간색/초록색 테스트 조명은 제거하고, 실제 맵 구조에 맞춰 스테이지별 천장등 위치를 따로 배치했다.</w:t>
+        <w:t>수업 예제로 남아 있던 헬리콥터, 비행기, 우주선 플레이어 관련 코드는 현재 게임에 필요하지 않으므로 정리했다. 플레이어 클래스도 Soldier 모델 중심으로 단순화하였다.</w:t>
       </w:r>
     </w:p>
     <w:p>
       <w:pPr>
-        <w:spacing w:after="120" w:before="0" w:line="269" w:lineRule="auto"/>
+        <w:spacing w:before="0" w:after="120" w:line="276" w:lineRule="auto"/>
       </w:pPr>
       <w:r>
         <w:rPr>
@@ -3561,27 +2823,12 @@
           <w:color w:val="000000"/>
           <w:sz w:val="21"/>
         </w:rPr>
-        <w:t>천장등은 Point Light보다 바닥과 벽에 방향성이 드러나는 Spot Light가 게임 분위기에 더 적합하다고 판단했다. 다만 천장등은 플레이어 손전등보다 넓은 범위를 비추도록 Spot 범위를 조정하여 방 전체가 너무 어둡거나 얼룩져 보이지 않도록 했다.</w:t>
+        <w:t>셰이더에서는 기존처럼 World, View, Projection을 모두 따로 곱하는 대신, CPU에서 ViewProjection을 계산하여 카메라 상수 버퍼로 전달한다. 정점 셰이더는 World 변환으로 positionW와 normalW를 만든 뒤, positionW에 ViewProjection을 곱한다.</w:t>
       </w:r>
     </w:p>
     <w:p>
       <w:pPr>
-        <w:spacing w:after="120" w:before="0" w:line="269" w:lineRule="auto"/>
-      </w:pPr>
-      <w:r>
-        <w:rPr>
-          <w:rFonts w:ascii="Calibri" w:hAnsi="Calibri" w:eastAsia="Malgun Gothic"/>
-          <w:b w:val="0"/>
-          <w:i w:val="0"/>
-          <w:color w:val="000000"/>
-          <w:sz w:val="21"/>
-        </w:rPr>
-        <w:t>셰이더 최적화에서는 카메라 상수 버퍼에 View와 Projection을 따로 넘기는 대신, CPU에서 ViewProjection 행렬을 한 번 계산해 전달한다. 정점 셰이더는 먼저 위치를 World로 변환하고, 그 결과에 ViewProjection을 곱해 클립 공간 좌표를 만든다.</w:t>
-      </w:r>
-    </w:p>
-    <w:p>
-      <w:pPr>
-        <w:spacing w:after="60"/>
+        <w:spacing w:after="40"/>
       </w:pPr>
       <w:r>
         <w:rPr>
@@ -3593,7 +2840,7 @@
     </w:p>
     <w:p>
       <w:pPr>
-        <w:spacing w:after="60"/>
+        <w:spacing w:after="40"/>
       </w:pPr>
       <w:r>
         <w:rPr>
@@ -3605,7 +2852,7 @@
     </w:p>
     <w:p>
       <w:pPr>
-        <w:spacing w:after="160" w:before="0" w:line="269" w:lineRule="auto"/>
+        <w:spacing w:before="0" w:after="120" w:line="276" w:lineRule="auto"/>
       </w:pPr>
       <w:r>
         <w:rPr>
@@ -3615,27 +2862,42 @@
           <w:color w:val="000000"/>
           <w:sz w:val="21"/>
         </w:rPr>
-        <w:t>World 행렬은 월드 위치와 월드 노멀 계산에 여전히 필요하다. 조명 계산이 월드 공간에서 이루어지기 때문에 WVP만 넘기면 조명에 필요한 positionW와 normalW를 얻기 어렵다. 따라서 현재 구조는 중복되는 View*Projection 계산을 줄이면서도 조명에 필요한 World 변환 정보를 유지하는 균형적인 방식이다.</w:t>
+        <w:t>World 행렬은 조명 계산의 월드 좌표와 월드 노멀에 필요하므로 제거하지 않았다. 대신 모든 정점마다 View와 Projection을 따로 곱하는 중복을 줄이는 방향으로 정리했다.</w:t>
       </w:r>
     </w:p>
     <w:p>
       <w:pPr>
-        <w:pStyle w:val="Heading1"/>
-        <w:spacing w:before="320" w:after="160"/>
+        <w:spacing w:before="320" w:after="160" w:line="269" w:lineRule="auto"/>
       </w:pPr>
       <w:r>
         <w:rPr>
           <w:rFonts w:ascii="Calibri" w:hAnsi="Calibri" w:eastAsia="Malgun Gothic"/>
           <w:b/>
+          <w:i w:val="0"/>
           <w:color w:val="1F4E79"/>
           <w:sz w:val="32"/>
         </w:rPr>
-        <w:t>11. 사운드 구현</w:t>
+        <w:t>5. 구현 중 시행착오와 최종 제외한 기능</w:t>
       </w:r>
     </w:p>
     <w:p>
       <w:pPr>
-        <w:spacing w:after="120" w:before="0" w:line="269" w:lineRule="auto"/>
+        <w:spacing w:before="220" w:after="100" w:line="269" w:lineRule="auto"/>
+      </w:pPr>
+      <w:r>
+        <w:rPr>
+          <w:rFonts w:ascii="Calibri" w:hAnsi="Calibri" w:eastAsia="Malgun Gothic"/>
+          <w:b/>
+          <w:i w:val="0"/>
+          <w:color w:val="000000"/>
+          <w:sz w:val="26"/>
+        </w:rPr>
+        <w:t>5-1) z-fighting으로 인한 바닥 색상 문제</w:t>
+      </w:r>
+    </w:p>
+    <w:p>
+      <w:pPr>
+        <w:spacing w:before="0" w:after="120" w:line="276" w:lineRule="auto"/>
       </w:pPr>
       <w:r>
         <w:rPr>
@@ -3645,12 +2907,12 @@
           <w:color w:val="000000"/>
           <w:sz w:val="21"/>
         </w:rPr>
-        <w:t>BGM은 mp3 파일을 mciSendString으로 반복 재생한다. 초기 화면과 스테이지 선택 화면에서는 title_screen_bgm.mp3를 사용하고, Stage1과 Stage2가 시작되면 각각 stage_1_bgm.mp3, stage_2_bgm.mp3로 전환한다.</w:t>
+        <w:t>개발 중 일부 바닥이 원래 바닥 색이 아니라 벽 색처럼 보이는 문제가 있었다. 원인은 서로 매우 가까운 위치에 있는 바닥/벽/천장 면이 깊이 버퍼에서 경쟁하는 z-fighting 성격의 문제와, 1층/2층 바닥 오브젝트가 같은 셀에서 겹쳐 생성되는 경우가 섞여 있었기 때문이다.</w:t>
       </w:r>
     </w:p>
     <w:p>
       <w:pPr>
-        <w:spacing w:after="160" w:before="0" w:line="269" w:lineRule="auto"/>
+        <w:spacing w:before="0" w:after="120" w:line="276" w:lineRule="auto"/>
       </w:pPr>
       <w:r>
         <w:rPr>
@@ -3660,127 +2922,325 @@
           <w:color w:val="000000"/>
           <w:sz w:val="21"/>
         </w:rPr>
-        <w:t>효과음은 wav 파일을 PlaySound로 비동기 재생한다. shoot_sound_effect.wav는 플레이어와 적이 총을 쏠 때 재생하고, hit_sound_effect.wav는 플레이어가 적에게 맞았을 때만 재생한다. 적이 피격될 때는 효과음을 생략하여 사운드가 과도하게 겹치지 않게 했다.</w:t>
+        <w:t>이를 해결하기 위해 바닥을 얇은 박스 오브젝트로 만들고 MAZE_FLOOR_SURFACE_GAP을 두어 표면이 벽/천장과 겹치지 않게 했다. 또한 Stage1/Stage2의 바닥 색상과 벽 색상이 오브젝트 생성 시 올바르게 들어가도록 MAZE_MAP_DESC 기반 색상 적용을 확인했다.</w:t>
       </w:r>
     </w:p>
     <w:p>
       <w:pPr>
-        <w:pStyle w:val="Heading1"/>
-        <w:spacing w:before="320" w:after="160"/>
+        <w:spacing w:before="220" w:after="100" w:line="269" w:lineRule="auto"/>
       </w:pPr>
       <w:r>
         <w:rPr>
           <w:rFonts w:ascii="Calibri" w:hAnsi="Calibri" w:eastAsia="Malgun Gothic"/>
           <w:b/>
-          <w:color w:val="1F4E79"/>
-          <w:sz w:val="32"/>
+          <w:i w:val="0"/>
+          <w:color w:val="000000"/>
+          <w:sz w:val="26"/>
         </w:rPr>
-        <w:t>12. 추가 구현 내용</w:t>
+        <w:t>5-2) 캐릭터 모델과 애니메이션</w:t>
+      </w:r>
+    </w:p>
+    <w:p>
+      <w:pPr>
+        <w:spacing w:before="0" w:after="120" w:line="276" w:lineRule="auto"/>
+      </w:pPr>
+      <w:r>
+        <w:rPr>
+          <w:rFonts w:ascii="Calibri" w:hAnsi="Calibri" w:eastAsia="Malgun Gothic"/>
+          <w:b w:val="0"/>
+          <w:i w:val="0"/>
+          <w:color w:val="000000"/>
+          <w:sz w:val="21"/>
+        </w:rPr>
+        <w:t>처음에는 T자 자세 모델에 본 회전을 적용하거나 Unity/Blender에서 총을 손에 붙여 가져오는 방법을 검토했다. 하지만 현재 프로젝트의 .bin 로더는 정점, 노멀, 계층 구조 중심이고 실시간 스키닝 애니메이션을 처리하지 않는다. 따라서 최종적으로는 조준 자세로 굳힌 Soldier_Aiming_Baked.bin을 사용하였다.</w:t>
+      </w:r>
+    </w:p>
+    <w:p>
+      <w:pPr>
+        <w:spacing w:before="0" w:after="120" w:line="276" w:lineRule="auto"/>
+      </w:pPr>
+      <w:r>
+        <w:rPr>
+          <w:rFonts w:ascii="Calibri" w:hAnsi="Calibri" w:eastAsia="Malgun Gothic"/>
+          <w:b w:val="0"/>
+          <w:i w:val="0"/>
+          <w:color w:val="000000"/>
+          <w:sz w:val="21"/>
+        </w:rPr>
+        <w:t>이 선택으로 걷기 애니메이션, 팔 애니메이션, 총 반동 애니메이션은 구현하지 못했다. 대신 모델이 전투 자세를 유지하도록 하여 과제의 핵심 기능 구현에 집중했다.</w:t>
+      </w:r>
+    </w:p>
+    <w:p>
+      <w:pPr>
+        <w:spacing w:before="220" w:after="100" w:line="269" w:lineRule="auto"/>
+      </w:pPr>
+      <w:r>
+        <w:rPr>
+          <w:rFonts w:ascii="Calibri" w:hAnsi="Calibri" w:eastAsia="Malgun Gothic"/>
+          <w:b/>
+          <w:i w:val="0"/>
+          <w:color w:val="000000"/>
+          <w:sz w:val="26"/>
+        </w:rPr>
+        <w:t>5-3) 최종 제출에서 제외한 확장 기능</w:t>
       </w:r>
     </w:p>
     <w:p>
       <w:pPr>
         <w:pStyle w:val="ListBullet"/>
-        <w:spacing w:after="40" w:before="0" w:line="269" w:lineRule="auto"/>
+        <w:spacing w:after="40" w:line="269" w:lineRule="auto"/>
       </w:pPr>
       <w:r>
         <w:rPr>
           <w:rFonts w:ascii="Calibri" w:hAnsi="Calibri" w:eastAsia="Malgun Gothic"/>
           <w:b w:val="0"/>
+          <w:i w:val="0"/>
           <w:color w:val="000000"/>
           <w:sz w:val="20"/>
         </w:rPr>
-        <w:t>HP UI를 백버퍼 사각형과 7세그먼트 숫자 형태로 직접 렌더링했다.</w:t>
+        <w:t>실시간 스켈레톤 스키닝과 본 애니메이션: 수업 예제 범위와 현재 로더 구조를 고려하여 정적 baked mesh로 대체했다.</w:t>
       </w:r>
     </w:p>
     <w:p>
       <w:pPr>
         <w:pStyle w:val="ListBullet"/>
-        <w:spacing w:after="40" w:before="0" w:line="269" w:lineRule="auto"/>
+        <w:spacing w:after="40" w:line="269" w:lineRule="auto"/>
       </w:pPr>
       <w:r>
         <w:rPr>
           <w:rFonts w:ascii="Calibri" w:hAnsi="Calibri" w:eastAsia="Malgun Gothic"/>
           <w:b w:val="0"/>
+          <w:i w:val="0"/>
           <w:color w:val="000000"/>
           <w:sz w:val="20"/>
         </w:rPr>
-        <w:t>K 키로 현재 스테이지의 모든 적을 제거하고, H 키로 HP를 100으로 회복할 수 있게 했다.</w:t>
+        <w:t>A* 또는 NavMesh 기반 길찾기: 미로가 격자 기반이므로 향후 확장 가능하지만, 현재는 시야 조건과 축별 충돌 보정 기반 추적을 사용했다.</w:t>
       </w:r>
     </w:p>
     <w:p>
       <w:pPr>
         <w:pStyle w:val="ListBullet"/>
-        <w:spacing w:after="40" w:before="0" w:line="269" w:lineRule="auto"/>
+        <w:spacing w:after="40" w:line="269" w:lineRule="auto"/>
       </w:pPr>
       <w:r>
         <w:rPr>
           <w:rFonts w:ascii="Calibri" w:hAnsi="Calibri" w:eastAsia="Malgun Gothic"/>
           <w:b w:val="0"/>
+          <w:i w:val="0"/>
           <w:color w:val="000000"/>
           <w:sz w:val="20"/>
         </w:rPr>
-        <w:t>자동문은 플레이어가 같은 층에서 일정 거리 안에 접근하면 열리고, 멀어지면 닫힌다.</w:t>
+        <w:t>XAudio2 기반 사운드 믹싱: BGM은 mciSendString(), 효과음은 PlaySound()로 분리하여 구현했다.</w:t>
       </w:r>
     </w:p>
     <w:p>
       <w:pPr>
         <w:pStyle w:val="ListBullet"/>
-        <w:spacing w:after="40" w:before="0" w:line="269" w:lineRule="auto"/>
+        <w:spacing w:after="40" w:line="269" w:lineRule="auto"/>
       </w:pPr>
       <w:r>
         <w:rPr>
           <w:rFonts w:ascii="Calibri" w:hAnsi="Calibri" w:eastAsia="Malgun Gothic"/>
           <w:b w:val="0"/>
+          <w:i w:val="0"/>
           <w:color w:val="000000"/>
           <w:sz w:val="20"/>
         </w:rPr>
-        <w:t>메뉴 3D 텍스트는 위아래로 부유하며, 커서가 박스 위에 있을 때 Y축으로 자전한다.</w:t>
+        <w:t>텍스처 기반 머티리얼: 최종 제출에서는 색상 머티리얼 중심으로 통일하여 스테이지와 진영 구분을 명확히 했다.</w:t>
+      </w:r>
+    </w:p>
+    <w:tbl>
+      <w:tblPr>
+        <w:tblW w:type="auto" w:w="0"/>
+        <w:jc w:val="center"/>
+        <w:tblLook w:firstColumn="1" w:firstRow="1" w:lastColumn="0" w:lastRow="0" w:noHBand="0" w:noVBand="1" w:val="04A0"/>
+      </w:tblPr>
+      <w:tblGrid>
+        <w:gridCol w:w="9972"/>
+      </w:tblGrid>
+      <w:tr>
+        <w:tc>
+          <w:tcPr>
+            <w:tcW w:type="dxa" w:w="9972"/>
+            <w:shd w:fill="FFF2CC"/>
+            <w:tcBorders>
+              <w:top w:val="single" w:sz="6" w:space="0" w:color="D6B656"/>
+              <w:left w:val="single" w:sz="6" w:space="0" w:color="D6B656"/>
+              <w:bottom w:val="single" w:sz="6" w:space="0" w:color="D6B656"/>
+              <w:right w:val="single" w:sz="6" w:space="0" w:color="D6B656"/>
+            </w:tcBorders>
+            <w:tcMar>
+              <w:top w:w="120" w:type="dxa"/>
+              <w:bottom w:w="120" w:type="dxa"/>
+              <w:start w:w="140" w:type="dxa"/>
+              <w:end w:w="140" w:type="dxa"/>
+            </w:tcMar>
+          </w:tcPr>
+          <w:p>
+            <w:r>
+              <w:rPr>
+                <w:rFonts w:ascii="Calibri" w:hAnsi="Calibri" w:eastAsia="Malgun Gothic"/>
+                <w:b/>
+                <w:i w:val="0"/>
+                <w:color w:val="1F4E79"/>
+                <w:sz w:val="21"/>
+              </w:rPr>
+              <w:t>시행착오 정리</w:t>
+              <w:br/>
+            </w:r>
+            <w:r>
+              <w:rPr>
+                <w:rFonts w:ascii="Calibri" w:hAnsi="Calibri" w:eastAsia="Malgun Gothic"/>
+                <w:b w:val="0"/>
+                <w:i w:val="0"/>
+                <w:color w:val="000000"/>
+                <w:sz w:val="19"/>
+              </w:rPr>
+              <w:t>최종 결과물에서는 요구사항을 우선 충족하고, 시간이 많이 필요한 스켈레톤 애니메이션과 고급 길찾기는 제외하였다. 대신 2층 맵, 자동문, 조명, HP, 적 사격, 피격 효과처럼 플레이 가능한 슈팅 게임으로 보이는 요소를 안정적으로 구현하는 방향을 선택했다.</w:t>
+            </w:r>
+          </w:p>
+        </w:tc>
+      </w:tr>
+    </w:tbl>
+    <w:p>
+      <w:pPr>
+        <w:spacing w:before="320" w:after="160" w:line="269" w:lineRule="auto"/>
+      </w:pPr>
+      <w:r>
+        <w:rPr>
+          <w:rFonts w:ascii="Calibri" w:hAnsi="Calibri" w:eastAsia="Malgun Gothic"/>
+          <w:b/>
+          <w:i w:val="0"/>
+          <w:color w:val="1F4E79"/>
+          <w:sz w:val="32"/>
+        </w:rPr>
+        <w:t>6. 실행 결과 캡처 권장 목록</w:t>
+      </w:r>
+    </w:p>
+    <w:p>
+      <w:pPr>
+        <w:spacing w:before="0" w:after="120" w:line="276" w:lineRule="auto"/>
+      </w:pPr>
+      <w:r>
+        <w:rPr>
+          <w:rFonts w:ascii="Calibri" w:hAnsi="Calibri" w:eastAsia="Malgun Gothic"/>
+          <w:b w:val="0"/>
+          <w:i w:val="0"/>
+          <w:color w:val="000000"/>
+          <w:sz w:val="21"/>
+        </w:rPr>
+        <w:t>문서 제출 전 아래 화면을 캡처하여 위의 실행 화면 박스에 삽입하면 요구사항 확인이 쉽다.</w:t>
       </w:r>
     </w:p>
     <w:p>
       <w:pPr>
         <w:pStyle w:val="ListBullet"/>
-        <w:spacing w:after="40" w:before="0" w:line="269" w:lineRule="auto"/>
+        <w:spacing w:after="40" w:line="269" w:lineRule="auto"/>
       </w:pPr>
       <w:r>
         <w:rPr>
           <w:rFonts w:ascii="Calibri" w:hAnsi="Calibri" w:eastAsia="Malgun Gothic"/>
           <w:b w:val="0"/>
+          <w:i w:val="0"/>
           <w:color w:val="000000"/>
           <w:sz w:val="20"/>
         </w:rPr>
-        <w:t>Stage1과 Stage2의 월드 오브젝트 범위를 분리해 현재 선택한 스테이지를 중심으로 렌더링/애니메이션한다.</w:t>
+        <w:t>초기 화면: 게임 이름과 Start 3D 텍스트</w:t>
       </w:r>
     </w:p>
     <w:p>
       <w:pPr>
         <w:pStyle w:val="ListBullet"/>
-        <w:spacing w:after="40" w:before="0" w:line="269" w:lineRule="auto"/>
+        <w:spacing w:after="40" w:line="269" w:lineRule="auto"/>
       </w:pPr>
       <w:r>
         <w:rPr>
           <w:rFonts w:ascii="Calibri" w:hAnsi="Calibri" w:eastAsia="Malgun Gothic"/>
           <w:b w:val="0"/>
+          <w:i w:val="0"/>
           <w:color w:val="000000"/>
           <w:sz w:val="20"/>
         </w:rPr>
-        <w:t>수업 예제의 헬리콥터, 비행기, 우주선 등 현재 게임에 필요 없는 플레이어/오브젝트 코드를 제거해 구조를 단순화했다.</w:t>
+        <w:t>스테이지 선택 화면: Stage1, Stage2 텍스트</w:t>
       </w:r>
     </w:p>
     <w:p>
       <w:pPr>
-        <w:pStyle w:val="Heading1"/>
-        <w:spacing w:before="320" w:after="160"/>
+        <w:pStyle w:val="ListBullet"/>
+        <w:spacing w:after="40" w:line="269" w:lineRule="auto"/>
+      </w:pPr>
+      <w:r>
+        <w:rPr>
+          <w:rFonts w:ascii="Calibri" w:hAnsi="Calibri" w:eastAsia="Malgun Gothic"/>
+          <w:b w:val="0"/>
+          <w:i w:val="0"/>
+          <w:color w:val="000000"/>
+          <w:sz w:val="20"/>
+        </w:rPr>
+        <w:t>Stage1: 1층/2층, 계단, 자동문, 파란 벽과 회색 바닥</w:t>
+      </w:r>
+    </w:p>
+    <w:p>
+      <w:pPr>
+        <w:pStyle w:val="ListBullet"/>
+        <w:spacing w:after="40" w:line="269" w:lineRule="auto"/>
+      </w:pPr>
+      <w:r>
+        <w:rPr>
+          <w:rFonts w:ascii="Calibri" w:hAnsi="Calibri" w:eastAsia="Malgun Gothic"/>
+          <w:b w:val="0"/>
+          <w:i w:val="0"/>
+          <w:color w:val="000000"/>
+          <w:sz w:val="20"/>
+        </w:rPr>
+        <w:t>Stage2: Stage1과 다른 맵 구조, 밝은 갈색 벽과 흰색 바닥</w:t>
+      </w:r>
+    </w:p>
+    <w:p>
+      <w:pPr>
+        <w:pStyle w:val="ListBullet"/>
+        <w:spacing w:after="40" w:line="269" w:lineRule="auto"/>
+      </w:pPr>
+      <w:r>
+        <w:rPr>
+          <w:rFonts w:ascii="Calibri" w:hAnsi="Calibri" w:eastAsia="Malgun Gothic"/>
+          <w:b w:val="0"/>
+          <w:i w:val="0"/>
+          <w:color w:val="000000"/>
+          <w:sz w:val="20"/>
+        </w:rPr>
+        <w:t>1인칭 화면: Crosshair, HP UI, 손전등 조명</w:t>
+      </w:r>
+    </w:p>
+    <w:p>
+      <w:pPr>
+        <w:pStyle w:val="ListBullet"/>
+        <w:spacing w:after="40" w:line="269" w:lineRule="auto"/>
+      </w:pPr>
+      <w:r>
+        <w:rPr>
+          <w:rFonts w:ascii="Calibri" w:hAnsi="Calibri" w:eastAsia="Malgun Gothic"/>
+          <w:b w:val="0"/>
+          <w:i w:val="0"/>
+          <w:color w:val="000000"/>
+          <w:sz w:val="20"/>
+        </w:rPr>
+        <w:t>전투 화면: 적 추적/사격, 피격 효과, 게임 종료</w:t>
+      </w:r>
+    </w:p>
+    <w:p>
+      <w:pPr>
+        <w:spacing w:before="320" w:after="160" w:line="269" w:lineRule="auto"/>
       </w:pPr>
       <w:r>
         <w:rPr>
           <w:rFonts w:ascii="Calibri" w:hAnsi="Calibri" w:eastAsia="Malgun Gothic"/>
           <w:b/>
+          <w:i w:val="0"/>
           <w:color w:val="1F4E79"/>
           <w:sz w:val="32"/>
         </w:rPr>
-        <w:t>13. 제출 전 확인 체크리스트</w:t>
+        <w:t>7. 제출 전 확인 사항</w:t>
       </w:r>
     </w:p>
     <w:tbl>
@@ -3791,26 +3251,26 @@
         <w:tblLook w:firstColumn="1" w:firstRow="1" w:lastColumn="0" w:lastRow="0" w:noHBand="0" w:noVBand="1" w:val="04A0"/>
       </w:tblPr>
       <w:tblGrid>
-        <w:gridCol w:w="5100"/>
-        <w:gridCol w:w="5100"/>
+        <w:gridCol w:w="4986"/>
+        <w:gridCol w:w="4986"/>
       </w:tblGrid>
       <w:tr>
         <w:tc>
           <w:tcPr>
-            <w:tcW w:type="dxa" w:w="5100"/>
+            <w:tcW w:type="dxa" w:w="4986"/>
+            <w:vAlign w:val="center"/>
+            <w:tcBorders>
+              <w:top w:val="single" w:sz="4" w:space="0" w:color="C8C8C8"/>
+              <w:left w:val="single" w:sz="4" w:space="0" w:color="C8C8C8"/>
+              <w:bottom w:val="single" w:sz="4" w:space="0" w:color="C8C8C8"/>
+              <w:right w:val="single" w:sz="4" w:space="0" w:color="C8C8C8"/>
+            </w:tcBorders>
             <w:tcMar>
-              <w:top w:w="100" w:type="dxa"/>
+              <w:top w:w="80" w:type="dxa"/>
+              <w:bottom w:w="80" w:type="dxa"/>
               <w:start w:w="120" w:type="dxa"/>
-              <w:bottom w:w="100" w:type="dxa"/>
               <w:end w:w="120" w:type="dxa"/>
             </w:tcMar>
-            <w:tcBorders>
-              <w:top w:val="single" w:sz="4" w:space="0" w:color="C9C9C9"/>
-              <w:left w:val="single" w:sz="4" w:space="0" w:color="C9C9C9"/>
-              <w:bottom w:val="single" w:sz="4" w:space="0" w:color="C9C9C9"/>
-              <w:right w:val="single" w:sz="4" w:space="0" w:color="C9C9C9"/>
-            </w:tcBorders>
-            <w:vAlign w:val="center"/>
             <w:shd w:fill="1F4E79"/>
           </w:tcPr>
           <w:p>
@@ -3821,6 +3281,7 @@
               <w:rPr>
                 <w:rFonts w:ascii="Calibri" w:hAnsi="Calibri" w:eastAsia="Malgun Gothic"/>
                 <w:b/>
+                <w:i w:val="0"/>
                 <w:color w:val="FFFFFF"/>
                 <w:sz w:val="19"/>
               </w:rPr>
@@ -3830,20 +3291,20 @@
         </w:tc>
         <w:tc>
           <w:tcPr>
-            <w:tcW w:type="dxa" w:w="5100"/>
+            <w:tcW w:type="dxa" w:w="4986"/>
+            <w:vAlign w:val="center"/>
+            <w:tcBorders>
+              <w:top w:val="single" w:sz="4" w:space="0" w:color="C8C8C8"/>
+              <w:left w:val="single" w:sz="4" w:space="0" w:color="C8C8C8"/>
+              <w:bottom w:val="single" w:sz="4" w:space="0" w:color="C8C8C8"/>
+              <w:right w:val="single" w:sz="4" w:space="0" w:color="C8C8C8"/>
+            </w:tcBorders>
             <w:tcMar>
-              <w:top w:w="100" w:type="dxa"/>
+              <w:top w:w="80" w:type="dxa"/>
+              <w:bottom w:w="80" w:type="dxa"/>
               <w:start w:w="120" w:type="dxa"/>
-              <w:bottom w:w="100" w:type="dxa"/>
               <w:end w:w="120" w:type="dxa"/>
             </w:tcMar>
-            <w:tcBorders>
-              <w:top w:val="single" w:sz="4" w:space="0" w:color="C9C9C9"/>
-              <w:left w:val="single" w:sz="4" w:space="0" w:color="C9C9C9"/>
-              <w:bottom w:val="single" w:sz="4" w:space="0" w:color="C9C9C9"/>
-              <w:right w:val="single" w:sz="4" w:space="0" w:color="C9C9C9"/>
-            </w:tcBorders>
-            <w:vAlign w:val="center"/>
             <w:shd w:fill="1F4E79"/>
           </w:tcPr>
           <w:p>
@@ -3854,6 +3315,7 @@
               <w:rPr>
                 <w:rFonts w:ascii="Calibri" w:hAnsi="Calibri" w:eastAsia="Malgun Gothic"/>
                 <w:b/>
+                <w:i w:val="0"/>
                 <w:color w:val="FFFFFF"/>
                 <w:sz w:val="19"/>
               </w:rPr>
@@ -3865,20 +3327,20 @@
       <w:tr>
         <w:tc>
           <w:tcPr>
-            <w:tcW w:type="dxa" w:w="5100"/>
+            <w:tcW w:type="dxa" w:w="4986"/>
+            <w:vAlign w:val="center"/>
+            <w:tcBorders>
+              <w:top w:val="single" w:sz="4" w:space="0" w:color="C8C8C8"/>
+              <w:left w:val="single" w:sz="4" w:space="0" w:color="C8C8C8"/>
+              <w:bottom w:val="single" w:sz="4" w:space="0" w:color="C8C8C8"/>
+              <w:right w:val="single" w:sz="4" w:space="0" w:color="C8C8C8"/>
+            </w:tcBorders>
             <w:tcMar>
-              <w:top w:w="100" w:type="dxa"/>
+              <w:top w:w="80" w:type="dxa"/>
+              <w:bottom w:w="80" w:type="dxa"/>
               <w:start w:w="120" w:type="dxa"/>
-              <w:bottom w:w="100" w:type="dxa"/>
               <w:end w:w="120" w:type="dxa"/>
             </w:tcMar>
-            <w:tcBorders>
-              <w:top w:val="single" w:sz="4" w:space="0" w:color="C9C9C9"/>
-              <w:left w:val="single" w:sz="4" w:space="0" w:color="C9C9C9"/>
-              <w:bottom w:val="single" w:sz="4" w:space="0" w:color="C9C9C9"/>
-              <w:right w:val="single" w:sz="4" w:space="0" w:color="C9C9C9"/>
-            </w:tcBorders>
-            <w:vAlign w:val="center"/>
           </w:tcPr>
           <w:p>
             <w:pPr>
@@ -3887,29 +3349,31 @@
             <w:r>
               <w:rPr>
                 <w:rFonts w:ascii="Calibri" w:hAnsi="Calibri" w:eastAsia="Malgun Gothic"/>
+                <w:b w:val="0"/>
+                <w:i w:val="0"/>
                 <w:color w:val="000000"/>
-                <w:sz w:val="18"/>
+                <w:sz w:val="19"/>
               </w:rPr>
-              <w:t>압축 해제 확인</w:t>
+              <w:t>압축 해제</w:t>
             </w:r>
           </w:p>
         </w:tc>
         <w:tc>
           <w:tcPr>
-            <w:tcW w:type="dxa" w:w="5100"/>
+            <w:tcW w:type="dxa" w:w="4986"/>
+            <w:vAlign w:val="center"/>
+            <w:tcBorders>
+              <w:top w:val="single" w:sz="4" w:space="0" w:color="C8C8C8"/>
+              <w:left w:val="single" w:sz="4" w:space="0" w:color="C8C8C8"/>
+              <w:bottom w:val="single" w:sz="4" w:space="0" w:color="C8C8C8"/>
+              <w:right w:val="single" w:sz="4" w:space="0" w:color="C8C8C8"/>
+            </w:tcBorders>
             <w:tcMar>
-              <w:top w:w="100" w:type="dxa"/>
+              <w:top w:w="80" w:type="dxa"/>
+              <w:bottom w:w="80" w:type="dxa"/>
               <w:start w:w="120" w:type="dxa"/>
-              <w:bottom w:w="100" w:type="dxa"/>
               <w:end w:w="120" w:type="dxa"/>
             </w:tcMar>
-            <w:tcBorders>
-              <w:top w:val="single" w:sz="4" w:space="0" w:color="C9C9C9"/>
-              <w:left w:val="single" w:sz="4" w:space="0" w:color="C9C9C9"/>
-              <w:bottom w:val="single" w:sz="4" w:space="0" w:color="C9C9C9"/>
-              <w:right w:val="single" w:sz="4" w:space="0" w:color="C9C9C9"/>
-            </w:tcBorders>
-            <w:vAlign w:val="center"/>
           </w:tcPr>
           <w:p>
             <w:pPr>
@@ -3918,10 +3382,12 @@
             <w:r>
               <w:rPr>
                 <w:rFonts w:ascii="Calibri" w:hAnsi="Calibri" w:eastAsia="Malgun Gothic"/>
+                <w:b w:val="0"/>
+                <w:i w:val="0"/>
                 <w:color w:val="000000"/>
-                <w:sz w:val="18"/>
+                <w:sz w:val="19"/>
               </w:rPr>
-              <w:t>제출 전 다른 폴더에 압축을 풀어 원본 폴더가 아닌 위치에서 확인한다.</w:t>
+              <w:t>제출 전 다른 폴더에 압축을 풀고 그 위치에서 실행 확인</w:t>
             </w:r>
           </w:p>
         </w:tc>
@@ -3929,20 +3395,20 @@
       <w:tr>
         <w:tc>
           <w:tcPr>
-            <w:tcW w:type="dxa" w:w="5100"/>
+            <w:tcW w:type="dxa" w:w="4986"/>
+            <w:vAlign w:val="center"/>
+            <w:tcBorders>
+              <w:top w:val="single" w:sz="4" w:space="0" w:color="C8C8C8"/>
+              <w:left w:val="single" w:sz="4" w:space="0" w:color="C8C8C8"/>
+              <w:bottom w:val="single" w:sz="4" w:space="0" w:color="C8C8C8"/>
+              <w:right w:val="single" w:sz="4" w:space="0" w:color="C8C8C8"/>
+            </w:tcBorders>
             <w:tcMar>
-              <w:top w:w="100" w:type="dxa"/>
+              <w:top w:w="80" w:type="dxa"/>
+              <w:bottom w:w="80" w:type="dxa"/>
               <w:start w:w="120" w:type="dxa"/>
-              <w:bottom w:w="100" w:type="dxa"/>
               <w:end w:w="120" w:type="dxa"/>
             </w:tcMar>
-            <w:tcBorders>
-              <w:top w:val="single" w:sz="4" w:space="0" w:color="C9C9C9"/>
-              <w:left w:val="single" w:sz="4" w:space="0" w:color="C9C9C9"/>
-              <w:bottom w:val="single" w:sz="4" w:space="0" w:color="C9C9C9"/>
-              <w:right w:val="single" w:sz="4" w:space="0" w:color="C9C9C9"/>
-            </w:tcBorders>
-            <w:vAlign w:val="center"/>
           </w:tcPr>
           <w:p>
             <w:pPr>
@@ -3951,29 +3417,31 @@
             <w:r>
               <w:rPr>
                 <w:rFonts w:ascii="Calibri" w:hAnsi="Calibri" w:eastAsia="Malgun Gothic"/>
+                <w:b w:val="0"/>
+                <w:i w:val="0"/>
                 <w:color w:val="000000"/>
-                <w:sz w:val="18"/>
+                <w:sz w:val="19"/>
               </w:rPr>
-              <w:t>솔루션 열기</w:t>
+              <w:t>솔루션</w:t>
             </w:r>
           </w:p>
         </w:tc>
         <w:tc>
           <w:tcPr>
-            <w:tcW w:type="dxa" w:w="5100"/>
+            <w:tcW w:type="dxa" w:w="4986"/>
+            <w:vAlign w:val="center"/>
+            <w:tcBorders>
+              <w:top w:val="single" w:sz="4" w:space="0" w:color="C8C8C8"/>
+              <w:left w:val="single" w:sz="4" w:space="0" w:color="C8C8C8"/>
+              <w:bottom w:val="single" w:sz="4" w:space="0" w:color="C8C8C8"/>
+              <w:right w:val="single" w:sz="4" w:space="0" w:color="C8C8C8"/>
+            </w:tcBorders>
             <w:tcMar>
-              <w:top w:w="100" w:type="dxa"/>
+              <w:top w:w="80" w:type="dxa"/>
+              <w:bottom w:w="80" w:type="dxa"/>
               <w:start w:w="120" w:type="dxa"/>
-              <w:bottom w:w="100" w:type="dxa"/>
               <w:end w:w="120" w:type="dxa"/>
             </w:tcMar>
-            <w:tcBorders>
-              <w:top w:val="single" w:sz="4" w:space="0" w:color="C9C9C9"/>
-              <w:left w:val="single" w:sz="4" w:space="0" w:color="C9C9C9"/>
-              <w:bottom w:val="single" w:sz="4" w:space="0" w:color="C9C9C9"/>
-              <w:right w:val="single" w:sz="4" w:space="0" w:color="C9C9C9"/>
-            </w:tcBorders>
-            <w:vAlign w:val="center"/>
           </w:tcPr>
           <w:p>
             <w:pPr>
@@ -3982,10 +3450,12 @@
             <w:r>
               <w:rPr>
                 <w:rFonts w:ascii="Calibri" w:hAnsi="Calibri" w:eastAsia="Malgun Gothic"/>
+                <w:b w:val="0"/>
+                <w:i w:val="0"/>
                 <w:color w:val="000000"/>
-                <w:sz w:val="18"/>
+                <w:sz w:val="19"/>
               </w:rPr>
-              <w:t>LabProject07-9-1-3.sln을 Visual Studio에서 연다.</w:t>
+              <w:t>LabProject07-9-1-3.sln이 정상적으로 열리는지 확인</w:t>
             </w:r>
           </w:p>
         </w:tc>
@@ -3993,20 +3463,20 @@
       <w:tr>
         <w:tc>
           <w:tcPr>
-            <w:tcW w:type="dxa" w:w="5100"/>
+            <w:tcW w:type="dxa" w:w="4986"/>
+            <w:vAlign w:val="center"/>
+            <w:tcBorders>
+              <w:top w:val="single" w:sz="4" w:space="0" w:color="C8C8C8"/>
+              <w:left w:val="single" w:sz="4" w:space="0" w:color="C8C8C8"/>
+              <w:bottom w:val="single" w:sz="4" w:space="0" w:color="C8C8C8"/>
+              <w:right w:val="single" w:sz="4" w:space="0" w:color="C8C8C8"/>
+            </w:tcBorders>
             <w:tcMar>
-              <w:top w:w="100" w:type="dxa"/>
+              <w:top w:w="80" w:type="dxa"/>
+              <w:bottom w:w="80" w:type="dxa"/>
               <w:start w:w="120" w:type="dxa"/>
-              <w:bottom w:w="100" w:type="dxa"/>
               <w:end w:w="120" w:type="dxa"/>
             </w:tcMar>
-            <w:tcBorders>
-              <w:top w:val="single" w:sz="4" w:space="0" w:color="C9C9C9"/>
-              <w:left w:val="single" w:sz="4" w:space="0" w:color="C9C9C9"/>
-              <w:bottom w:val="single" w:sz="4" w:space="0" w:color="C9C9C9"/>
-              <w:right w:val="single" w:sz="4" w:space="0" w:color="C9C9C9"/>
-            </w:tcBorders>
-            <w:vAlign w:val="center"/>
           </w:tcPr>
           <w:p>
             <w:pPr>
@@ -4015,29 +3485,31 @@
             <w:r>
               <w:rPr>
                 <w:rFonts w:ascii="Calibri" w:hAnsi="Calibri" w:eastAsia="Malgun Gothic"/>
+                <w:b w:val="0"/>
+                <w:i w:val="0"/>
                 <w:color w:val="000000"/>
-                <w:sz w:val="18"/>
+                <w:sz w:val="19"/>
               </w:rPr>
-              <w:t>빌드 설정</w:t>
+              <w:t>빌드</w:t>
             </w:r>
           </w:p>
         </w:tc>
         <w:tc>
           <w:tcPr>
-            <w:tcW w:type="dxa" w:w="5100"/>
+            <w:tcW w:type="dxa" w:w="4986"/>
+            <w:vAlign w:val="center"/>
+            <w:tcBorders>
+              <w:top w:val="single" w:sz="4" w:space="0" w:color="C8C8C8"/>
+              <w:left w:val="single" w:sz="4" w:space="0" w:color="C8C8C8"/>
+              <w:bottom w:val="single" w:sz="4" w:space="0" w:color="C8C8C8"/>
+              <w:right w:val="single" w:sz="4" w:space="0" w:color="C8C8C8"/>
+            </w:tcBorders>
             <w:tcMar>
-              <w:top w:w="100" w:type="dxa"/>
+              <w:top w:w="80" w:type="dxa"/>
+              <w:bottom w:w="80" w:type="dxa"/>
               <w:start w:w="120" w:type="dxa"/>
-              <w:bottom w:w="100" w:type="dxa"/>
               <w:end w:w="120" w:type="dxa"/>
             </w:tcMar>
-            <w:tcBorders>
-              <w:top w:val="single" w:sz="4" w:space="0" w:color="C9C9C9"/>
-              <w:left w:val="single" w:sz="4" w:space="0" w:color="C9C9C9"/>
-              <w:bottom w:val="single" w:sz="4" w:space="0" w:color="C9C9C9"/>
-              <w:right w:val="single" w:sz="4" w:space="0" w:color="C9C9C9"/>
-            </w:tcBorders>
-            <w:vAlign w:val="center"/>
           </w:tcPr>
           <w:p>
             <w:pPr>
@@ -4046,10 +3518,12 @@
             <w:r>
               <w:rPr>
                 <w:rFonts w:ascii="Calibri" w:hAnsi="Calibri" w:eastAsia="Malgun Gothic"/>
+                <w:b w:val="0"/>
+                <w:i w:val="0"/>
                 <w:color w:val="000000"/>
-                <w:sz w:val="18"/>
+                <w:sz w:val="19"/>
               </w:rPr>
-              <w:t>x64 / Release 모드로 설정하고 전체 빌드를 수행한다.</w:t>
+              <w:t>x64 / Release 모드로 전체 빌드 확인</w:t>
             </w:r>
           </w:p>
         </w:tc>
@@ -4057,20 +3531,20 @@
       <w:tr>
         <w:tc>
           <w:tcPr>
-            <w:tcW w:type="dxa" w:w="5100"/>
+            <w:tcW w:type="dxa" w:w="4986"/>
+            <w:vAlign w:val="center"/>
+            <w:tcBorders>
+              <w:top w:val="single" w:sz="4" w:space="0" w:color="C8C8C8"/>
+              <w:left w:val="single" w:sz="4" w:space="0" w:color="C8C8C8"/>
+              <w:bottom w:val="single" w:sz="4" w:space="0" w:color="C8C8C8"/>
+              <w:right w:val="single" w:sz="4" w:space="0" w:color="C8C8C8"/>
+            </w:tcBorders>
             <w:tcMar>
-              <w:top w:w="100" w:type="dxa"/>
+              <w:top w:w="80" w:type="dxa"/>
+              <w:bottom w:w="80" w:type="dxa"/>
               <w:start w:w="120" w:type="dxa"/>
-              <w:bottom w:w="100" w:type="dxa"/>
               <w:end w:w="120" w:type="dxa"/>
             </w:tcMar>
-            <w:tcBorders>
-              <w:top w:val="single" w:sz="4" w:space="0" w:color="C9C9C9"/>
-              <w:left w:val="single" w:sz="4" w:space="0" w:color="C9C9C9"/>
-              <w:bottom w:val="single" w:sz="4" w:space="0" w:color="C9C9C9"/>
-              <w:right w:val="single" w:sz="4" w:space="0" w:color="C9C9C9"/>
-            </w:tcBorders>
-            <w:vAlign w:val="center"/>
           </w:tcPr>
           <w:p>
             <w:pPr>
@@ -4079,29 +3553,31 @@
             <w:r>
               <w:rPr>
                 <w:rFonts w:ascii="Calibri" w:hAnsi="Calibri" w:eastAsia="Malgun Gothic"/>
+                <w:b w:val="0"/>
+                <w:i w:val="0"/>
                 <w:color w:val="000000"/>
-                <w:sz w:val="18"/>
+                <w:sz w:val="19"/>
               </w:rPr>
-              <w:t>리소스 경로</w:t>
+              <w:t>리소스</w:t>
             </w:r>
           </w:p>
         </w:tc>
         <w:tc>
           <w:tcPr>
-            <w:tcW w:type="dxa" w:w="5100"/>
+            <w:tcW w:type="dxa" w:w="4986"/>
+            <w:vAlign w:val="center"/>
+            <w:tcBorders>
+              <w:top w:val="single" w:sz="4" w:space="0" w:color="C8C8C8"/>
+              <w:left w:val="single" w:sz="4" w:space="0" w:color="C8C8C8"/>
+              <w:bottom w:val="single" w:sz="4" w:space="0" w:color="C8C8C8"/>
+              <w:right w:val="single" w:sz="4" w:space="0" w:color="C8C8C8"/>
+            </w:tcBorders>
             <w:tcMar>
-              <w:top w:w="100" w:type="dxa"/>
+              <w:top w:w="80" w:type="dxa"/>
+              <w:bottom w:w="80" w:type="dxa"/>
               <w:start w:w="120" w:type="dxa"/>
-              <w:bottom w:w="100" w:type="dxa"/>
               <w:end w:w="120" w:type="dxa"/>
             </w:tcMar>
-            <w:tcBorders>
-              <w:top w:val="single" w:sz="4" w:space="0" w:color="C9C9C9"/>
-              <w:left w:val="single" w:sz="4" w:space="0" w:color="C9C9C9"/>
-              <w:bottom w:val="single" w:sz="4" w:space="0" w:color="C9C9C9"/>
-              <w:right w:val="single" w:sz="4" w:space="0" w:color="C9C9C9"/>
-            </w:tcBorders>
-            <w:vAlign w:val="center"/>
           </w:tcPr>
           <w:p>
             <w:pPr>
@@ -4110,10 +3586,12 @@
             <w:r>
               <w:rPr>
                 <w:rFonts w:ascii="Calibri" w:hAnsi="Calibri" w:eastAsia="Malgun Gothic"/>
+                <w:b w:val="0"/>
+                <w:i w:val="0"/>
                 <w:color w:val="000000"/>
-                <w:sz w:val="18"/>
+                <w:sz w:val="19"/>
               </w:rPr>
-              <w:t>Model 폴더의 .bin 파일과 Sound 폴더의 mp3/wav 파일이 압축에 포함되어 있는지 확인한다.</w:t>
+              <w:t>Model 폴더의 .bin 파일과 Sound 폴더의 mp3/wav 파일 포함 여부 확인</w:t>
             </w:r>
           </w:p>
         </w:tc>
@@ -4121,20 +3599,20 @@
       <w:tr>
         <w:tc>
           <w:tcPr>
-            <w:tcW w:type="dxa" w:w="5100"/>
+            <w:tcW w:type="dxa" w:w="4986"/>
+            <w:vAlign w:val="center"/>
+            <w:tcBorders>
+              <w:top w:val="single" w:sz="4" w:space="0" w:color="C8C8C8"/>
+              <w:left w:val="single" w:sz="4" w:space="0" w:color="C8C8C8"/>
+              <w:bottom w:val="single" w:sz="4" w:space="0" w:color="C8C8C8"/>
+              <w:right w:val="single" w:sz="4" w:space="0" w:color="C8C8C8"/>
+            </w:tcBorders>
             <w:tcMar>
-              <w:top w:w="100" w:type="dxa"/>
+              <w:top w:w="80" w:type="dxa"/>
+              <w:bottom w:w="80" w:type="dxa"/>
               <w:start w:w="120" w:type="dxa"/>
-              <w:bottom w:w="100" w:type="dxa"/>
               <w:end w:w="120" w:type="dxa"/>
             </w:tcMar>
-            <w:tcBorders>
-              <w:top w:val="single" w:sz="4" w:space="0" w:color="C9C9C9"/>
-              <w:left w:val="single" w:sz="4" w:space="0" w:color="C9C9C9"/>
-              <w:bottom w:val="single" w:sz="4" w:space="0" w:color="C9C9C9"/>
-              <w:right w:val="single" w:sz="4" w:space="0" w:color="C9C9C9"/>
-            </w:tcBorders>
-            <w:vAlign w:val="center"/>
           </w:tcPr>
           <w:p>
             <w:pPr>
@@ -4143,29 +3621,31 @@
             <w:r>
               <w:rPr>
                 <w:rFonts w:ascii="Calibri" w:hAnsi="Calibri" w:eastAsia="Malgun Gothic"/>
+                <w:b w:val="0"/>
+                <w:i w:val="0"/>
                 <w:color w:val="000000"/>
-                <w:sz w:val="18"/>
+                <w:sz w:val="19"/>
               </w:rPr>
-              <w:t>초기 화면</w:t>
+              <w:t>플레이</w:t>
             </w:r>
           </w:p>
         </w:tc>
         <w:tc>
           <w:tcPr>
-            <w:tcW w:type="dxa" w:w="5100"/>
+            <w:tcW w:type="dxa" w:w="4986"/>
+            <w:vAlign w:val="center"/>
+            <w:tcBorders>
+              <w:top w:val="single" w:sz="4" w:space="0" w:color="C8C8C8"/>
+              <w:left w:val="single" w:sz="4" w:space="0" w:color="C8C8C8"/>
+              <w:bottom w:val="single" w:sz="4" w:space="0" w:color="C8C8C8"/>
+              <w:right w:val="single" w:sz="4" w:space="0" w:color="C8C8C8"/>
+            </w:tcBorders>
             <w:tcMar>
-              <w:top w:w="100" w:type="dxa"/>
+              <w:top w:w="80" w:type="dxa"/>
+              <w:bottom w:w="80" w:type="dxa"/>
               <w:start w:w="120" w:type="dxa"/>
-              <w:bottom w:w="100" w:type="dxa"/>
               <w:end w:w="120" w:type="dxa"/>
             </w:tcMar>
-            <w:tcBorders>
-              <w:top w:val="single" w:sz="4" w:space="0" w:color="C9C9C9"/>
-              <w:left w:val="single" w:sz="4" w:space="0" w:color="C9C9C9"/>
-              <w:bottom w:val="single" w:sz="4" w:space="0" w:color="C9C9C9"/>
-              <w:right w:val="single" w:sz="4" w:space="0" w:color="C9C9C9"/>
-            </w:tcBorders>
-            <w:vAlign w:val="center"/>
           </w:tcPr>
           <w:p>
             <w:pPr>
@@ -4174,10 +3654,12 @@
             <w:r>
               <w:rPr>
                 <w:rFonts w:ascii="Calibri" w:hAnsi="Calibri" w:eastAsia="Malgun Gothic"/>
+                <w:b w:val="0"/>
+                <w:i w:val="0"/>
                 <w:color w:val="000000"/>
-                <w:sz w:val="18"/>
+                <w:sz w:val="19"/>
               </w:rPr>
-              <w:t>3D 제목/Start 텍스트가 보이고 title_screen_bgm.mp3가 재생되는지 확인한다.</w:t>
+              <w:t>초기 화면, Stage1, Stage2, 1층/2층 이동, 적 전투, 게임 종료 확인</w:t>
             </w:r>
           </w:p>
         </w:tc>
@@ -4185,20 +3667,20 @@
       <w:tr>
         <w:tc>
           <w:tcPr>
-            <w:tcW w:type="dxa" w:w="5100"/>
+            <w:tcW w:type="dxa" w:w="4986"/>
+            <w:vAlign w:val="center"/>
+            <w:tcBorders>
+              <w:top w:val="single" w:sz="4" w:space="0" w:color="C8C8C8"/>
+              <w:left w:val="single" w:sz="4" w:space="0" w:color="C8C8C8"/>
+              <w:bottom w:val="single" w:sz="4" w:space="0" w:color="C8C8C8"/>
+              <w:right w:val="single" w:sz="4" w:space="0" w:color="C8C8C8"/>
+            </w:tcBorders>
             <w:tcMar>
-              <w:top w:w="100" w:type="dxa"/>
+              <w:top w:w="80" w:type="dxa"/>
+              <w:bottom w:w="80" w:type="dxa"/>
               <w:start w:w="120" w:type="dxa"/>
-              <w:bottom w:w="100" w:type="dxa"/>
               <w:end w:w="120" w:type="dxa"/>
             </w:tcMar>
-            <w:tcBorders>
-              <w:top w:val="single" w:sz="4" w:space="0" w:color="C9C9C9"/>
-              <w:left w:val="single" w:sz="4" w:space="0" w:color="C9C9C9"/>
-              <w:bottom w:val="single" w:sz="4" w:space="0" w:color="C9C9C9"/>
-              <w:right w:val="single" w:sz="4" w:space="0" w:color="C9C9C9"/>
-            </w:tcBorders>
-            <w:vAlign w:val="center"/>
           </w:tcPr>
           <w:p>
             <w:pPr>
@@ -4207,29 +3689,31 @@
             <w:r>
               <w:rPr>
                 <w:rFonts w:ascii="Calibri" w:hAnsi="Calibri" w:eastAsia="Malgun Gothic"/>
+                <w:b w:val="0"/>
+                <w:i w:val="0"/>
                 <w:color w:val="000000"/>
-                <w:sz w:val="18"/>
+                <w:sz w:val="19"/>
               </w:rPr>
-              <w:t>스테이지 선택</w:t>
+              <w:t>문서</w:t>
             </w:r>
           </w:p>
         </w:tc>
         <w:tc>
           <w:tcPr>
-            <w:tcW w:type="dxa" w:w="5100"/>
+            <w:tcW w:type="dxa" w:w="4986"/>
+            <w:vAlign w:val="center"/>
+            <w:tcBorders>
+              <w:top w:val="single" w:sz="4" w:space="0" w:color="C8C8C8"/>
+              <w:left w:val="single" w:sz="4" w:space="0" w:color="C8C8C8"/>
+              <w:bottom w:val="single" w:sz="4" w:space="0" w:color="C8C8C8"/>
+              <w:right w:val="single" w:sz="4" w:space="0" w:color="C8C8C8"/>
+            </w:tcBorders>
             <w:tcMar>
-              <w:top w:w="100" w:type="dxa"/>
+              <w:top w:w="80" w:type="dxa"/>
+              <w:bottom w:w="80" w:type="dxa"/>
               <w:start w:w="120" w:type="dxa"/>
-              <w:bottom w:w="100" w:type="dxa"/>
               <w:end w:w="120" w:type="dxa"/>
             </w:tcMar>
-            <w:tcBorders>
-              <w:top w:val="single" w:sz="4" w:space="0" w:color="C9C9C9"/>
-              <w:left w:val="single" w:sz="4" w:space="0" w:color="C9C9C9"/>
-              <w:bottom w:val="single" w:sz="4" w:space="0" w:color="C9C9C9"/>
-              <w:right w:val="single" w:sz="4" w:space="0" w:color="C9C9C9"/>
-            </w:tcBorders>
-            <w:vAlign w:val="center"/>
           </w:tcPr>
           <w:p>
             <w:pPr>
@@ -4238,193 +3722,22 @@
             <w:r>
               <w:rPr>
                 <w:rFonts w:ascii="Calibri" w:hAnsi="Calibri" w:eastAsia="Malgun Gothic"/>
+                <w:b w:val="0"/>
+                <w:i w:val="0"/>
                 <w:color w:val="000000"/>
-                <w:sz w:val="18"/>
+                <w:sz w:val="19"/>
               </w:rPr>
-              <w:t>Stage1/Stage2 텍스트 클릭 또는 숫자 1/2로 각 스테이지가 시작되는지 확인한다.</w:t>
-            </w:r>
-          </w:p>
-        </w:tc>
-      </w:tr>
-      <w:tr>
-        <w:tc>
-          <w:tcPr>
-            <w:tcW w:type="dxa" w:w="5100"/>
-            <w:tcMar>
-              <w:top w:w="100" w:type="dxa"/>
-              <w:start w:w="120" w:type="dxa"/>
-              <w:bottom w:w="100" w:type="dxa"/>
-              <w:end w:w="120" w:type="dxa"/>
-            </w:tcMar>
-            <w:tcBorders>
-              <w:top w:val="single" w:sz="4" w:space="0" w:color="C9C9C9"/>
-              <w:left w:val="single" w:sz="4" w:space="0" w:color="C9C9C9"/>
-              <w:bottom w:val="single" w:sz="4" w:space="0" w:color="C9C9C9"/>
-              <w:right w:val="single" w:sz="4" w:space="0" w:color="C9C9C9"/>
-            </w:tcBorders>
-            <w:vAlign w:val="center"/>
-          </w:tcPr>
-          <w:p>
-            <w:pPr>
-              <w:spacing w:after="40"/>
-            </w:pPr>
-            <w:r>
-              <w:rPr>
-                <w:rFonts w:ascii="Calibri" w:hAnsi="Calibri" w:eastAsia="Malgun Gothic"/>
-                <w:color w:val="000000"/>
-                <w:sz w:val="18"/>
-              </w:rPr>
-              <w:t>카메라/충돌</w:t>
-            </w:r>
-          </w:p>
-        </w:tc>
-        <w:tc>
-          <w:tcPr>
-            <w:tcW w:type="dxa" w:w="5100"/>
-            <w:tcMar>
-              <w:top w:w="100" w:type="dxa"/>
-              <w:start w:w="120" w:type="dxa"/>
-              <w:bottom w:w="100" w:type="dxa"/>
-              <w:end w:w="120" w:type="dxa"/>
-            </w:tcMar>
-            <w:tcBorders>
-              <w:top w:val="single" w:sz="4" w:space="0" w:color="C9C9C9"/>
-              <w:left w:val="single" w:sz="4" w:space="0" w:color="C9C9C9"/>
-              <w:bottom w:val="single" w:sz="4" w:space="0" w:color="C9C9C9"/>
-              <w:right w:val="single" w:sz="4" w:space="0" w:color="C9C9C9"/>
-            </w:tcBorders>
-            <w:vAlign w:val="center"/>
-          </w:tcPr>
-          <w:p>
-            <w:pPr>
-              <w:spacing w:after="40"/>
-            </w:pPr>
-            <w:r>
-              <w:rPr>
-                <w:rFonts w:ascii="Calibri" w:hAnsi="Calibri" w:eastAsia="Malgun Gothic"/>
-                <w:color w:val="000000"/>
-                <w:sz w:val="18"/>
-              </w:rPr>
-              <w:t>F1/F3 전환, Crosshair, 벽/문/계단/2층 충돌, F5 디버그 토글을 확인한다.</w:t>
-            </w:r>
-          </w:p>
-        </w:tc>
-      </w:tr>
-      <w:tr>
-        <w:tc>
-          <w:tcPr>
-            <w:tcW w:type="dxa" w:w="5100"/>
-            <w:tcMar>
-              <w:top w:w="100" w:type="dxa"/>
-              <w:start w:w="120" w:type="dxa"/>
-              <w:bottom w:w="100" w:type="dxa"/>
-              <w:end w:w="120" w:type="dxa"/>
-            </w:tcMar>
-            <w:tcBorders>
-              <w:top w:val="single" w:sz="4" w:space="0" w:color="C9C9C9"/>
-              <w:left w:val="single" w:sz="4" w:space="0" w:color="C9C9C9"/>
-              <w:bottom w:val="single" w:sz="4" w:space="0" w:color="C9C9C9"/>
-              <w:right w:val="single" w:sz="4" w:space="0" w:color="C9C9C9"/>
-            </w:tcBorders>
-            <w:vAlign w:val="center"/>
-          </w:tcPr>
-          <w:p>
-            <w:pPr>
-              <w:spacing w:after="40"/>
-            </w:pPr>
-            <w:r>
-              <w:rPr>
-                <w:rFonts w:ascii="Calibri" w:hAnsi="Calibri" w:eastAsia="Malgun Gothic"/>
-                <w:color w:val="000000"/>
-                <w:sz w:val="18"/>
-              </w:rPr>
-              <w:t>전투</w:t>
-            </w:r>
-          </w:p>
-        </w:tc>
-        <w:tc>
-          <w:tcPr>
-            <w:tcW w:type="dxa" w:w="5100"/>
-            <w:tcMar>
-              <w:top w:w="100" w:type="dxa"/>
-              <w:start w:w="120" w:type="dxa"/>
-              <w:bottom w:w="100" w:type="dxa"/>
-              <w:end w:w="120" w:type="dxa"/>
-            </w:tcMar>
-            <w:tcBorders>
-              <w:top w:val="single" w:sz="4" w:space="0" w:color="C9C9C9"/>
-              <w:left w:val="single" w:sz="4" w:space="0" w:color="C9C9C9"/>
-              <w:bottom w:val="single" w:sz="4" w:space="0" w:color="C9C9C9"/>
-              <w:right w:val="single" w:sz="4" w:space="0" w:color="C9C9C9"/>
-            </w:tcBorders>
-            <w:vAlign w:val="center"/>
-          </w:tcPr>
-          <w:p>
-            <w:pPr>
-              <w:spacing w:after="40"/>
-            </w:pPr>
-            <w:r>
-              <w:rPr>
-                <w:rFonts w:ascii="Calibri" w:hAnsi="Calibri" w:eastAsia="Malgun Gothic"/>
-                <w:color w:val="000000"/>
-                <w:sz w:val="18"/>
-              </w:rPr>
-              <w:t>적 추적/사격, HP 감소, 피격 효과, K/H 키, 적 전멸 또는 HP 0 게임 종료를 확인한다.</w:t>
+              <w:t>실행 화면 캡처를 이 문서의 회색 박스 위치에 삽입</w:t>
             </w:r>
           </w:p>
         </w:tc>
       </w:tr>
     </w:tbl>
-    <w:p>
-      <w:pPr>
-        <w:pStyle w:val="Heading1"/>
-        <w:spacing w:before="320" w:after="160"/>
-      </w:pPr>
-      <w:r>
-        <w:rPr>
-          <w:rFonts w:ascii="Calibri" w:hAnsi="Calibri" w:eastAsia="Malgun Gothic"/>
-          <w:b/>
-          <w:color w:val="1F4E79"/>
-          <w:sz w:val="32"/>
-        </w:rPr>
-        <w:t>14. 결론</w:t>
-      </w:r>
-    </w:p>
-    <w:p>
-      <w:pPr>
-        <w:spacing w:after="160" w:before="0" w:line="269" w:lineRule="auto"/>
-      </w:pPr>
-      <w:r>
-        <w:rPr>
-          <w:rFonts w:ascii="Calibri" w:hAnsi="Calibri" w:eastAsia="Malgun Gothic"/>
-          <w:b w:val="0"/>
-          <w:i w:val="0"/>
-          <w:color w:val="000000"/>
-          <w:sz w:val="21"/>
-        </w:rPr>
-        <w:t>본 과제는 단순한 정적 미로를 넘어서 2층 구조, 자동문, 계단, 스테이지 선택, 1인칭/3인칭 카메라, Crosshair, 적 AI, 사격, HP, 피격 효과, BGM/효과음, 스테이지별 조명을 포함하는 3D 슈팅 게임으로 확장하였다. 특히 정적 맵 충돌은 격자 기반으로 단순하고 빠르게 처리하고, 슈팅 판정은 Ray-Sphere와 벽 가림 검사를 사용하여 게임 장르에 맞는 판정을 분리했다.</w:t>
-      </w:r>
-    </w:p>
-    <w:p>
-      <w:pPr>
-        <w:spacing w:after="200" w:before="0" w:line="269" w:lineRule="auto"/>
-      </w:pPr>
-      <w:r>
-        <w:rPr>
-          <w:rFonts w:ascii="Calibri" w:hAnsi="Calibri" w:eastAsia="Malgun Gothic"/>
-          <w:b w:val="0"/>
-          <w:i w:val="0"/>
-          <w:color w:val="000000"/>
-          <w:sz w:val="21"/>
-        </w:rPr>
-        <w:t>제출 전에는 반드시 압축을 다른 폴더에 풀어 Release x64 빌드와 실행을 다시 확인해야 한다. 문서의 실행 결과 영역에는 실제 실행 화면을 삽입하여 구현 기능이 시각적으로 증명되도록 한다.</w:t>
-      </w:r>
-    </w:p>
     <w:sectPr>
       <w:headerReference w:type="default" r:id="rId9"/>
       <w:footerReference w:type="default" r:id="rId10"/>
       <w:pgSz w:w="12240" w:h="15840"/>
-      <w:pgMar w:top="964" w:right="1020" w:bottom="907" w:left="1020" w:header="720" w:footer="720" w:gutter="0"/>
+      <w:pgMar w:top="1134" w:right="1134" w:bottom="1020" w:left="1134" w:header="680" w:footer="680" w:gutter="0"/>
       <w:cols w:space="720"/>
       <w:docGrid w:linePitch="360"/>
     </w:sectPr>
@@ -4437,14 +3750,14 @@
   <w:p>
     <w:pPr>
       <w:pStyle w:val="Footer"/>
-      <w:spacing w:after="0" w:before="0" w:line="269" w:lineRule="auto"/>
       <w:jc w:val="center"/>
     </w:pPr>
     <w:r>
       <w:rPr>
         <w:rFonts w:ascii="Calibri" w:hAnsi="Calibri" w:eastAsia="Malgun Gothic"/>
         <w:b w:val="0"/>
-        <w:color w:val="595959"/>
+        <w:i w:val="0"/>
+        <w:color w:val="5A5A5A"/>
         <w:sz w:val="17"/>
       </w:rPr>
       <w:t>LabProject07-9-1-3</w:t>
@@ -4458,16 +3771,16 @@
   <w:p>
     <w:pPr>
       <w:pStyle w:val="Header"/>
-      <w:spacing w:after="0" w:before="0" w:line="269" w:lineRule="auto"/>
     </w:pPr>
     <w:r>
       <w:rPr>
         <w:rFonts w:ascii="Calibri" w:hAnsi="Calibri" w:eastAsia="Malgun Gothic"/>
         <w:b w:val="0"/>
-        <w:color w:val="595959"/>
+        <w:i w:val="0"/>
+        <w:color w:val="5A5A5A"/>
         <w:sz w:val="17"/>
       </w:rPr>
-      <w:t>3D 그래픽스 과제 설명서 | Wolfenstein 스타일 3D 미로 슈팅 게임</w:t>
+      <w:t>3DGP 과제 02 설명 문서</w:t>
     </w:r>
   </w:p>
 </w:hdr>
